--- a/4.质量管理/2.运行记录类文件/TXHS-04-13-2025年度运维服务质量管理内审不符合报告.docx
+++ b/4.质量管理/2.运行记录类文件/TXHS-04-13-2025年度运维服务质量管理内审不符合报告.docx
@@ -630,8 +630,6 @@
               </w:rPr>
               <w:t>审核时间</w:t>
             </w:r>
-            <w:bookmarkStart w:id="3" w:name="_GoBack"/>
-            <w:bookmarkEnd w:id="3"/>
             <w:r>
               <w:rPr>
                 <w:rFonts w:hint="eastAsia" w:asciiTheme="minorAscii" w:hAnsiTheme="minorAscii" w:eastAsiaTheme="minorEastAsia"/>
@@ -1375,7 +1373,7 @@
                 <w:vertAlign w:val="baseline"/>
                 <w:lang w:val="en-US" w:eastAsia="zh-CN"/>
               </w:rPr>
-              <w:t>沈坚</w:t>
+              <w:t>李伟</w:t>
             </w:r>
           </w:p>
         </w:tc>
@@ -1418,7 +1416,7 @@
                 <w:vertAlign w:val="baseline"/>
                 <w:lang w:val="en-US" w:eastAsia="zh-CN"/>
               </w:rPr>
-              <w:t>茅建根</w:t>
+              <w:t>陈凯</w:t>
             </w:r>
           </w:p>
         </w:tc>
@@ -2500,7 +2498,7 @@
                 <w:spacing w:val="5"/>
                 <w:lang w:val="en-US" w:eastAsia="zh-CN"/>
               </w:rPr>
-              <w:t>程方</w:t>
+              <w:t>强宇涛</w:t>
             </w:r>
           </w:p>
         </w:tc>
@@ -2562,7 +2560,7 @@
                 <w:vertAlign w:val="baseline"/>
                 <w:lang w:val="en-US" w:eastAsia="zh-CN"/>
               </w:rPr>
-              <w:t>沈坚</w:t>
+              <w:t>李伟</w:t>
             </w:r>
           </w:p>
         </w:tc>
@@ -2696,6 +2694,8 @@
               </w:rPr>
               <w:t>查看并访谈运维服务负责人，未见运维工具效果的自评估记录信息。</w:t>
             </w:r>
+            <w:bookmarkStart w:id="3" w:name="_GoBack"/>
+            <w:bookmarkEnd w:id="3"/>
           </w:p>
         </w:tc>
       </w:tr>
@@ -2986,7 +2986,7 @@
                 <w:vertAlign w:val="baseline"/>
                 <w:lang w:val="en-US" w:eastAsia="zh-CN"/>
               </w:rPr>
-              <w:t>沈坚</w:t>
+              <w:t>李伟</w:t>
             </w:r>
           </w:p>
         </w:tc>
@@ -3015,7 +3015,7 @@
                 <w:spacing w:val="5"/>
                 <w:lang w:val="en-US" w:eastAsia="zh-CN"/>
               </w:rPr>
-              <w:t>程方</w:t>
+              <w:t>强宇涛</w:t>
             </w:r>
           </w:p>
         </w:tc>
@@ -3143,7 +3143,7 @@
                 <w:spacing w:val="5"/>
                 <w:lang w:val="en-US" w:eastAsia="zh-CN"/>
               </w:rPr>
-              <w:t>程方</w:t>
+              <w:t>强宇涛</w:t>
             </w:r>
             <w:r>
               <w:rPr>
@@ -3235,7 +3235,7 @@
                 <w:spacing w:val="5"/>
                 <w:lang w:val="en-US" w:eastAsia="zh-CN"/>
               </w:rPr>
-              <w:t>程方</w:t>
+              <w:t>强宇涛</w:t>
             </w:r>
             <w:r>
               <w:rPr>
@@ -3385,7 +3385,7 @@
                 <w:spacing w:val="5"/>
                 <w:lang w:val="en-US" w:eastAsia="zh-CN"/>
               </w:rPr>
-              <w:t>程方</w:t>
+              <w:t>强宇涛</w:t>
             </w:r>
             <w:r>
               <w:rPr>
@@ -3487,7 +3487,7 @@
                 <w:spacing w:val="9"/>
                 <w:lang w:eastAsia="zh-CN"/>
               </w:rPr>
-              <w:t>2025年12月16日，审核员沈坚查阅《运维工具使用效果自评估报告》（编号：TXHS-04-13-01），确认评估内容覆盖性能、可用性、用户反馈三项指标，符合标准7.6.1 c)要求。</w:t>
+              <w:t>2025年12月16日，审核员李伟查阅《运维工具使用效果自评估报告》（编号：TXHS-04-13-01），确认评估内容覆盖性能、可用性、用户反馈三项指标，符合标准7.6.1 c)要求。</w:t>
             </w:r>
           </w:p>
           <w:p>
@@ -3532,7 +3532,7 @@
                 <w:vertAlign w:val="baseline"/>
                 <w:lang w:val="en-US" w:eastAsia="zh-CN"/>
               </w:rPr>
-              <w:t>沈坚</w:t>
+              <w:t>李伟</w:t>
             </w:r>
             <w:r>
               <w:rPr>
@@ -3570,22 +3570,13 @@
       <w:pPr>
         <w:bidi w:val="0"/>
         <w:rPr>
-          <w:rFonts w:hint="eastAsia" w:ascii="宋体" w:hAnsi="宋体" w:eastAsia="宋体" w:cs="宋体"/>
+          <w:rFonts w:hint="default" w:ascii="宋体" w:hAnsi="宋体" w:eastAsia="宋体" w:cs="宋体"/>
           <w:snapToGrid w:val="0"/>
           <w:color w:val="000000"/>
           <w:kern w:val="0"/>
           <w:sz w:val="24"/>
           <w:szCs w:val="24"/>
           <w:lang w:val="en-US" w:eastAsia="zh-CN" w:bidi="ar-SA"/>
-        </w:rPr>
-      </w:pPr>
-    </w:p>
-    <w:p>
-      <w:pPr>
-        <w:pStyle w:val="29"/>
-        <w:rPr>
-          <w:rFonts w:hint="default"/>
-          <w:lang w:val="en-US" w:eastAsia="zh-CN"/>
         </w:rPr>
       </w:pPr>
     </w:p>

--- a/4.质量管理/2.运行记录类文件/TXHS-04-13-2025年度运维服务质量管理内审不符合报告.docx
+++ b/4.质量管理/2.运行记录类文件/TXHS-04-13-2025年度运维服务质量管理内审不符合报告.docx
@@ -1,10 +1,11 @@
 
 <file path=word/document.xml><?xml version="1.0" encoding="utf-8"?>
-<w:document xmlns:wpc="http://schemas.microsoft.com/office/word/2010/wordprocessingCanvas" xmlns:mc="http://schemas.openxmlformats.org/markup-compatibility/2006" xmlns:o="urn:schemas-microsoft-com:office:office" xmlns:r="http://schemas.openxmlformats.org/officeDocument/2006/relationships" xmlns:m="http://schemas.openxmlformats.org/officeDocument/2006/math" xmlns:v="urn:schemas-microsoft-com:vml" xmlns:wp14="http://schemas.microsoft.com/office/word/2010/wordprocessingDrawing" xmlns:wp="http://schemas.openxmlformats.org/drawingml/2006/wordprocessingDrawing" xmlns:w="http://schemas.openxmlformats.org/wordprocessingml/2006/main" xmlns:w14="http://schemas.microsoft.com/office/word/2010/wordml" xmlns:w10="urn:schemas-microsoft-com:office:word" xmlns:w15="http://schemas.microsoft.com/office/word/2012/wordml" xmlns:wpg="http://schemas.microsoft.com/office/word/2010/wordprocessingGroup" xmlns:wpi="http://schemas.microsoft.com/office/word/2010/wordprocessingInk" xmlns:wne="http://schemas.microsoft.com/office/word/2006/wordml" xmlns:wps="http://schemas.microsoft.com/office/word/2010/wordprocessingShape" xmlns:wpsCustomData="http://www.wps.cn/officeDocument/2013/wpsCustomData" mc:Ignorable="w14 w15 wp14">
+<w:document xmlns:wpc="http://schemas.microsoft.com/office/word/2010/wordprocessingCanvas" xmlns:mc="http://schemas.openxmlformats.org/markup-compatibility/2006" xmlns:o="urn:schemas-microsoft-com:office:office" xmlns:r="http://schemas.openxmlformats.org/officeDocument/2006/relationships" xmlns:m="http://schemas.openxmlformats.org/officeDocument/2006/math" xmlns:v="urn:schemas-microsoft-com:vml" xmlns:wp14="http://schemas.microsoft.com/office/word/2010/wordprocessingDrawing" xmlns:wp="http://schemas.openxmlformats.org/drawingml/2006/wordprocessingDrawing" xmlns:w10="urn:schemas-microsoft-com:office:word" xmlns:w="http://schemas.openxmlformats.org/wordprocessingml/2006/main" xmlns:w14="http://schemas.microsoft.com/office/word/2010/wordml" xmlns:w15="http://schemas.microsoft.com/office/word/2012/wordml" xmlns:wne="http://schemas.microsoft.com/office/word/2006/wordml" xmlns:wpg="http://schemas.microsoft.com/office/word/2010/wordprocessingGroup" xmlns:wpi="http://schemas.microsoft.com/office/word/2010/wordprocessingInk" xmlns:wps="http://schemas.microsoft.com/office/word/2010/wordprocessingShape" mc:Ignorable="w14 w15 wp14">
+  <!-- Generated by Aspose.Words for .NET 13.3.0.1 -->
   <w:body>
     <w:p>
       <w:pPr>
-        <w:pStyle w:val="24"/>
+        <w:pStyle w:val="a"/>
         <w:keepNext w:val="0"/>
         <w:keepLines w:val="0"/>
         <w:pageBreakBefore w:val="0"/>
@@ -24,7 +25,7 @@
       <w:bookmarkStart w:id="0" w:name="_Toc30776"/>
       <w:r>
         <w:drawing>
-          <wp:anchor distT="0" distB="0" distL="114300" distR="114300" simplePos="0" relativeHeight="251660288" behindDoc="1" locked="0" layoutInCell="1" allowOverlap="1">
+          <wp:anchor distT="0" distB="0" distL="114300" distR="114300" simplePos="0" relativeHeight="251659264" behindDoc="1" locked="0" layoutInCell="1" allowOverlap="1">
             <wp:simplePos x="0" y="0"/>
             <wp:positionH relativeFrom="column">
               <wp:posOffset>0</wp:posOffset>
@@ -49,7 +50,7 @@
                     </pic:cNvPicPr>
                   </pic:nvPicPr>
                   <pic:blipFill>
-                    <a:blip r:embed="rId7"/>
+                    <a:blip xmlns:r="http://schemas.openxmlformats.org/officeDocument/2006/relationships" r:embed="rId4"/>
                     <a:stretch>
                       <a:fillRect/>
                     </a:stretch>
@@ -79,7 +80,7 @@
           <w:lang w:val="en-US" w:eastAsia="zh-CN"/>
         </w:rPr>
         <w:drawing>
-          <wp:anchor distT="0" distB="0" distL="114300" distR="114300" simplePos="0" relativeHeight="251659264" behindDoc="1" locked="0" layoutInCell="1" allowOverlap="1">
+          <wp:anchor distT="0" distB="0" distL="114300" distR="114300" simplePos="0" relativeHeight="251658240" behindDoc="1" locked="0" layoutInCell="1" allowOverlap="1">
             <wp:simplePos x="0" y="0"/>
             <wp:positionH relativeFrom="column">
               <wp:posOffset>635</wp:posOffset>
@@ -104,7 +105,7 @@
                     </pic:cNvPicPr>
                   </pic:nvPicPr>
                   <pic:blipFill>
-                    <a:blip r:embed="rId8">
+                    <a:blip xmlns:r="http://schemas.openxmlformats.org/officeDocument/2006/relationships" r:embed="rId5">
                       <a:alphaModFix amt="58000"/>
                       <a:lum contrast="-52000"/>
                     </a:blip>
@@ -136,7 +137,7 @@
       </w:r>
       <w:r>
         <w:drawing>
-          <wp:anchor distT="0" distB="0" distL="114300" distR="114300" simplePos="0" relativeHeight="251661312" behindDoc="1" locked="0" layoutInCell="1" allowOverlap="1">
+          <wp:anchor distT="0" distB="0" distL="114300" distR="114300" simplePos="0" relativeHeight="251660288" behindDoc="1" locked="0" layoutInCell="1" allowOverlap="1">
             <wp:simplePos x="0" y="0"/>
             <wp:positionH relativeFrom="column">
               <wp:posOffset>-19050</wp:posOffset>
@@ -161,7 +162,7 @@
                     </pic:cNvPicPr>
                   </pic:nvPicPr>
                   <pic:blipFill>
-                    <a:blip r:embed="rId9"/>
+                    <a:blip xmlns:r="http://schemas.openxmlformats.org/officeDocument/2006/relationships" r:embed="rId6"/>
                     <a:stretch>
                       <a:fillRect/>
                     </a:stretch>
@@ -189,7 +190,7 @@
     </w:p>
     <w:p>
       <w:pPr>
-        <w:pStyle w:val="25"/>
+        <w:pStyle w:val="a0"/>
         <w:keepNext w:val="0"/>
         <w:keepLines w:val="0"/>
         <w:pageBreakBefore w:val="0"/>
@@ -223,7 +224,7 @@
           <w:rFonts w:hint="eastAsia"/>
           <w:lang w:val="en-US" w:eastAsia="zh-CN"/>
         </w:rPr>
-        <w:br w:type="textWrapping"/>
+        <w:br/>
       </w:r>
       <w:r>
         <w:rPr>
@@ -250,11 +251,11 @@
         <w:adjustRightInd w:val="0"/>
         <w:snapToGrid w:val="0"/>
         <w:spacing w:after="624" w:afterLines="200" w:line="219" w:lineRule="auto"/>
-        <w:ind w:left="0" w:leftChars="0" w:right="0" w:rightChars="0" w:firstLine="0" w:firstLineChars="0"/>
+        <w:ind w:left="0" w:right="0" w:firstLine="0" w:leftChars="0" w:rightChars="0" w:firstLineChars="0"/>
         <w:jc w:val="center"/>
         <w:textAlignment w:val="baseline"/>
         <w:rPr>
-          <w:rFonts w:hint="default" w:ascii="宋体" w:hAnsi="宋体" w:eastAsia="宋体" w:cs="宋体"/>
+          <w:rFonts w:ascii="宋体" w:eastAsia="宋体" w:hAnsi="宋体" w:cs="宋体" w:hint="default"/>
           <w:sz w:val="24"/>
           <w:szCs w:val="24"/>
           <w:lang w:val="en-US" w:eastAsia="zh-CN"/>
@@ -262,7 +263,7 @@
       </w:pPr>
       <w:r>
         <w:rPr>
-          <w:rFonts w:ascii="宋体" w:hAnsi="宋体" w:eastAsia="宋体" w:cs="宋体"/>
+          <w:rFonts w:ascii="宋体" w:eastAsia="宋体" w:hAnsi="宋体" w:cs="宋体"/>
           <w:b/>
           <w:bCs/>
           <w:spacing w:val="-3"/>
@@ -273,7 +274,7 @@
       </w:r>
       <w:r>
         <w:rPr>
-          <w:rFonts w:hint="eastAsia" w:ascii="宋体" w:hAnsi="宋体" w:eastAsia="宋体" w:cs="宋体"/>
+          <w:rFonts w:ascii="宋体" w:eastAsia="宋体" w:hAnsi="宋体" w:cs="宋体" w:hint="eastAsia"/>
           <w:b/>
           <w:bCs/>
           <w:spacing w:val="-3"/>
@@ -285,7 +286,7 @@
       </w:r>
       <w:r>
         <w:rPr>
-          <w:rFonts w:ascii="宋体" w:hAnsi="宋体" w:eastAsia="宋体" w:cs="宋体"/>
+          <w:rFonts w:ascii="宋体" w:eastAsia="宋体" w:hAnsi="宋体" w:cs="宋体"/>
           <w:b/>
           <w:bCs/>
           <w:spacing w:val="-3"/>
@@ -296,7 +297,7 @@
       </w:r>
       <w:r>
         <w:rPr>
-          <w:rFonts w:hint="eastAsia" w:ascii="宋体" w:hAnsi="宋体" w:cs="宋体"/>
+          <w:rFonts w:ascii="宋体" w:hAnsi="宋体" w:cs="宋体" w:hint="eastAsia"/>
           <w:b/>
           <w:bCs/>
           <w:spacing w:val="-3"/>
@@ -308,7 +309,7 @@
       </w:r>
       <w:r>
         <w:rPr>
-          <w:rFonts w:ascii="宋体" w:hAnsi="宋体" w:eastAsia="宋体" w:cs="宋体"/>
+          <w:rFonts w:ascii="宋体" w:eastAsia="宋体" w:hAnsi="宋体" w:cs="宋体"/>
           <w:b/>
           <w:bCs/>
           <w:spacing w:val="-3"/>
@@ -319,7 +320,7 @@
       </w:r>
       <w:r>
         <w:rPr>
-          <w:rFonts w:hint="eastAsia" w:ascii="宋体" w:hAnsi="宋体" w:cs="宋体"/>
+          <w:rFonts w:ascii="宋体" w:hAnsi="宋体" w:cs="宋体" w:hint="eastAsia"/>
           <w:b/>
           <w:bCs/>
           <w:spacing w:val="-3"/>
@@ -332,18 +333,17 @@
     </w:p>
     <w:tbl>
       <w:tblPr>
-        <w:tblStyle w:val="21"/>
+        <w:tblStyle w:val="TableGrid"/>
         <w:tblW w:w="0" w:type="auto"/>
         <w:jc w:val="center"/>
         <w:tblBorders>
-          <w:top w:val="none" w:color="auto" w:sz="0" w:space="0"/>
-          <w:left w:val="none" w:color="auto" w:sz="0" w:space="0"/>
-          <w:bottom w:val="none" w:color="auto" w:sz="0" w:space="0"/>
-          <w:right w:val="none" w:color="auto" w:sz="0" w:space="0"/>
-          <w:insideH w:val="none" w:color="auto" w:sz="0" w:space="0"/>
-          <w:insideV w:val="none" w:color="auto" w:sz="0" w:space="0"/>
+          <w:top w:val="nil"/>
+          <w:left w:val="nil"/>
+          <w:bottom w:val="nil"/>
+          <w:right w:val="nil"/>
+          <w:insideH w:val="nil"/>
+          <w:insideV w:val="nil"/>
         </w:tblBorders>
-        <w:tblLayout w:type="autofit"/>
         <w:tblCellMar>
           <w:top w:w="0" w:type="dxa"/>
           <w:left w:w="108" w:type="dxa"/>
@@ -357,13 +357,15 @@
       </w:tblGrid>
       <w:tr>
         <w:tblPrEx>
+          <w:tblW w:w="0" w:type="auto"/>
+          <w:jc w:val="center"/>
           <w:tblBorders>
-            <w:top w:val="none" w:color="auto" w:sz="0" w:space="0"/>
-            <w:left w:val="none" w:color="auto" w:sz="0" w:space="0"/>
-            <w:bottom w:val="none" w:color="auto" w:sz="0" w:space="0"/>
-            <w:right w:val="none" w:color="auto" w:sz="0" w:space="0"/>
-            <w:insideH w:val="none" w:color="auto" w:sz="0" w:space="0"/>
-            <w:insideV w:val="none" w:color="auto" w:sz="0" w:space="0"/>
+            <w:top w:val="nil"/>
+            <w:left w:val="nil"/>
+            <w:bottom w:val="nil"/>
+            <w:right w:val="nil"/>
+            <w:insideH w:val="nil"/>
+            <w:insideV w:val="nil"/>
           </w:tblBorders>
           <w:tblCellMar>
             <w:top w:w="0" w:type="dxa"/>
@@ -373,7 +375,7 @@
           </w:tblCellMar>
         </w:tblPrEx>
         <w:trPr>
-          <w:trHeight w:val="810" w:hRule="atLeast"/>
+          <w:trHeight w:val="810"/>
           <w:jc w:val="center"/>
         </w:trPr>
         <w:tc>
@@ -411,7 +413,7 @@
             </w:r>
             <w:r>
               <w:rPr>
-                <w:rFonts w:hint="default" w:asciiTheme="minorAscii" w:hAnsiTheme="minorAscii" w:eastAsiaTheme="minorEastAsia"/>
+                <w:rFonts w:asciiTheme="minorAscii" w:eastAsiaTheme="minorEastAsia" w:hAnsiTheme="minorAscii" w:hint="default"/>
                 <w:spacing w:val="227"/>
                 <w:sz w:val="21"/>
                 <w:vertAlign w:val="baseline"/>
@@ -465,7 +467,7 @@
             </w:r>
             <w:r>
               <w:rPr>
-                <w:rFonts w:hint="eastAsia" w:asciiTheme="minorAscii" w:hAnsiTheme="minorAscii" w:eastAsiaTheme="minorEastAsia"/>
+                <w:rFonts w:asciiTheme="minorAscii" w:eastAsiaTheme="minorEastAsia" w:hAnsiTheme="minorAscii" w:hint="eastAsia"/>
                 <w:spacing w:val="227"/>
                 <w:sz w:val="21"/>
                 <w:vertAlign w:val="baseline"/>
@@ -487,14 +489,8 @@
       </w:tr>
       <w:tr>
         <w:tblPrEx>
-          <w:tblBorders>
-            <w:top w:val="none" w:color="auto" w:sz="0" w:space="0"/>
-            <w:left w:val="none" w:color="auto" w:sz="0" w:space="0"/>
-            <w:bottom w:val="none" w:color="auto" w:sz="0" w:space="0"/>
-            <w:right w:val="none" w:color="auto" w:sz="0" w:space="0"/>
-            <w:insideH w:val="none" w:color="auto" w:sz="0" w:space="0"/>
-            <w:insideV w:val="none" w:color="auto" w:sz="0" w:space="0"/>
-          </w:tblBorders>
+          <w:tblW w:w="0" w:type="auto"/>
+          <w:jc w:val="center"/>
           <w:tblCellMar>
             <w:top w:w="0" w:type="dxa"/>
             <w:left w:w="108" w:type="dxa"/>
@@ -503,7 +499,7 @@
           </w:tblCellMar>
         </w:tblPrEx>
         <w:trPr>
-          <w:trHeight w:val="810" w:hRule="atLeast"/>
+          <w:trHeight w:val="810"/>
           <w:jc w:val="center"/>
         </w:trPr>
         <w:tc>
@@ -527,7 +523,7 @@
               <w:snapToGrid w:val="0"/>
               <w:textAlignment w:val="baseline"/>
               <w:rPr>
-                <w:rFonts w:hint="default" w:ascii="Arial" w:hAnsi="Arial" w:eastAsia="Arial" w:cs="Arial"/>
+                <w:rFonts w:ascii="Arial" w:eastAsia="Arial" w:hAnsi="Arial" w:cs="Arial" w:hint="default"/>
                 <w:snapToGrid w:val="0"/>
                 <w:color w:val="000000"/>
                 <w:kern w:val="0"/>
@@ -559,7 +555,7 @@
             </w:r>
             <w:r>
               <w:rPr>
-                <w:rFonts w:hint="default" w:asciiTheme="minorAscii" w:hAnsiTheme="minorAscii" w:eastAsiaTheme="minorEastAsia"/>
+                <w:rFonts w:asciiTheme="minorAscii" w:eastAsiaTheme="minorEastAsia" w:hAnsiTheme="minorAscii" w:hint="default"/>
                 <w:spacing w:val="227"/>
                 <w:sz w:val="21"/>
                 <w:vertAlign w:val="baseline"/>
@@ -612,7 +608,7 @@
               <w:snapToGrid w:val="0"/>
               <w:textAlignment w:val="baseline"/>
               <w:rPr>
-                <w:rFonts w:hint="default" w:ascii="Arial" w:hAnsi="Arial" w:eastAsia="Arial" w:cs="Arial"/>
+                <w:rFonts w:ascii="Arial" w:eastAsia="Arial" w:hAnsi="Arial" w:cs="Arial" w:hint="default"/>
                 <w:snapToGrid w:val="0"/>
                 <w:color w:val="000000"/>
                 <w:kern w:val="0"/>
@@ -632,7 +628,7 @@
             </w:r>
             <w:r>
               <w:rPr>
-                <w:rFonts w:hint="eastAsia" w:asciiTheme="minorAscii" w:hAnsiTheme="minorAscii" w:eastAsiaTheme="minorEastAsia"/>
+                <w:rFonts w:asciiTheme="minorAscii" w:eastAsiaTheme="minorEastAsia" w:hAnsiTheme="minorAscii" w:hint="eastAsia"/>
                 <w:spacing w:val="227"/>
                 <w:sz w:val="21"/>
                 <w:vertAlign w:val="baseline"/>
@@ -654,14 +650,8 @@
       </w:tr>
       <w:tr>
         <w:tblPrEx>
-          <w:tblBorders>
-            <w:top w:val="none" w:color="auto" w:sz="0" w:space="0"/>
-            <w:left w:val="none" w:color="auto" w:sz="0" w:space="0"/>
-            <w:bottom w:val="none" w:color="auto" w:sz="0" w:space="0"/>
-            <w:right w:val="none" w:color="auto" w:sz="0" w:space="0"/>
-            <w:insideH w:val="none" w:color="auto" w:sz="0" w:space="0"/>
-            <w:insideV w:val="none" w:color="auto" w:sz="0" w:space="0"/>
-          </w:tblBorders>
+          <w:tblW w:w="0" w:type="auto"/>
+          <w:jc w:val="center"/>
           <w:tblCellMar>
             <w:top w:w="0" w:type="dxa"/>
             <w:left w:w="108" w:type="dxa"/>
@@ -670,7 +660,7 @@
           </w:tblCellMar>
         </w:tblPrEx>
         <w:trPr>
-          <w:trHeight w:val="635" w:hRule="atLeast"/>
+          <w:trHeight w:val="635"/>
           <w:jc w:val="center"/>
         </w:trPr>
         <w:tc>
@@ -720,7 +710,7 @@
             </w:r>
             <w:r>
               <w:rPr>
-                <w:rFonts w:hint="eastAsia" w:asciiTheme="minorAscii" w:hAnsiTheme="minorAscii" w:eastAsiaTheme="minorEastAsia"/>
+                <w:rFonts w:asciiTheme="minorAscii" w:eastAsiaTheme="minorEastAsia" w:hAnsiTheme="minorAscii" w:hint="eastAsia"/>
                 <w:spacing w:val="227"/>
                 <w:sz w:val="21"/>
                 <w:vertAlign w:val="baseline"/>
@@ -773,7 +763,7 @@
             </w:r>
             <w:r>
               <w:rPr>
-                <w:rFonts w:hint="eastAsia" w:asciiTheme="minorAscii" w:hAnsiTheme="minorAscii" w:eastAsiaTheme="minorEastAsia"/>
+                <w:rFonts w:asciiTheme="minorAscii" w:eastAsiaTheme="minorEastAsia" w:hAnsiTheme="minorAscii" w:hint="eastAsia"/>
                 <w:spacing w:val="227"/>
                 <w:sz w:val="21"/>
                 <w:vertAlign w:val="baseline"/>
@@ -832,14 +822,14 @@
         <w:ind w:left="3634"/>
         <w:textAlignment w:val="baseline"/>
         <w:rPr>
-          <w:rFonts w:ascii="宋体" w:hAnsi="宋体" w:eastAsia="宋体" w:cs="宋体"/>
+          <w:rFonts w:ascii="宋体" w:eastAsia="宋体" w:hAnsi="宋体" w:cs="宋体"/>
           <w:sz w:val="31"/>
           <w:szCs w:val="31"/>
         </w:rPr>
       </w:pPr>
       <w:r>
         <w:rPr>
-          <w:rFonts w:ascii="宋体" w:hAnsi="宋体" w:eastAsia="宋体" w:cs="宋体"/>
+          <w:rFonts w:ascii="宋体" w:eastAsia="宋体" w:hAnsi="宋体" w:cs="宋体"/>
           <w:b/>
           <w:bCs/>
           <w:spacing w:val="4"/>
@@ -851,16 +841,16 @@
     </w:p>
     <w:tbl>
       <w:tblPr>
-        <w:tblStyle w:val="26"/>
+        <w:tblStyle w:val="TableNormal0"/>
         <w:tblW w:w="8214" w:type="dxa"/>
         <w:jc w:val="center"/>
         <w:tblBorders>
-          <w:top w:val="single" w:color="000000" w:sz="2" w:space="0"/>
-          <w:left w:val="single" w:color="000000" w:sz="2" w:space="0"/>
-          <w:bottom w:val="single" w:color="000000" w:sz="2" w:space="0"/>
-          <w:right w:val="single" w:color="000000" w:sz="2" w:space="0"/>
-          <w:insideH w:val="single" w:color="000000" w:sz="2" w:space="0"/>
-          <w:insideV w:val="single" w:color="000000" w:sz="2" w:space="0"/>
+          <w:top w:val="single" w:sz="2" w:space="0" w:color="000000"/>
+          <w:left w:val="single" w:sz="2" w:space="0" w:color="000000"/>
+          <w:bottom w:val="single" w:sz="2" w:space="0" w:color="000000"/>
+          <w:right w:val="single" w:sz="2" w:space="0" w:color="000000"/>
+          <w:insideH w:val="single" w:sz="2" w:space="0" w:color="000000"/>
+          <w:insideV w:val="single" w:sz="2" w:space="0" w:color="000000"/>
         </w:tblBorders>
         <w:tblLayout w:type="fixed"/>
         <w:tblCellMar>
@@ -880,14 +870,17 @@
       </w:tblGrid>
       <w:tr>
         <w:tblPrEx>
+          <w:tblW w:w="8214" w:type="dxa"/>
+          <w:jc w:val="center"/>
           <w:tblBorders>
-            <w:top w:val="single" w:color="000000" w:sz="2" w:space="0"/>
-            <w:left w:val="single" w:color="000000" w:sz="2" w:space="0"/>
-            <w:bottom w:val="single" w:color="000000" w:sz="2" w:space="0"/>
-            <w:right w:val="single" w:color="000000" w:sz="2" w:space="0"/>
-            <w:insideH w:val="single" w:color="000000" w:sz="2" w:space="0"/>
-            <w:insideV w:val="single" w:color="000000" w:sz="2" w:space="0"/>
+            <w:top w:val="single" w:sz="2" w:space="0" w:color="000000"/>
+            <w:left w:val="single" w:sz="2" w:space="0" w:color="000000"/>
+            <w:bottom w:val="single" w:sz="2" w:space="0" w:color="000000"/>
+            <w:right w:val="single" w:sz="2" w:space="0" w:color="000000"/>
+            <w:insideH w:val="single" w:sz="2" w:space="0" w:color="000000"/>
+            <w:insideV w:val="single" w:sz="2" w:space="0" w:color="000000"/>
           </w:tblBorders>
+          <w:tblLayout w:type="fixed"/>
           <w:tblCellMar>
             <w:top w:w="0" w:type="dxa"/>
             <w:left w:w="0" w:type="dxa"/>
@@ -896,7 +889,7 @@
           </w:tblCellMar>
         </w:tblPrEx>
         <w:trPr>
-          <w:trHeight w:val="593" w:hRule="atLeast"/>
+          <w:trHeight w:val="593"/>
           <w:jc w:val="center"/>
         </w:trPr>
         <w:tc>
@@ -918,18 +911,18 @@
               <w:adjustRightInd w:val="0"/>
               <w:snapToGrid w:val="0"/>
               <w:spacing w:before="176" w:line="228" w:lineRule="auto"/>
-              <w:ind w:left="0" w:leftChars="0" w:right="0" w:rightChars="0" w:firstLine="0" w:firstLineChars="0"/>
+              <w:ind w:left="0" w:right="0" w:firstLine="0" w:leftChars="0" w:rightChars="0" w:firstLineChars="0"/>
               <w:jc w:val="center"/>
               <w:textAlignment w:val="baseline"/>
               <w:rPr>
-                <w:rFonts w:ascii="宋体" w:hAnsi="宋体" w:eastAsia="宋体" w:cs="宋体"/>
+                <w:rFonts w:ascii="宋体" w:eastAsia="宋体" w:hAnsi="宋体" w:cs="宋体"/>
                 <w:sz w:val="20"/>
                 <w:szCs w:val="20"/>
               </w:rPr>
             </w:pPr>
             <w:r>
               <w:rPr>
-                <w:rFonts w:hint="eastAsia" w:ascii="宋体" w:hAnsi="宋体" w:cs="宋体"/>
+                <w:rFonts w:ascii="宋体" w:hAnsi="宋体" w:cs="宋体" w:hint="eastAsia"/>
                 <w:spacing w:val="-14"/>
                 <w:sz w:val="20"/>
                 <w:szCs w:val="20"/>
@@ -939,7 +932,7 @@
             </w:r>
             <w:r>
               <w:rPr>
-                <w:rFonts w:ascii="宋体" w:hAnsi="宋体" w:eastAsia="宋体" w:cs="宋体"/>
+                <w:rFonts w:ascii="宋体" w:eastAsia="宋体" w:hAnsi="宋体" w:cs="宋体"/>
                 <w:spacing w:val="-14"/>
                 <w:sz w:val="20"/>
                 <w:szCs w:val="20"/>
@@ -967,18 +960,18 @@
               <w:adjustRightInd w:val="0"/>
               <w:snapToGrid w:val="0"/>
               <w:spacing w:before="175" w:line="227" w:lineRule="auto"/>
-              <w:ind w:left="0" w:leftChars="0" w:right="0" w:rightChars="0" w:firstLine="0" w:firstLineChars="0"/>
+              <w:ind w:left="0" w:right="0" w:firstLine="0" w:leftChars="0" w:rightChars="0" w:firstLineChars="0"/>
               <w:jc w:val="center"/>
               <w:textAlignment w:val="baseline"/>
               <w:rPr>
-                <w:rFonts w:ascii="宋体" w:hAnsi="宋体" w:eastAsia="宋体" w:cs="宋体"/>
+                <w:rFonts w:ascii="宋体" w:eastAsia="宋体" w:hAnsi="宋体" w:cs="宋体"/>
                 <w:sz w:val="20"/>
                 <w:szCs w:val="20"/>
               </w:rPr>
             </w:pPr>
             <w:r>
               <w:rPr>
-                <w:rFonts w:ascii="宋体" w:hAnsi="宋体" w:eastAsia="宋体" w:cs="宋体"/>
+                <w:rFonts w:ascii="宋体" w:eastAsia="宋体" w:hAnsi="宋体" w:cs="宋体"/>
                 <w:spacing w:val="4"/>
                 <w:sz w:val="20"/>
                 <w:szCs w:val="20"/>
@@ -1006,18 +999,18 @@
               <w:adjustRightInd w:val="0"/>
               <w:snapToGrid w:val="0"/>
               <w:spacing w:before="175" w:line="228" w:lineRule="auto"/>
-              <w:ind w:left="0" w:leftChars="0" w:right="0" w:rightChars="0" w:firstLine="0" w:firstLineChars="0"/>
+              <w:ind w:left="0" w:right="0" w:firstLine="0" w:leftChars="0" w:rightChars="0" w:firstLineChars="0"/>
               <w:jc w:val="center"/>
               <w:textAlignment w:val="baseline"/>
               <w:rPr>
-                <w:rFonts w:ascii="宋体" w:hAnsi="宋体" w:eastAsia="宋体" w:cs="宋体"/>
+                <w:rFonts w:ascii="宋体" w:eastAsia="宋体" w:hAnsi="宋体" w:cs="宋体"/>
                 <w:sz w:val="20"/>
                 <w:szCs w:val="20"/>
               </w:rPr>
             </w:pPr>
             <w:r>
               <w:rPr>
-                <w:rFonts w:ascii="宋体" w:hAnsi="宋体" w:eastAsia="宋体" w:cs="宋体"/>
+                <w:rFonts w:ascii="宋体" w:eastAsia="宋体" w:hAnsi="宋体" w:cs="宋体"/>
                 <w:spacing w:val="7"/>
                 <w:sz w:val="20"/>
                 <w:szCs w:val="20"/>
@@ -1045,11 +1038,11 @@
               <w:adjustRightInd w:val="0"/>
               <w:snapToGrid w:val="0"/>
               <w:spacing w:before="175" w:line="228" w:lineRule="auto"/>
-              <w:ind w:left="0" w:leftChars="0" w:right="0" w:rightChars="0" w:firstLine="0" w:firstLineChars="0"/>
+              <w:ind w:left="0" w:right="0" w:firstLine="0" w:leftChars="0" w:rightChars="0" w:firstLineChars="0"/>
               <w:jc w:val="center"/>
               <w:textAlignment w:val="baseline"/>
               <w:rPr>
-                <w:rFonts w:hint="eastAsia" w:ascii="宋体" w:hAnsi="宋体" w:eastAsia="宋体" w:cs="宋体"/>
+                <w:rFonts w:ascii="宋体" w:eastAsia="宋体" w:hAnsi="宋体" w:cs="宋体" w:hint="eastAsia"/>
                 <w:spacing w:val="7"/>
                 <w:sz w:val="20"/>
                 <w:szCs w:val="20"/>
@@ -1058,7 +1051,7 @@
             </w:pPr>
             <w:r>
               <w:rPr>
-                <w:rFonts w:hint="eastAsia" w:ascii="宋体" w:hAnsi="宋体" w:cs="宋体"/>
+                <w:rFonts w:ascii="宋体" w:hAnsi="宋体" w:cs="宋体" w:hint="eastAsia"/>
                 <w:spacing w:val="7"/>
                 <w:sz w:val="20"/>
                 <w:szCs w:val="20"/>
@@ -1087,11 +1080,11 @@
               <w:adjustRightInd w:val="0"/>
               <w:snapToGrid w:val="0"/>
               <w:spacing w:before="175" w:line="228" w:lineRule="auto"/>
-              <w:ind w:left="0" w:leftChars="0" w:right="0" w:rightChars="0" w:firstLine="0" w:firstLineChars="0"/>
+              <w:ind w:left="0" w:right="0" w:firstLine="0" w:leftChars="0" w:rightChars="0" w:firstLineChars="0"/>
               <w:jc w:val="center"/>
               <w:textAlignment w:val="baseline"/>
               <w:rPr>
-                <w:rFonts w:hint="default" w:ascii="宋体" w:hAnsi="宋体" w:cs="宋体"/>
+                <w:rFonts w:ascii="宋体" w:hAnsi="宋体" w:cs="宋体" w:hint="default"/>
                 <w:spacing w:val="7"/>
                 <w:sz w:val="20"/>
                 <w:szCs w:val="20"/>
@@ -1100,7 +1093,7 @@
             </w:pPr>
             <w:r>
               <w:rPr>
-                <w:rFonts w:hint="eastAsia" w:ascii="宋体" w:hAnsi="宋体" w:cs="宋体"/>
+                <w:rFonts w:ascii="宋体" w:hAnsi="宋体" w:cs="宋体" w:hint="eastAsia"/>
                 <w:spacing w:val="7"/>
                 <w:sz w:val="20"/>
                 <w:szCs w:val="20"/>
@@ -1129,18 +1122,18 @@
               <w:adjustRightInd w:val="0"/>
               <w:snapToGrid w:val="0"/>
               <w:spacing w:before="176" w:line="229" w:lineRule="auto"/>
-              <w:ind w:left="0" w:leftChars="0" w:right="0" w:rightChars="0" w:firstLine="0" w:firstLineChars="0"/>
+              <w:ind w:left="0" w:right="0" w:firstLine="0" w:leftChars="0" w:rightChars="0" w:firstLineChars="0"/>
               <w:jc w:val="center"/>
               <w:textAlignment w:val="baseline"/>
               <w:rPr>
-                <w:rFonts w:ascii="宋体" w:hAnsi="宋体" w:eastAsia="宋体" w:cs="宋体"/>
+                <w:rFonts w:ascii="宋体" w:eastAsia="宋体" w:hAnsi="宋体" w:cs="宋体"/>
                 <w:sz w:val="20"/>
                 <w:szCs w:val="20"/>
               </w:rPr>
             </w:pPr>
             <w:r>
               <w:rPr>
-                <w:rFonts w:ascii="宋体" w:hAnsi="宋体" w:eastAsia="宋体" w:cs="宋体"/>
+                <w:rFonts w:ascii="宋体" w:eastAsia="宋体" w:hAnsi="宋体" w:cs="宋体"/>
                 <w:spacing w:val="7"/>
                 <w:sz w:val="20"/>
                 <w:szCs w:val="20"/>
@@ -1152,14 +1145,9 @@
       </w:tr>
       <w:tr>
         <w:tblPrEx>
-          <w:tblBorders>
-            <w:top w:val="single" w:color="000000" w:sz="2" w:space="0"/>
-            <w:left w:val="single" w:color="000000" w:sz="2" w:space="0"/>
-            <w:bottom w:val="single" w:color="000000" w:sz="2" w:space="0"/>
-            <w:right w:val="single" w:color="000000" w:sz="2" w:space="0"/>
-            <w:insideH w:val="single" w:color="000000" w:sz="2" w:space="0"/>
-            <w:insideV w:val="single" w:color="000000" w:sz="2" w:space="0"/>
-          </w:tblBorders>
+          <w:tblW w:w="8214" w:type="dxa"/>
+          <w:jc w:val="center"/>
+          <w:tblLayout w:type="fixed"/>
           <w:tblCellMar>
             <w:top w:w="0" w:type="dxa"/>
             <w:left w:w="0" w:type="dxa"/>
@@ -1168,7 +1156,7 @@
           </w:tblCellMar>
         </w:tblPrEx>
         <w:trPr>
-          <w:trHeight w:val="516" w:hRule="atLeast"/>
+          <w:trHeight w:val="516"/>
           <w:jc w:val="center"/>
         </w:trPr>
         <w:tc>
@@ -1190,11 +1178,11 @@
               <w:adjustRightInd w:val="0"/>
               <w:snapToGrid w:val="0"/>
               <w:spacing w:before="173" w:line="267" w:lineRule="exact"/>
-              <w:ind w:left="0" w:leftChars="0" w:right="0" w:rightChars="0" w:firstLine="0" w:firstLineChars="0"/>
+              <w:ind w:left="0" w:right="0" w:firstLine="0" w:leftChars="0" w:rightChars="0" w:firstLineChars="0"/>
               <w:jc w:val="center"/>
               <w:textAlignment w:val="baseline"/>
               <w:rPr>
-                <w:rFonts w:hint="default" w:ascii="宋体" w:hAnsi="宋体" w:eastAsia="宋体" w:cs="宋体"/>
+                <w:rFonts w:ascii="宋体" w:eastAsia="宋体" w:hAnsi="宋体" w:cs="宋体" w:hint="default"/>
                 <w:sz w:val="20"/>
                 <w:szCs w:val="20"/>
                 <w:lang w:val="en-US"/>
@@ -1202,7 +1190,7 @@
             </w:pPr>
             <w:r>
               <w:rPr>
-                <w:rFonts w:ascii="宋体" w:hAnsi="宋体" w:eastAsia="宋体" w:cs="宋体"/>
+                <w:rFonts w:ascii="宋体" w:eastAsia="宋体" w:hAnsi="宋体" w:cs="宋体"/>
                 <w:spacing w:val="3"/>
                 <w:position w:val="1"/>
                 <w:sz w:val="20"/>
@@ -1212,7 +1200,7 @@
             </w:r>
             <w:r>
               <w:rPr>
-                <w:rFonts w:hint="eastAsia" w:ascii="宋体" w:hAnsi="宋体" w:cs="宋体"/>
+                <w:rFonts w:ascii="宋体" w:hAnsi="宋体" w:cs="宋体" w:hint="eastAsia"/>
                 <w:spacing w:val="3"/>
                 <w:position w:val="1"/>
                 <w:sz w:val="20"/>
@@ -1223,7 +1211,7 @@
             </w:r>
             <w:r>
               <w:rPr>
-                <w:rFonts w:ascii="宋体" w:hAnsi="宋体" w:eastAsia="宋体" w:cs="宋体"/>
+                <w:rFonts w:ascii="宋体" w:eastAsia="宋体" w:hAnsi="宋体" w:cs="宋体"/>
                 <w:spacing w:val="3"/>
                 <w:position w:val="1"/>
                 <w:sz w:val="20"/>
@@ -1233,7 +1221,7 @@
             </w:r>
             <w:r>
               <w:rPr>
-                <w:rFonts w:hint="eastAsia" w:ascii="宋体" w:hAnsi="宋体" w:cs="宋体"/>
+                <w:rFonts w:ascii="宋体" w:hAnsi="宋体" w:cs="宋体" w:hint="eastAsia"/>
                 <w:spacing w:val="3"/>
                 <w:position w:val="1"/>
                 <w:sz w:val="20"/>
@@ -1263,18 +1251,18 @@
               <w:adjustRightInd w:val="0"/>
               <w:snapToGrid w:val="0"/>
               <w:spacing w:before="173" w:line="267" w:lineRule="exact"/>
-              <w:ind w:left="0" w:leftChars="0" w:right="0" w:rightChars="0" w:firstLine="0" w:firstLineChars="0"/>
+              <w:ind w:left="0" w:right="0" w:firstLine="0" w:leftChars="0" w:rightChars="0" w:firstLineChars="0"/>
               <w:jc w:val="center"/>
               <w:textAlignment w:val="baseline"/>
               <w:rPr>
-                <w:rFonts w:ascii="宋体" w:hAnsi="宋体" w:eastAsia="宋体" w:cs="宋体"/>
+                <w:rFonts w:ascii="宋体" w:eastAsia="宋体" w:hAnsi="宋体" w:cs="宋体"/>
                 <w:sz w:val="20"/>
                 <w:szCs w:val="20"/>
               </w:rPr>
             </w:pPr>
             <w:r>
               <w:rPr>
-                <w:rFonts w:ascii="宋体" w:hAnsi="宋体" w:eastAsia="宋体" w:cs="宋体"/>
+                <w:rFonts w:ascii="宋体" w:eastAsia="宋体" w:hAnsi="宋体" w:cs="宋体"/>
                 <w:spacing w:val="4"/>
                 <w:position w:val="1"/>
                 <w:sz w:val="20"/>
@@ -1303,18 +1291,18 @@
               <w:adjustRightInd w:val="0"/>
               <w:snapToGrid w:val="0"/>
               <w:spacing w:before="172" w:line="228" w:lineRule="auto"/>
-              <w:ind w:left="0" w:leftChars="0" w:right="0" w:rightChars="0" w:firstLine="0" w:firstLineChars="0"/>
+              <w:ind w:left="0" w:right="0" w:firstLine="0" w:leftChars="0" w:rightChars="0" w:firstLineChars="0"/>
               <w:jc w:val="center"/>
               <w:textAlignment w:val="baseline"/>
               <w:rPr>
-                <w:rFonts w:ascii="宋体" w:hAnsi="宋体" w:eastAsia="宋体" w:cs="宋体"/>
+                <w:rFonts w:ascii="宋体" w:eastAsia="宋体" w:hAnsi="宋体" w:cs="宋体"/>
                 <w:sz w:val="20"/>
                 <w:szCs w:val="20"/>
               </w:rPr>
             </w:pPr>
             <w:r>
               <w:rPr>
-                <w:rFonts w:ascii="宋体" w:hAnsi="宋体" w:eastAsia="宋体" w:cs="宋体"/>
+                <w:rFonts w:ascii="宋体" w:eastAsia="宋体" w:hAnsi="宋体" w:cs="宋体"/>
                 <w:spacing w:val="200"/>
                 <w:kern w:val="0"/>
                 <w:sz w:val="20"/>
@@ -1324,7 +1312,7 @@
             </w:r>
             <w:r>
               <w:rPr>
-                <w:rFonts w:ascii="宋体" w:hAnsi="宋体" w:eastAsia="宋体" w:cs="宋体"/>
+                <w:rFonts w:ascii="宋体" w:eastAsia="宋体" w:hAnsi="宋体" w:cs="宋体"/>
                 <w:spacing w:val="0"/>
                 <w:kern w:val="0"/>
                 <w:sz w:val="20"/>
@@ -1353,11 +1341,11 @@
               <w:adjustRightInd w:val="0"/>
               <w:snapToGrid w:val="0"/>
               <w:spacing w:before="173" w:line="229" w:lineRule="auto"/>
-              <w:ind w:left="0" w:leftChars="0" w:right="0" w:rightChars="0" w:firstLine="0" w:firstLineChars="0"/>
+              <w:ind w:left="0" w:right="0" w:firstLine="0" w:leftChars="0" w:rightChars="0" w:firstLineChars="0"/>
               <w:jc w:val="center"/>
               <w:textAlignment w:val="baseline"/>
               <w:rPr>
-                <w:rFonts w:ascii="宋体" w:hAnsi="宋体" w:eastAsia="宋体" w:cs="宋体"/>
+                <w:rFonts w:ascii="宋体" w:eastAsia="宋体" w:hAnsi="宋体" w:cs="宋体"/>
                 <w:spacing w:val="200"/>
                 <w:kern w:val="0"/>
                 <w:sz w:val="20"/>
@@ -1366,14 +1354,14 @@
             </w:pPr>
             <w:r>
               <w:rPr>
-                <w:rFonts w:hint="eastAsia" w:asciiTheme="minorAscii" w:hAnsiTheme="minorAscii" w:eastAsiaTheme="minorEastAsia"/>
+                <w:rFonts w:asciiTheme="minorAscii" w:eastAsiaTheme="minorEastAsia" w:hAnsiTheme="minorAscii" w:hint="eastAsia"/>
                 <w:spacing w:val="0"/>
                 <w:kern w:val="0"/>
                 <w:sz w:val="21"/>
                 <w:vertAlign w:val="baseline"/>
                 <w:lang w:val="en-US" w:eastAsia="zh-CN"/>
               </w:rPr>
-              <w:t>李伟</w:t>
+              <w:t>沈晓晖</w:t>
             </w:r>
           </w:p>
         </w:tc>
@@ -1396,11 +1384,11 @@
               <w:adjustRightInd w:val="0"/>
               <w:snapToGrid w:val="0"/>
               <w:spacing w:before="173" w:line="229" w:lineRule="auto"/>
-              <w:ind w:left="0" w:leftChars="0" w:right="0" w:rightChars="0" w:firstLine="0" w:firstLineChars="0"/>
+              <w:ind w:left="0" w:right="0" w:firstLine="0" w:leftChars="0" w:rightChars="0" w:firstLineChars="0"/>
               <w:jc w:val="center"/>
               <w:textAlignment w:val="baseline"/>
               <w:rPr>
-                <w:rFonts w:ascii="宋体" w:hAnsi="宋体" w:eastAsia="宋体" w:cs="宋体"/>
+                <w:rFonts w:ascii="宋体" w:eastAsia="宋体" w:hAnsi="宋体" w:cs="宋体"/>
                 <w:spacing w:val="200"/>
                 <w:kern w:val="0"/>
                 <w:sz w:val="20"/>
@@ -1409,14 +1397,14 @@
             </w:pPr>
             <w:r>
               <w:rPr>
-                <w:rFonts w:hint="eastAsia" w:asciiTheme="minorAscii" w:hAnsiTheme="minorAscii" w:eastAsiaTheme="minorEastAsia"/>
+                <w:rFonts w:asciiTheme="minorAscii" w:eastAsiaTheme="minorEastAsia" w:hAnsiTheme="minorAscii" w:hint="eastAsia"/>
                 <w:spacing w:val="0"/>
                 <w:kern w:val="0"/>
                 <w:sz w:val="21"/>
                 <w:vertAlign w:val="baseline"/>
                 <w:lang w:val="en-US" w:eastAsia="zh-CN"/>
               </w:rPr>
-              <w:t>陈凯</w:t>
+              <w:t>茅建根</w:t>
             </w:r>
           </w:p>
         </w:tc>
@@ -1439,18 +1427,18 @@
               <w:adjustRightInd w:val="0"/>
               <w:snapToGrid w:val="0"/>
               <w:spacing w:before="173" w:line="229" w:lineRule="auto"/>
-              <w:ind w:left="0" w:leftChars="0" w:right="0" w:rightChars="0" w:firstLine="0" w:firstLineChars="0"/>
+              <w:ind w:left="0" w:right="0" w:firstLine="0" w:leftChars="0" w:rightChars="0" w:firstLineChars="0"/>
               <w:jc w:val="center"/>
               <w:textAlignment w:val="baseline"/>
               <w:rPr>
-                <w:rFonts w:ascii="宋体" w:hAnsi="宋体" w:eastAsia="宋体" w:cs="宋体"/>
+                <w:rFonts w:ascii="宋体" w:eastAsia="宋体" w:hAnsi="宋体" w:cs="宋体"/>
                 <w:sz w:val="20"/>
                 <w:szCs w:val="20"/>
               </w:rPr>
             </w:pPr>
             <w:r>
               <w:rPr>
-                <w:rFonts w:hint="eastAsia" w:asciiTheme="minorAscii" w:hAnsiTheme="minorAscii" w:eastAsiaTheme="minorEastAsia"/>
+                <w:rFonts w:asciiTheme="minorAscii" w:eastAsiaTheme="minorEastAsia" w:hAnsiTheme="minorAscii" w:hint="eastAsia"/>
                 <w:spacing w:val="0"/>
                 <w:kern w:val="0"/>
                 <w:sz w:val="21"/>
@@ -1464,14 +1452,9 @@
       </w:tr>
       <w:tr>
         <w:tblPrEx>
-          <w:tblBorders>
-            <w:top w:val="single" w:color="000000" w:sz="2" w:space="0"/>
-            <w:left w:val="single" w:color="000000" w:sz="2" w:space="0"/>
-            <w:bottom w:val="single" w:color="000000" w:sz="2" w:space="0"/>
-            <w:right w:val="single" w:color="000000" w:sz="2" w:space="0"/>
-            <w:insideH w:val="single" w:color="000000" w:sz="2" w:space="0"/>
-            <w:insideV w:val="single" w:color="000000" w:sz="2" w:space="0"/>
-          </w:tblBorders>
+          <w:tblW w:w="8214" w:type="dxa"/>
+          <w:jc w:val="center"/>
+          <w:tblLayout w:type="fixed"/>
           <w:tblCellMar>
             <w:top w:w="0" w:type="dxa"/>
             <w:left w:w="0" w:type="dxa"/>
@@ -1480,7 +1463,7 @@
           </w:tblCellMar>
         </w:tblPrEx>
         <w:trPr>
-          <w:trHeight w:val="556" w:hRule="atLeast"/>
+          <w:trHeight w:val="556"/>
           <w:jc w:val="center"/>
         </w:trPr>
         <w:tc>
@@ -1489,7 +1472,7 @@
           </w:tcPr>
           <w:p>
             <w:pPr>
-              <w:pStyle w:val="27"/>
+              <w:pStyle w:val="TableText"/>
               <w:keepNext w:val="0"/>
               <w:keepLines w:val="0"/>
               <w:pageBreakBefore w:val="0"/>
@@ -1502,7 +1485,7 @@
               <w:bidi w:val="0"/>
               <w:adjustRightInd w:val="0"/>
               <w:snapToGrid w:val="0"/>
-              <w:ind w:left="0" w:leftChars="0" w:right="0" w:rightChars="0" w:firstLine="0" w:firstLineChars="0"/>
+              <w:ind w:left="0" w:right="0" w:firstLine="0" w:leftChars="0" w:rightChars="0" w:firstLineChars="0"/>
               <w:jc w:val="center"/>
               <w:textAlignment w:val="baseline"/>
             </w:pPr>
@@ -1514,7 +1497,7 @@
           </w:tcPr>
           <w:p>
             <w:pPr>
-              <w:pStyle w:val="27"/>
+              <w:pStyle w:val="TableText"/>
               <w:keepNext w:val="0"/>
               <w:keepLines w:val="0"/>
               <w:pageBreakBefore w:val="0"/>
@@ -1527,7 +1510,7 @@
               <w:bidi w:val="0"/>
               <w:adjustRightInd w:val="0"/>
               <w:snapToGrid w:val="0"/>
-              <w:ind w:left="0" w:leftChars="0" w:right="0" w:rightChars="0" w:firstLine="0" w:firstLineChars="0"/>
+              <w:ind w:left="0" w:right="0" w:firstLine="0" w:leftChars="0" w:rightChars="0" w:firstLineChars="0"/>
               <w:jc w:val="center"/>
               <w:textAlignment w:val="baseline"/>
             </w:pPr>
@@ -1539,7 +1522,7 @@
           </w:tcPr>
           <w:p>
             <w:pPr>
-              <w:pStyle w:val="27"/>
+              <w:pStyle w:val="TableText"/>
               <w:keepNext w:val="0"/>
               <w:keepLines w:val="0"/>
               <w:pageBreakBefore w:val="0"/>
@@ -1552,7 +1535,7 @@
               <w:bidi w:val="0"/>
               <w:adjustRightInd w:val="0"/>
               <w:snapToGrid w:val="0"/>
-              <w:ind w:left="0" w:leftChars="0" w:right="0" w:rightChars="0" w:firstLine="0" w:firstLineChars="0"/>
+              <w:ind w:left="0" w:right="0" w:firstLine="0" w:leftChars="0" w:rightChars="0" w:firstLineChars="0"/>
               <w:jc w:val="center"/>
               <w:textAlignment w:val="baseline"/>
             </w:pPr>
@@ -1564,7 +1547,7 @@
           </w:tcPr>
           <w:p>
             <w:pPr>
-              <w:pStyle w:val="27"/>
+              <w:pStyle w:val="TableText"/>
               <w:keepNext w:val="0"/>
               <w:keepLines w:val="0"/>
               <w:pageBreakBefore w:val="0"/>
@@ -1577,7 +1560,7 @@
               <w:bidi w:val="0"/>
               <w:adjustRightInd w:val="0"/>
               <w:snapToGrid w:val="0"/>
-              <w:ind w:left="0" w:leftChars="0" w:right="0" w:rightChars="0" w:firstLine="0" w:firstLineChars="0"/>
+              <w:ind w:left="0" w:right="0" w:firstLine="0" w:leftChars="0" w:rightChars="0" w:firstLineChars="0"/>
               <w:jc w:val="center"/>
               <w:textAlignment w:val="baseline"/>
             </w:pPr>
@@ -1589,7 +1572,7 @@
           </w:tcPr>
           <w:p>
             <w:pPr>
-              <w:pStyle w:val="27"/>
+              <w:pStyle w:val="TableText"/>
               <w:keepNext w:val="0"/>
               <w:keepLines w:val="0"/>
               <w:pageBreakBefore w:val="0"/>
@@ -1602,7 +1585,7 @@
               <w:bidi w:val="0"/>
               <w:adjustRightInd w:val="0"/>
               <w:snapToGrid w:val="0"/>
-              <w:ind w:left="0" w:leftChars="0" w:right="0" w:rightChars="0" w:firstLine="0" w:firstLineChars="0"/>
+              <w:ind w:left="0" w:right="0" w:firstLine="0" w:leftChars="0" w:rightChars="0" w:firstLineChars="0"/>
               <w:jc w:val="center"/>
               <w:textAlignment w:val="baseline"/>
             </w:pPr>
@@ -1614,7 +1597,7 @@
           </w:tcPr>
           <w:p>
             <w:pPr>
-              <w:pStyle w:val="27"/>
+              <w:pStyle w:val="TableText"/>
               <w:keepNext w:val="0"/>
               <w:keepLines w:val="0"/>
               <w:pageBreakBefore w:val="0"/>
@@ -1627,7 +1610,7 @@
               <w:bidi w:val="0"/>
               <w:adjustRightInd w:val="0"/>
               <w:snapToGrid w:val="0"/>
-              <w:ind w:left="0" w:leftChars="0" w:right="0" w:rightChars="0" w:firstLine="0" w:firstLineChars="0"/>
+              <w:ind w:left="0" w:right="0" w:firstLine="0" w:leftChars="0" w:rightChars="0" w:firstLineChars="0"/>
               <w:jc w:val="center"/>
               <w:textAlignment w:val="baseline"/>
             </w:pPr>
@@ -1636,14 +1619,9 @@
       </w:tr>
       <w:tr>
         <w:tblPrEx>
-          <w:tblBorders>
-            <w:top w:val="single" w:color="000000" w:sz="2" w:space="0"/>
-            <w:left w:val="single" w:color="000000" w:sz="2" w:space="0"/>
-            <w:bottom w:val="single" w:color="000000" w:sz="2" w:space="0"/>
-            <w:right w:val="single" w:color="000000" w:sz="2" w:space="0"/>
-            <w:insideH w:val="single" w:color="000000" w:sz="2" w:space="0"/>
-            <w:insideV w:val="single" w:color="000000" w:sz="2" w:space="0"/>
-          </w:tblBorders>
+          <w:tblW w:w="8214" w:type="dxa"/>
+          <w:jc w:val="center"/>
+          <w:tblLayout w:type="fixed"/>
           <w:tblCellMar>
             <w:top w:w="0" w:type="dxa"/>
             <w:left w:w="0" w:type="dxa"/>
@@ -1652,7 +1630,7 @@
           </w:tblCellMar>
         </w:tblPrEx>
         <w:trPr>
-          <w:trHeight w:val="556" w:hRule="atLeast"/>
+          <w:trHeight w:val="556"/>
           <w:jc w:val="center"/>
         </w:trPr>
         <w:tc>
@@ -1661,7 +1639,7 @@
           </w:tcPr>
           <w:p>
             <w:pPr>
-              <w:pStyle w:val="27"/>
+              <w:pStyle w:val="TableText"/>
               <w:keepNext w:val="0"/>
               <w:keepLines w:val="0"/>
               <w:pageBreakBefore w:val="0"/>
@@ -1674,7 +1652,7 @@
               <w:bidi w:val="0"/>
               <w:adjustRightInd w:val="0"/>
               <w:snapToGrid w:val="0"/>
-              <w:ind w:left="0" w:leftChars="0" w:right="0" w:rightChars="0" w:firstLine="0" w:firstLineChars="0"/>
+              <w:ind w:left="0" w:right="0" w:firstLine="0" w:leftChars="0" w:rightChars="0" w:firstLineChars="0"/>
               <w:jc w:val="center"/>
               <w:textAlignment w:val="baseline"/>
             </w:pPr>
@@ -1686,7 +1664,7 @@
           </w:tcPr>
           <w:p>
             <w:pPr>
-              <w:pStyle w:val="27"/>
+              <w:pStyle w:val="TableText"/>
               <w:keepNext w:val="0"/>
               <w:keepLines w:val="0"/>
               <w:pageBreakBefore w:val="0"/>
@@ -1699,7 +1677,7 @@
               <w:bidi w:val="0"/>
               <w:adjustRightInd w:val="0"/>
               <w:snapToGrid w:val="0"/>
-              <w:ind w:left="0" w:leftChars="0" w:right="0" w:rightChars="0" w:firstLine="0" w:firstLineChars="0"/>
+              <w:ind w:left="0" w:right="0" w:firstLine="0" w:leftChars="0" w:rightChars="0" w:firstLineChars="0"/>
               <w:jc w:val="center"/>
               <w:textAlignment w:val="baseline"/>
             </w:pPr>
@@ -1711,7 +1689,7 @@
           </w:tcPr>
           <w:p>
             <w:pPr>
-              <w:pStyle w:val="27"/>
+              <w:pStyle w:val="TableText"/>
               <w:keepNext w:val="0"/>
               <w:keepLines w:val="0"/>
               <w:pageBreakBefore w:val="0"/>
@@ -1724,7 +1702,7 @@
               <w:bidi w:val="0"/>
               <w:adjustRightInd w:val="0"/>
               <w:snapToGrid w:val="0"/>
-              <w:ind w:left="0" w:leftChars="0" w:right="0" w:rightChars="0" w:firstLine="0" w:firstLineChars="0"/>
+              <w:ind w:left="0" w:right="0" w:firstLine="0" w:leftChars="0" w:rightChars="0" w:firstLineChars="0"/>
               <w:jc w:val="center"/>
               <w:textAlignment w:val="baseline"/>
             </w:pPr>
@@ -1736,7 +1714,7 @@
           </w:tcPr>
           <w:p>
             <w:pPr>
-              <w:pStyle w:val="27"/>
+              <w:pStyle w:val="TableText"/>
               <w:keepNext w:val="0"/>
               <w:keepLines w:val="0"/>
               <w:pageBreakBefore w:val="0"/>
@@ -1749,7 +1727,7 @@
               <w:bidi w:val="0"/>
               <w:adjustRightInd w:val="0"/>
               <w:snapToGrid w:val="0"/>
-              <w:ind w:left="0" w:leftChars="0" w:right="0" w:rightChars="0" w:firstLine="0" w:firstLineChars="0"/>
+              <w:ind w:left="0" w:right="0" w:firstLine="0" w:leftChars="0" w:rightChars="0" w:firstLineChars="0"/>
               <w:jc w:val="center"/>
               <w:textAlignment w:val="baseline"/>
             </w:pPr>
@@ -1761,7 +1739,7 @@
           </w:tcPr>
           <w:p>
             <w:pPr>
-              <w:pStyle w:val="27"/>
+              <w:pStyle w:val="TableText"/>
               <w:keepNext w:val="0"/>
               <w:keepLines w:val="0"/>
               <w:pageBreakBefore w:val="0"/>
@@ -1774,7 +1752,7 @@
               <w:bidi w:val="0"/>
               <w:adjustRightInd w:val="0"/>
               <w:snapToGrid w:val="0"/>
-              <w:ind w:left="0" w:leftChars="0" w:right="0" w:rightChars="0" w:firstLine="0" w:firstLineChars="0"/>
+              <w:ind w:left="0" w:right="0" w:firstLine="0" w:leftChars="0" w:rightChars="0" w:firstLineChars="0"/>
               <w:jc w:val="center"/>
               <w:textAlignment w:val="baseline"/>
             </w:pPr>
@@ -1786,7 +1764,7 @@
           </w:tcPr>
           <w:p>
             <w:pPr>
-              <w:pStyle w:val="27"/>
+              <w:pStyle w:val="TableText"/>
               <w:keepNext w:val="0"/>
               <w:keepLines w:val="0"/>
               <w:pageBreakBefore w:val="0"/>
@@ -1799,7 +1777,7 @@
               <w:bidi w:val="0"/>
               <w:adjustRightInd w:val="0"/>
               <w:snapToGrid w:val="0"/>
-              <w:ind w:left="0" w:leftChars="0" w:right="0" w:rightChars="0" w:firstLine="0" w:firstLineChars="0"/>
+              <w:ind w:left="0" w:right="0" w:firstLine="0" w:leftChars="0" w:rightChars="0" w:firstLineChars="0"/>
               <w:jc w:val="center"/>
               <w:textAlignment w:val="baseline"/>
             </w:pPr>
@@ -1808,14 +1786,9 @@
       </w:tr>
       <w:tr>
         <w:tblPrEx>
-          <w:tblBorders>
-            <w:top w:val="single" w:color="000000" w:sz="2" w:space="0"/>
-            <w:left w:val="single" w:color="000000" w:sz="2" w:space="0"/>
-            <w:bottom w:val="single" w:color="000000" w:sz="2" w:space="0"/>
-            <w:right w:val="single" w:color="000000" w:sz="2" w:space="0"/>
-            <w:insideH w:val="single" w:color="000000" w:sz="2" w:space="0"/>
-            <w:insideV w:val="single" w:color="000000" w:sz="2" w:space="0"/>
-          </w:tblBorders>
+          <w:tblW w:w="8214" w:type="dxa"/>
+          <w:jc w:val="center"/>
+          <w:tblLayout w:type="fixed"/>
           <w:tblCellMar>
             <w:top w:w="0" w:type="dxa"/>
             <w:left w:w="0" w:type="dxa"/>
@@ -1824,7 +1797,7 @@
           </w:tblCellMar>
         </w:tblPrEx>
         <w:trPr>
-          <w:trHeight w:val="557" w:hRule="atLeast"/>
+          <w:trHeight w:val="557"/>
           <w:jc w:val="center"/>
         </w:trPr>
         <w:tc>
@@ -1833,7 +1806,7 @@
           </w:tcPr>
           <w:p>
             <w:pPr>
-              <w:pStyle w:val="27"/>
+              <w:pStyle w:val="TableText"/>
               <w:keepNext w:val="0"/>
               <w:keepLines w:val="0"/>
               <w:pageBreakBefore w:val="0"/>
@@ -1846,7 +1819,7 @@
               <w:bidi w:val="0"/>
               <w:adjustRightInd w:val="0"/>
               <w:snapToGrid w:val="0"/>
-              <w:ind w:left="0" w:leftChars="0" w:right="0" w:rightChars="0" w:firstLine="0" w:firstLineChars="0"/>
+              <w:ind w:left="0" w:right="0" w:firstLine="0" w:leftChars="0" w:rightChars="0" w:firstLineChars="0"/>
               <w:jc w:val="center"/>
               <w:textAlignment w:val="baseline"/>
             </w:pPr>
@@ -1858,7 +1831,7 @@
           </w:tcPr>
           <w:p>
             <w:pPr>
-              <w:pStyle w:val="27"/>
+              <w:pStyle w:val="TableText"/>
               <w:keepNext w:val="0"/>
               <w:keepLines w:val="0"/>
               <w:pageBreakBefore w:val="0"/>
@@ -1871,7 +1844,7 @@
               <w:bidi w:val="0"/>
               <w:adjustRightInd w:val="0"/>
               <w:snapToGrid w:val="0"/>
-              <w:ind w:left="0" w:leftChars="0" w:right="0" w:rightChars="0" w:firstLine="0" w:firstLineChars="0"/>
+              <w:ind w:left="0" w:right="0" w:firstLine="0" w:leftChars="0" w:rightChars="0" w:firstLineChars="0"/>
               <w:jc w:val="center"/>
               <w:textAlignment w:val="baseline"/>
             </w:pPr>
@@ -1883,7 +1856,7 @@
           </w:tcPr>
           <w:p>
             <w:pPr>
-              <w:pStyle w:val="27"/>
+              <w:pStyle w:val="TableText"/>
               <w:keepNext w:val="0"/>
               <w:keepLines w:val="0"/>
               <w:pageBreakBefore w:val="0"/>
@@ -1896,7 +1869,7 @@
               <w:bidi w:val="0"/>
               <w:adjustRightInd w:val="0"/>
               <w:snapToGrid w:val="0"/>
-              <w:ind w:left="0" w:leftChars="0" w:right="0" w:rightChars="0" w:firstLine="0" w:firstLineChars="0"/>
+              <w:ind w:left="0" w:right="0" w:firstLine="0" w:leftChars="0" w:rightChars="0" w:firstLineChars="0"/>
               <w:jc w:val="center"/>
               <w:textAlignment w:val="baseline"/>
             </w:pPr>
@@ -1908,7 +1881,7 @@
           </w:tcPr>
           <w:p>
             <w:pPr>
-              <w:pStyle w:val="27"/>
+              <w:pStyle w:val="TableText"/>
               <w:keepNext w:val="0"/>
               <w:keepLines w:val="0"/>
               <w:pageBreakBefore w:val="0"/>
@@ -1921,7 +1894,7 @@
               <w:bidi w:val="0"/>
               <w:adjustRightInd w:val="0"/>
               <w:snapToGrid w:val="0"/>
-              <w:ind w:left="0" w:leftChars="0" w:right="0" w:rightChars="0" w:firstLine="0" w:firstLineChars="0"/>
+              <w:ind w:left="0" w:right="0" w:firstLine="0" w:leftChars="0" w:rightChars="0" w:firstLineChars="0"/>
               <w:jc w:val="center"/>
               <w:textAlignment w:val="baseline"/>
             </w:pPr>
@@ -1933,7 +1906,7 @@
           </w:tcPr>
           <w:p>
             <w:pPr>
-              <w:pStyle w:val="27"/>
+              <w:pStyle w:val="TableText"/>
               <w:keepNext w:val="0"/>
               <w:keepLines w:val="0"/>
               <w:pageBreakBefore w:val="0"/>
@@ -1946,7 +1919,7 @@
               <w:bidi w:val="0"/>
               <w:adjustRightInd w:val="0"/>
               <w:snapToGrid w:val="0"/>
-              <w:ind w:left="0" w:leftChars="0" w:right="0" w:rightChars="0" w:firstLine="0" w:firstLineChars="0"/>
+              <w:ind w:left="0" w:right="0" w:firstLine="0" w:leftChars="0" w:rightChars="0" w:firstLineChars="0"/>
               <w:jc w:val="center"/>
               <w:textAlignment w:val="baseline"/>
             </w:pPr>
@@ -1958,7 +1931,7 @@
           </w:tcPr>
           <w:p>
             <w:pPr>
-              <w:pStyle w:val="27"/>
+              <w:pStyle w:val="TableText"/>
               <w:keepNext w:val="0"/>
               <w:keepLines w:val="0"/>
               <w:pageBreakBefore w:val="0"/>
@@ -1971,7 +1944,7 @@
               <w:bidi w:val="0"/>
               <w:adjustRightInd w:val="0"/>
               <w:snapToGrid w:val="0"/>
-              <w:ind w:left="0" w:leftChars="0" w:right="0" w:rightChars="0" w:firstLine="0" w:firstLineChars="0"/>
+              <w:ind w:left="0" w:right="0" w:firstLine="0" w:leftChars="0" w:rightChars="0" w:firstLineChars="0"/>
               <w:jc w:val="center"/>
               <w:textAlignment w:val="baseline"/>
             </w:pPr>
@@ -2002,7 +1975,7 @@
     <w:sdt>
       <w:sdtPr>
         <w:rPr>
-          <w:rFonts w:ascii="宋体" w:hAnsi="宋体" w:eastAsia="宋体" w:cs="Arial"/>
+          <w:rFonts w:ascii="宋体" w:eastAsia="宋体" w:hAnsi="宋体" w:cs="Arial"/>
           <w:snapToGrid w:val="0"/>
           <w:color w:val="000000"/>
           <w:kern w:val="0"/>
@@ -2018,7 +1991,7 @@
       </w:sdtPr>
       <w:sdtEndPr>
         <w:rPr>
-          <w:rFonts w:hint="eastAsia" w:ascii="宋体" w:hAnsi="宋体" w:eastAsia="宋体" w:cs="宋体"/>
+          <w:rFonts w:ascii="宋体" w:eastAsia="宋体" w:hAnsi="宋体" w:cs="宋体" w:hint="eastAsia"/>
           <w:snapToGrid w:val="0"/>
           <w:color w:val="000000"/>
           <w:kern w:val="0"/>
@@ -2043,18 +2016,18 @@
             <w:adjustRightInd w:val="0"/>
             <w:snapToGrid w:val="0"/>
             <w:spacing w:before="0" w:beforeLines="0" w:after="0" w:afterLines="0" w:line="240" w:lineRule="auto"/>
-            <w:ind w:left="0" w:leftChars="0" w:right="0" w:rightChars="0" w:firstLine="0" w:firstLineChars="0"/>
+            <w:ind w:left="0" w:right="0" w:firstLine="0" w:leftChars="0" w:rightChars="0" w:firstLineChars="0"/>
             <w:jc w:val="center"/>
             <w:textAlignment w:val="baseline"/>
             <w:rPr>
-              <w:rFonts w:hint="eastAsia" w:ascii="宋体" w:hAnsi="宋体" w:eastAsia="宋体" w:cs="宋体"/>
+              <w:rFonts w:ascii="宋体" w:eastAsia="宋体" w:hAnsi="宋体" w:cs="宋体" w:hint="eastAsia"/>
               <w:sz w:val="24"/>
               <w:szCs w:val="24"/>
             </w:rPr>
           </w:pPr>
           <w:r>
             <w:rPr>
-              <w:rFonts w:hint="eastAsia" w:ascii="宋体" w:hAnsi="宋体" w:eastAsia="宋体" w:cs="宋体"/>
+              <w:rFonts w:ascii="宋体" w:eastAsia="宋体" w:hAnsi="宋体" w:cs="宋体" w:hint="eastAsia"/>
               <w:sz w:val="24"/>
               <w:szCs w:val="24"/>
             </w:rPr>
@@ -2063,14 +2036,14 @@
         </w:p>
         <w:p>
           <w:pPr>
-            <w:pStyle w:val="16"/>
+            <w:pStyle w:val="TOC1"/>
             <w:tabs>
               <w:tab w:val="right" w:leader="dot" w:pos="8306"/>
             </w:tabs>
           </w:pPr>
           <w:r>
             <w:rPr>
-              <w:rFonts w:hint="eastAsia" w:ascii="宋体" w:hAnsi="宋体" w:eastAsia="宋体" w:cs="宋体"/>
+              <w:rFonts w:ascii="宋体" w:eastAsia="宋体" w:hAnsi="宋体" w:cs="宋体" w:hint="eastAsia"/>
               <w:sz w:val="24"/>
               <w:szCs w:val="24"/>
             </w:rPr>
@@ -2078,7 +2051,7 @@
           </w:r>
           <w:r>
             <w:rPr>
-              <w:rFonts w:hint="eastAsia" w:ascii="宋体" w:hAnsi="宋体" w:eastAsia="宋体" w:cs="宋体"/>
+              <w:rFonts w:ascii="宋体" w:eastAsia="宋体" w:hAnsi="宋体" w:cs="宋体" w:hint="eastAsia"/>
               <w:sz w:val="24"/>
               <w:szCs w:val="24"/>
             </w:rPr>
@@ -2086,7 +2059,7 @@
           </w:r>
           <w:r>
             <w:rPr>
-              <w:rFonts w:hint="eastAsia" w:ascii="宋体" w:hAnsi="宋体" w:eastAsia="宋体" w:cs="宋体"/>
+              <w:rFonts w:ascii="宋体" w:eastAsia="宋体" w:hAnsi="宋体" w:cs="宋体" w:hint="eastAsia"/>
               <w:sz w:val="24"/>
               <w:szCs w:val="24"/>
             </w:rPr>
@@ -2094,21 +2067,21 @@
           </w:r>
           <w:r>
             <w:rPr>
-              <w:rFonts w:hint="eastAsia" w:ascii="宋体" w:hAnsi="宋体" w:eastAsia="宋体" w:cs="宋体"/>
+              <w:rFonts w:ascii="宋体" w:eastAsia="宋体" w:hAnsi="宋体" w:cs="宋体" w:hint="eastAsia"/>
               <w:szCs w:val="24"/>
             </w:rPr>
             <w:fldChar w:fldCharType="begin"/>
           </w:r>
           <w:r>
             <w:rPr>
-              <w:rFonts w:hint="eastAsia" w:ascii="宋体" w:hAnsi="宋体" w:eastAsia="宋体" w:cs="宋体"/>
+              <w:rFonts w:ascii="宋体" w:eastAsia="宋体" w:hAnsi="宋体" w:cs="宋体" w:hint="eastAsia"/>
               <w:szCs w:val="24"/>
             </w:rPr>
             <w:instrText xml:space="preserve"> HYPERLINK \l _Toc30776 </w:instrText>
           </w:r>
           <w:r>
             <w:rPr>
-              <w:rFonts w:hint="eastAsia" w:ascii="宋体" w:hAnsi="宋体" w:eastAsia="宋体" w:cs="宋体"/>
+              <w:rFonts w:ascii="宋体" w:eastAsia="宋体" w:hAnsi="宋体" w:cs="宋体" w:hint="eastAsia"/>
               <w:szCs w:val="24"/>
             </w:rPr>
             <w:fldChar w:fldCharType="separate"/>
@@ -2140,7 +2113,7 @@
           </w:r>
           <w:r>
             <w:rPr>
-              <w:rFonts w:hint="eastAsia" w:ascii="宋体" w:hAnsi="宋体" w:eastAsia="宋体" w:cs="宋体"/>
+              <w:rFonts w:ascii="宋体" w:eastAsia="宋体" w:hAnsi="宋体" w:cs="宋体" w:hint="eastAsia"/>
               <w:szCs w:val="24"/>
             </w:rPr>
             <w:fldChar w:fldCharType="end"/>
@@ -2148,28 +2121,28 @@
         </w:p>
         <w:p>
           <w:pPr>
-            <w:pStyle w:val="16"/>
+            <w:pStyle w:val="TOC1"/>
             <w:tabs>
               <w:tab w:val="right" w:leader="dot" w:pos="8306"/>
             </w:tabs>
           </w:pPr>
           <w:r>
             <w:rPr>
-              <w:rFonts w:hint="eastAsia" w:ascii="宋体" w:hAnsi="宋体" w:eastAsia="宋体" w:cs="宋体"/>
+              <w:rFonts w:ascii="宋体" w:eastAsia="宋体" w:hAnsi="宋体" w:cs="宋体" w:hint="eastAsia"/>
               <w:szCs w:val="24"/>
             </w:rPr>
             <w:fldChar w:fldCharType="begin"/>
           </w:r>
           <w:r>
             <w:rPr>
-              <w:rFonts w:hint="eastAsia" w:ascii="宋体" w:hAnsi="宋体" w:eastAsia="宋体" w:cs="宋体"/>
+              <w:rFonts w:ascii="宋体" w:eastAsia="宋体" w:hAnsi="宋体" w:cs="宋体" w:hint="eastAsia"/>
               <w:szCs w:val="24"/>
             </w:rPr>
             <w:instrText xml:space="preserve"> HYPERLINK \l _Toc32271 </w:instrText>
           </w:r>
           <w:r>
             <w:rPr>
-              <w:rFonts w:hint="eastAsia" w:ascii="宋体" w:hAnsi="宋体" w:eastAsia="宋体" w:cs="宋体"/>
+              <w:rFonts w:ascii="宋体" w:eastAsia="宋体" w:hAnsi="宋体" w:cs="宋体" w:hint="eastAsia"/>
               <w:szCs w:val="24"/>
             </w:rPr>
             <w:fldChar w:fldCharType="separate"/>
@@ -2201,7 +2174,7 @@
           </w:r>
           <w:r>
             <w:rPr>
-              <w:rFonts w:hint="eastAsia" w:ascii="宋体" w:hAnsi="宋体" w:eastAsia="宋体" w:cs="宋体"/>
+              <w:rFonts w:ascii="宋体" w:eastAsia="宋体" w:hAnsi="宋体" w:cs="宋体" w:hint="eastAsia"/>
               <w:szCs w:val="24"/>
             </w:rPr>
             <w:fldChar w:fldCharType="end"/>
@@ -2209,35 +2182,35 @@
         </w:p>
         <w:p>
           <w:pPr>
-            <w:pStyle w:val="16"/>
+            <w:pStyle w:val="TOC1"/>
             <w:tabs>
               <w:tab w:val="right" w:leader="dot" w:pos="8306"/>
             </w:tabs>
           </w:pPr>
           <w:r>
             <w:rPr>
-              <w:rFonts w:hint="eastAsia" w:ascii="宋体" w:hAnsi="宋体" w:eastAsia="宋体" w:cs="宋体"/>
+              <w:rFonts w:ascii="宋体" w:eastAsia="宋体" w:hAnsi="宋体" w:cs="宋体" w:hint="eastAsia"/>
               <w:szCs w:val="24"/>
             </w:rPr>
             <w:fldChar w:fldCharType="begin"/>
           </w:r>
           <w:r>
             <w:rPr>
-              <w:rFonts w:hint="eastAsia" w:ascii="宋体" w:hAnsi="宋体" w:eastAsia="宋体" w:cs="宋体"/>
+              <w:rFonts w:ascii="宋体" w:eastAsia="宋体" w:hAnsi="宋体" w:cs="宋体" w:hint="eastAsia"/>
               <w:szCs w:val="24"/>
             </w:rPr>
             <w:instrText xml:space="preserve"> HYPERLINK \l _Toc13834 </w:instrText>
           </w:r>
           <w:r>
             <w:rPr>
-              <w:rFonts w:hint="eastAsia" w:ascii="宋体" w:hAnsi="宋体" w:eastAsia="宋体" w:cs="宋体"/>
+              <w:rFonts w:ascii="宋体" w:eastAsia="宋体" w:hAnsi="宋体" w:cs="宋体" w:hint="eastAsia"/>
               <w:szCs w:val="24"/>
             </w:rPr>
             <w:fldChar w:fldCharType="separate"/>
           </w:r>
           <w:r>
             <w:rPr>
-              <w:rFonts w:ascii="宋体" w:hAnsi="宋体" w:eastAsia="宋体" w:cs="宋体"/>
+              <w:rFonts w:ascii="宋体" w:eastAsia="宋体" w:hAnsi="宋体" w:cs="宋体"/>
               <w:bCs/>
               <w:szCs w:val="31"/>
             </w:rPr>
@@ -2263,7 +2236,7 @@
           </w:r>
           <w:r>
             <w:rPr>
-              <w:rFonts w:hint="eastAsia" w:ascii="宋体" w:hAnsi="宋体" w:eastAsia="宋体" w:cs="宋体"/>
+              <w:rFonts w:ascii="宋体" w:eastAsia="宋体" w:hAnsi="宋体" w:cs="宋体" w:hint="eastAsia"/>
               <w:szCs w:val="24"/>
             </w:rPr>
             <w:fldChar w:fldCharType="end"/>
@@ -2285,7 +2258,7 @@
             <w:snapToGrid w:val="0"/>
             <w:textAlignment w:val="baseline"/>
             <w:rPr>
-              <w:rFonts w:hint="eastAsia" w:ascii="宋体" w:hAnsi="宋体" w:eastAsia="宋体" w:cs="宋体"/>
+              <w:rFonts w:ascii="宋体" w:eastAsia="宋体" w:hAnsi="宋体" w:cs="宋体" w:hint="eastAsia"/>
               <w:snapToGrid w:val="0"/>
               <w:color w:val="000000"/>
               <w:kern w:val="0"/>
@@ -2296,7 +2269,7 @@
           </w:pPr>
           <w:r>
             <w:rPr>
-              <w:rFonts w:hint="eastAsia" w:ascii="宋体" w:hAnsi="宋体" w:eastAsia="宋体" w:cs="宋体"/>
+              <w:rFonts w:ascii="宋体" w:eastAsia="宋体" w:hAnsi="宋体" w:cs="宋体" w:hint="eastAsia"/>
               <w:szCs w:val="24"/>
             </w:rPr>
             <w:fldChar w:fldCharType="end"/>
@@ -2320,7 +2293,7 @@
         <w:snapToGrid w:val="0"/>
         <w:textAlignment w:val="baseline"/>
         <w:rPr>
-          <w:rFonts w:ascii="Arial" w:hAnsi="Arial" w:eastAsia="Arial" w:cs="Arial"/>
+          <w:rFonts w:ascii="Arial" w:eastAsia="Arial" w:hAnsi="Arial" w:cs="Arial"/>
           <w:snapToGrid w:val="0"/>
           <w:color w:val="000000"/>
           <w:kern w:val="0"/>
@@ -2331,7 +2304,7 @@
       </w:pPr>
       <w:r>
         <w:rPr>
-          <w:rFonts w:ascii="Arial" w:hAnsi="Arial" w:eastAsia="Arial" w:cs="Arial"/>
+          <w:rFonts w:ascii="Arial" w:eastAsia="Arial" w:hAnsi="Arial" w:cs="Arial"/>
           <w:snapToGrid w:val="0"/>
           <w:color w:val="000000"/>
           <w:kern w:val="0"/>
@@ -2348,7 +2321,7 @@
         <w:ind w:left="3192"/>
         <w:outlineLvl w:val="0"/>
         <w:rPr>
-          <w:rFonts w:ascii="宋体" w:hAnsi="宋体" w:eastAsia="宋体" w:cs="宋体"/>
+          <w:rFonts w:ascii="宋体" w:eastAsia="宋体" w:hAnsi="宋体" w:cs="宋体"/>
           <w:sz w:val="31"/>
           <w:szCs w:val="31"/>
         </w:rPr>
@@ -2356,7 +2329,7 @@
       <w:bookmarkStart w:id="2" w:name="_Toc13834"/>
       <w:r>
         <w:rPr>
-          <w:rFonts w:ascii="宋体" w:hAnsi="宋体" w:eastAsia="宋体" w:cs="宋体"/>
+          <w:rFonts w:ascii="宋体" w:eastAsia="宋体" w:hAnsi="宋体" w:cs="宋体"/>
           <w:b/>
           <w:bCs/>
           <w:sz w:val="31"/>
@@ -2373,16 +2346,16 @@
     </w:p>
     <w:tbl>
       <w:tblPr>
-        <w:tblStyle w:val="26"/>
+        <w:tblStyle w:val="TableNormal0"/>
         <w:tblW w:w="8524" w:type="dxa"/>
         <w:tblInd w:w="2" w:type="dxa"/>
         <w:tblBorders>
-          <w:top w:val="single" w:color="000000" w:sz="2" w:space="0"/>
-          <w:left w:val="single" w:color="000000" w:sz="2" w:space="0"/>
-          <w:bottom w:val="single" w:color="000000" w:sz="2" w:space="0"/>
-          <w:right w:val="single" w:color="000000" w:sz="2" w:space="0"/>
-          <w:insideH w:val="single" w:color="000000" w:sz="2" w:space="0"/>
-          <w:insideV w:val="single" w:color="000000" w:sz="2" w:space="0"/>
+          <w:top w:val="single" w:sz="2" w:space="0" w:color="000000"/>
+          <w:left w:val="single" w:sz="2" w:space="0" w:color="000000"/>
+          <w:bottom w:val="single" w:sz="2" w:space="0" w:color="000000"/>
+          <w:right w:val="single" w:sz="2" w:space="0" w:color="000000"/>
+          <w:insideH w:val="single" w:sz="2" w:space="0" w:color="000000"/>
+          <w:insideV w:val="single" w:sz="2" w:space="0" w:color="000000"/>
         </w:tblBorders>
         <w:tblLayout w:type="fixed"/>
         <w:tblCellMar>
@@ -2401,14 +2374,17 @@
       </w:tblGrid>
       <w:tr>
         <w:tblPrEx>
+          <w:tblW w:w="8524" w:type="dxa"/>
+          <w:tblInd w:w="2" w:type="dxa"/>
           <w:tblBorders>
-            <w:top w:val="single" w:color="000000" w:sz="2" w:space="0"/>
-            <w:left w:val="single" w:color="000000" w:sz="2" w:space="0"/>
-            <w:bottom w:val="single" w:color="000000" w:sz="2" w:space="0"/>
-            <w:right w:val="single" w:color="000000" w:sz="2" w:space="0"/>
-            <w:insideH w:val="single" w:color="000000" w:sz="2" w:space="0"/>
-            <w:insideV w:val="single" w:color="000000" w:sz="2" w:space="0"/>
+            <w:top w:val="single" w:sz="2" w:space="0" w:color="000000"/>
+            <w:left w:val="single" w:sz="2" w:space="0" w:color="000000"/>
+            <w:bottom w:val="single" w:sz="2" w:space="0" w:color="000000"/>
+            <w:right w:val="single" w:sz="2" w:space="0" w:color="000000"/>
+            <w:insideH w:val="single" w:sz="2" w:space="0" w:color="000000"/>
+            <w:insideV w:val="single" w:sz="2" w:space="0" w:color="000000"/>
           </w:tblBorders>
+          <w:tblLayout w:type="fixed"/>
           <w:tblCellMar>
             <w:top w:w="0" w:type="dxa"/>
             <w:left w:w="0" w:type="dxa"/>
@@ -2417,7 +2393,7 @@
           </w:tblCellMar>
         </w:tblPrEx>
         <w:trPr>
-          <w:trHeight w:val="477" w:hRule="atLeast"/>
+          <w:trHeight w:val="477"/>
         </w:trPr>
         <w:tc>
           <w:tcPr>
@@ -2425,7 +2401,7 @@
           </w:tcPr>
           <w:p>
             <w:pPr>
-              <w:pStyle w:val="27"/>
+              <w:pStyle w:val="TableText"/>
               <w:spacing w:before="131" w:line="228" w:lineRule="auto"/>
               <w:ind w:left="216"/>
             </w:pPr>
@@ -2446,7 +2422,7 @@
           </w:tcPr>
           <w:p>
             <w:pPr>
-              <w:pStyle w:val="27"/>
+              <w:pStyle w:val="TableText"/>
               <w:spacing w:before="129" w:line="228" w:lineRule="auto"/>
               <w:ind w:left="1076"/>
             </w:pPr>
@@ -2464,7 +2440,7 @@
           </w:tcPr>
           <w:p>
             <w:pPr>
-              <w:pStyle w:val="27"/>
+              <w:pStyle w:val="TableText"/>
               <w:spacing w:before="131" w:line="228" w:lineRule="auto"/>
               <w:ind w:left="314"/>
             </w:pPr>
@@ -2484,11 +2460,11 @@
           </w:tcPr>
           <w:p>
             <w:pPr>
-              <w:pStyle w:val="27"/>
+              <w:pStyle w:val="TableText"/>
               <w:spacing w:before="129" w:line="228" w:lineRule="auto"/>
               <w:ind w:left="1101"/>
               <w:rPr>
-                <w:rFonts w:hint="eastAsia" w:eastAsia="宋体"/>
+                <w:rFonts w:eastAsia="宋体" w:hint="eastAsia"/>
                 <w:lang w:eastAsia="zh-CN"/>
               </w:rPr>
             </w:pPr>
@@ -2498,21 +2474,16 @@
                 <w:spacing w:val="5"/>
                 <w:lang w:val="en-US" w:eastAsia="zh-CN"/>
               </w:rPr>
-              <w:t>强宇涛</w:t>
+              <w:t>程方</w:t>
             </w:r>
           </w:p>
         </w:tc>
       </w:tr>
       <w:tr>
         <w:tblPrEx>
-          <w:tblBorders>
-            <w:top w:val="single" w:color="000000" w:sz="2" w:space="0"/>
-            <w:left w:val="single" w:color="000000" w:sz="2" w:space="0"/>
-            <w:bottom w:val="single" w:color="000000" w:sz="2" w:space="0"/>
-            <w:right w:val="single" w:color="000000" w:sz="2" w:space="0"/>
-            <w:insideH w:val="single" w:color="000000" w:sz="2" w:space="0"/>
-            <w:insideV w:val="single" w:color="000000" w:sz="2" w:space="0"/>
-          </w:tblBorders>
+          <w:tblW w:w="8524" w:type="dxa"/>
+          <w:tblInd w:w="2" w:type="dxa"/>
+          <w:tblLayout w:type="fixed"/>
           <w:tblCellMar>
             <w:top w:w="0" w:type="dxa"/>
             <w:left w:w="0" w:type="dxa"/>
@@ -2521,7 +2492,7 @@
           </w:tblCellMar>
         </w:tblPrEx>
         <w:trPr>
-          <w:trHeight w:val="472" w:hRule="atLeast"/>
+          <w:trHeight w:val="472"/>
         </w:trPr>
         <w:tc>
           <w:tcPr>
@@ -2529,7 +2500,7 @@
           </w:tcPr>
           <w:p>
             <w:pPr>
-              <w:pStyle w:val="27"/>
+              <w:pStyle w:val="TableText"/>
               <w:spacing w:before="128" w:line="228" w:lineRule="auto"/>
               <w:ind w:left="433"/>
             </w:pPr>
@@ -2550,7 +2521,7 @@
           </w:tcPr>
           <w:p>
             <w:pPr>
-              <w:pStyle w:val="27"/>
+              <w:pStyle w:val="TableText"/>
               <w:spacing w:before="125" w:line="228" w:lineRule="auto"/>
               <w:ind w:left="1078"/>
             </w:pPr>
@@ -2560,7 +2531,7 @@
                 <w:vertAlign w:val="baseline"/>
                 <w:lang w:val="en-US" w:eastAsia="zh-CN"/>
               </w:rPr>
-              <w:t>李伟</w:t>
+              <w:t>沈晓晖</w:t>
             </w:r>
           </w:p>
         </w:tc>
@@ -2570,7 +2541,7 @@
           </w:tcPr>
           <w:p>
             <w:pPr>
-              <w:pStyle w:val="27"/>
+              <w:pStyle w:val="TableText"/>
               <w:spacing w:before="128" w:line="228" w:lineRule="auto"/>
               <w:ind w:left="325"/>
             </w:pPr>
@@ -2590,11 +2561,11 @@
           </w:tcPr>
           <w:p>
             <w:pPr>
-              <w:pStyle w:val="27"/>
+              <w:pStyle w:val="TableText"/>
               <w:spacing w:before="125" w:line="268" w:lineRule="exact"/>
               <w:ind w:left="887"/>
               <w:rPr>
-                <w:rFonts w:hint="eastAsia" w:eastAsia="宋体"/>
+                <w:rFonts w:eastAsia="宋体" w:hint="eastAsia"/>
                 <w:lang w:val="en-US" w:eastAsia="zh-CN"/>
               </w:rPr>
             </w:pPr>
@@ -2635,14 +2606,9 @@
       </w:tr>
       <w:tr>
         <w:tblPrEx>
-          <w:tblBorders>
-            <w:top w:val="single" w:color="000000" w:sz="2" w:space="0"/>
-            <w:left w:val="single" w:color="000000" w:sz="2" w:space="0"/>
-            <w:bottom w:val="single" w:color="000000" w:sz="2" w:space="0"/>
-            <w:right w:val="single" w:color="000000" w:sz="2" w:space="0"/>
-            <w:insideH w:val="single" w:color="000000" w:sz="2" w:space="0"/>
-            <w:insideV w:val="single" w:color="000000" w:sz="2" w:space="0"/>
-          </w:tblBorders>
+          <w:tblW w:w="8524" w:type="dxa"/>
+          <w:tblInd w:w="2" w:type="dxa"/>
+          <w:tblLayout w:type="fixed"/>
           <w:tblCellMar>
             <w:top w:w="0" w:type="dxa"/>
             <w:left w:w="0" w:type="dxa"/>
@@ -2651,7 +2617,7 @@
           </w:tblCellMar>
         </w:tblPrEx>
         <w:trPr>
-          <w:trHeight w:val="1408" w:hRule="atLeast"/>
+          <w:trHeight w:val="1408"/>
         </w:trPr>
         <w:tc>
           <w:tcPr>
@@ -2660,7 +2626,7 @@
           </w:tcPr>
           <w:p>
             <w:pPr>
-              <w:pStyle w:val="27"/>
+              <w:pStyle w:val="TableText"/>
               <w:spacing w:before="48" w:line="228" w:lineRule="auto"/>
               <w:ind w:left="119"/>
             </w:pPr>
@@ -2684,7 +2650,7 @@
           </w:p>
           <w:p>
             <w:pPr>
-              <w:pStyle w:val="27"/>
+              <w:pStyle w:val="TableText"/>
               <w:spacing w:before="65" w:line="226" w:lineRule="auto"/>
               <w:ind w:left="435"/>
             </w:pPr>
@@ -2701,14 +2667,9 @@
       </w:tr>
       <w:tr>
         <w:tblPrEx>
-          <w:tblBorders>
-            <w:top w:val="single" w:color="000000" w:sz="2" w:space="0"/>
-            <w:left w:val="single" w:color="000000" w:sz="2" w:space="0"/>
-            <w:bottom w:val="single" w:color="000000" w:sz="2" w:space="0"/>
-            <w:right w:val="single" w:color="000000" w:sz="2" w:space="0"/>
-            <w:insideH w:val="single" w:color="000000" w:sz="2" w:space="0"/>
-            <w:insideV w:val="single" w:color="000000" w:sz="2" w:space="0"/>
-          </w:tblBorders>
+          <w:tblW w:w="8524" w:type="dxa"/>
+          <w:tblInd w:w="2" w:type="dxa"/>
+          <w:tblLayout w:type="fixed"/>
           <w:tblCellMar>
             <w:top w:w="0" w:type="dxa"/>
             <w:left w:w="0" w:type="dxa"/>
@@ -2717,7 +2678,7 @@
           </w:tblCellMar>
         </w:tblPrEx>
         <w:trPr>
-          <w:trHeight w:val="940" w:hRule="atLeast"/>
+          <w:trHeight w:val="940"/>
         </w:trPr>
         <w:tc>
           <w:tcPr>
@@ -2726,7 +2687,7 @@
           </w:tcPr>
           <w:p>
             <w:pPr>
-              <w:pStyle w:val="27"/>
+              <w:pStyle w:val="TableText"/>
               <w:spacing w:before="128" w:line="370" w:lineRule="auto"/>
               <w:ind w:left="115" w:right="106" w:firstLine="4"/>
             </w:pPr>
@@ -2782,14 +2743,9 @@
       </w:tr>
       <w:tr>
         <w:tblPrEx>
-          <w:tblBorders>
-            <w:top w:val="single" w:color="000000" w:sz="2" w:space="0"/>
-            <w:left w:val="single" w:color="000000" w:sz="2" w:space="0"/>
-            <w:bottom w:val="single" w:color="000000" w:sz="2" w:space="0"/>
-            <w:right w:val="single" w:color="000000" w:sz="2" w:space="0"/>
-            <w:insideH w:val="single" w:color="000000" w:sz="2" w:space="0"/>
-            <w:insideV w:val="single" w:color="000000" w:sz="2" w:space="0"/>
-          </w:tblBorders>
+          <w:tblW w:w="8524" w:type="dxa"/>
+          <w:tblInd w:w="2" w:type="dxa"/>
+          <w:tblLayout w:type="fixed"/>
           <w:tblCellMar>
             <w:top w:w="0" w:type="dxa"/>
             <w:left w:w="0" w:type="dxa"/>
@@ -2798,7 +2754,7 @@
           </w:tblCellMar>
         </w:tblPrEx>
         <w:trPr>
-          <w:trHeight w:val="472" w:hRule="atLeast"/>
+          <w:trHeight w:val="472"/>
         </w:trPr>
         <w:tc>
           <w:tcPr>
@@ -2807,7 +2763,7 @@
           </w:tcPr>
           <w:p>
             <w:pPr>
-              <w:pStyle w:val="27"/>
+              <w:pStyle w:val="TableText"/>
               <w:spacing w:before="129" w:line="228" w:lineRule="auto"/>
               <w:ind w:left="119"/>
             </w:pPr>
@@ -2882,7 +2838,7 @@
                           <pic:cNvPicPr/>
                         </pic:nvPicPr>
                         <pic:blipFill>
-                          <a:blip r:embed="rId10"/>
+                          <a:blip xmlns:r="http://schemas.openxmlformats.org/officeDocument/2006/relationships" r:embed="rId7"/>
                           <a:stretch>
                             <a:fillRect/>
                           </a:stretch>
@@ -2943,14 +2899,9 @@
       </w:tr>
       <w:tr>
         <w:tblPrEx>
-          <w:tblBorders>
-            <w:top w:val="single" w:color="000000" w:sz="2" w:space="0"/>
-            <w:left w:val="single" w:color="000000" w:sz="2" w:space="0"/>
-            <w:bottom w:val="single" w:color="000000" w:sz="2" w:space="0"/>
-            <w:right w:val="single" w:color="000000" w:sz="2" w:space="0"/>
-            <w:insideH w:val="single" w:color="000000" w:sz="2" w:space="0"/>
-            <w:insideV w:val="single" w:color="000000" w:sz="2" w:space="0"/>
-          </w:tblBorders>
+          <w:tblW w:w="8524" w:type="dxa"/>
+          <w:tblInd w:w="2" w:type="dxa"/>
+          <w:tblLayout w:type="fixed"/>
           <w:tblCellMar>
             <w:top w:w="0" w:type="dxa"/>
             <w:left w:w="0" w:type="dxa"/>
@@ -2959,7 +2910,7 @@
           </w:tblCellMar>
         </w:tblPrEx>
         <w:trPr>
-          <w:trHeight w:val="475" w:hRule="atLeast"/>
+          <w:trHeight w:val="475"/>
         </w:trPr>
         <w:tc>
           <w:tcPr>
@@ -2968,7 +2919,7 @@
           </w:tcPr>
           <w:p>
             <w:pPr>
-              <w:pStyle w:val="27"/>
+              <w:pStyle w:val="TableText"/>
               <w:spacing w:before="130" w:line="228" w:lineRule="auto"/>
               <w:ind w:left="126"/>
             </w:pPr>
@@ -2986,7 +2937,7 @@
                 <w:vertAlign w:val="baseline"/>
                 <w:lang w:val="en-US" w:eastAsia="zh-CN"/>
               </w:rPr>
-              <w:t>李伟</w:t>
+              <w:t>沈晓晖</w:t>
             </w:r>
           </w:p>
         </w:tc>
@@ -2997,7 +2948,7 @@
           </w:tcPr>
           <w:p>
             <w:pPr>
-              <w:pStyle w:val="27"/>
+              <w:pStyle w:val="TableText"/>
               <w:spacing w:before="129" w:line="228" w:lineRule="auto"/>
               <w:ind w:left="113"/>
             </w:pPr>
@@ -3015,21 +2966,16 @@
                 <w:spacing w:val="5"/>
                 <w:lang w:val="en-US" w:eastAsia="zh-CN"/>
               </w:rPr>
-              <w:t>强宇涛</w:t>
+              <w:t>程方</w:t>
             </w:r>
           </w:p>
         </w:tc>
       </w:tr>
       <w:tr>
         <w:tblPrEx>
-          <w:tblBorders>
-            <w:top w:val="single" w:color="000000" w:sz="2" w:space="0"/>
-            <w:left w:val="single" w:color="000000" w:sz="2" w:space="0"/>
-            <w:bottom w:val="single" w:color="000000" w:sz="2" w:space="0"/>
-            <w:right w:val="single" w:color="000000" w:sz="2" w:space="0"/>
-            <w:insideH w:val="single" w:color="000000" w:sz="2" w:space="0"/>
-            <w:insideV w:val="single" w:color="000000" w:sz="2" w:space="0"/>
-          </w:tblBorders>
+          <w:tblW w:w="8524" w:type="dxa"/>
+          <w:tblInd w:w="2" w:type="dxa"/>
+          <w:tblLayout w:type="fixed"/>
           <w:tblCellMar>
             <w:top w:w="0" w:type="dxa"/>
             <w:left w:w="0" w:type="dxa"/>
@@ -3038,7 +2984,7 @@
           </w:tblCellMar>
         </w:tblPrEx>
         <w:trPr>
-          <w:trHeight w:val="1797" w:hRule="atLeast"/>
+          <w:trHeight w:val="1797"/>
         </w:trPr>
         <w:tc>
           <w:tcPr>
@@ -3047,7 +2993,7 @@
           </w:tcPr>
           <w:p>
             <w:pPr>
-              <w:pStyle w:val="27"/>
+              <w:pStyle w:val="TableText"/>
               <w:spacing w:before="129" w:line="228" w:lineRule="auto"/>
               <w:ind w:left="119"/>
             </w:pPr>
@@ -3062,7 +3008,7 @@
           </w:p>
           <w:p>
             <w:pPr>
-              <w:pStyle w:val="27"/>
+              <w:pStyle w:val="TableText"/>
               <w:spacing w:before="141" w:line="228" w:lineRule="auto"/>
               <w:ind w:left="340"/>
             </w:pPr>
@@ -3108,7 +3054,7 @@
           </w:p>
           <w:p>
             <w:pPr>
-              <w:pStyle w:val="27"/>
+              <w:pStyle w:val="TableText"/>
               <w:spacing w:before="65" w:line="226" w:lineRule="auto"/>
               <w:ind w:left="327"/>
             </w:pPr>
@@ -3121,11 +3067,11 @@
           </w:p>
           <w:p>
             <w:pPr>
-              <w:pStyle w:val="27"/>
+              <w:pStyle w:val="TableText"/>
               <w:spacing w:before="146" w:line="228" w:lineRule="auto"/>
               <w:ind w:left="4107"/>
               <w:rPr>
-                <w:rFonts w:hint="default" w:eastAsia="宋体"/>
+                <w:rFonts w:eastAsia="宋体" w:hint="default"/>
                 <w:lang w:val="en-US" w:eastAsia="zh-CN"/>
               </w:rPr>
             </w:pPr>
@@ -3143,7 +3089,7 @@
                 <w:spacing w:val="5"/>
                 <w:lang w:val="en-US" w:eastAsia="zh-CN"/>
               </w:rPr>
-              <w:t>强宇涛</w:t>
+              <w:t>程方</w:t>
             </w:r>
             <w:r>
               <w:rPr>
@@ -3164,14 +3110,9 @@
       </w:tr>
       <w:tr>
         <w:tblPrEx>
-          <w:tblBorders>
-            <w:top w:val="single" w:color="000000" w:sz="2" w:space="0"/>
-            <w:left w:val="single" w:color="000000" w:sz="2" w:space="0"/>
-            <w:bottom w:val="single" w:color="000000" w:sz="2" w:space="0"/>
-            <w:right w:val="single" w:color="000000" w:sz="2" w:space="0"/>
-            <w:insideH w:val="single" w:color="000000" w:sz="2" w:space="0"/>
-            <w:insideV w:val="single" w:color="000000" w:sz="2" w:space="0"/>
-          </w:tblBorders>
+          <w:tblW w:w="8524" w:type="dxa"/>
+          <w:tblInd w:w="2" w:type="dxa"/>
+          <w:tblLayout w:type="fixed"/>
           <w:tblCellMar>
             <w:top w:w="0" w:type="dxa"/>
             <w:left w:w="0" w:type="dxa"/>
@@ -3180,7 +3121,7 @@
           </w:tblCellMar>
         </w:tblPrEx>
         <w:trPr>
-          <w:trHeight w:val="1799" w:hRule="atLeast"/>
+          <w:trHeight w:val="1799"/>
         </w:trPr>
         <w:tc>
           <w:tcPr>
@@ -3189,7 +3130,7 @@
           </w:tcPr>
           <w:p>
             <w:pPr>
-              <w:pStyle w:val="27"/>
+              <w:pStyle w:val="TableText"/>
               <w:spacing w:before="130" w:line="228" w:lineRule="auto"/>
               <w:ind w:left="115"/>
             </w:pPr>
@@ -3204,7 +3145,7 @@
           </w:p>
           <w:p>
             <w:pPr>
-              <w:pStyle w:val="27"/>
+              <w:pStyle w:val="TableText"/>
               <w:spacing w:before="202" w:line="226" w:lineRule="auto"/>
               <w:ind w:left="324"/>
             </w:pPr>
@@ -3217,7 +3158,7 @@
           </w:p>
           <w:p>
             <w:pPr>
-              <w:pStyle w:val="27"/>
+              <w:pStyle w:val="TableText"/>
               <w:spacing w:before="133" w:line="228" w:lineRule="auto"/>
               <w:ind w:left="4107"/>
             </w:pPr>
@@ -3235,7 +3176,7 @@
                 <w:spacing w:val="5"/>
                 <w:lang w:val="en-US" w:eastAsia="zh-CN"/>
               </w:rPr>
-              <w:t>强宇涛</w:t>
+              <w:t>程方</w:t>
             </w:r>
             <w:r>
               <w:rPr>
@@ -3256,14 +3197,9 @@
       </w:tr>
       <w:tr>
         <w:tblPrEx>
-          <w:tblBorders>
-            <w:top w:val="single" w:color="000000" w:sz="2" w:space="0"/>
-            <w:left w:val="single" w:color="000000" w:sz="2" w:space="0"/>
-            <w:bottom w:val="single" w:color="000000" w:sz="2" w:space="0"/>
-            <w:right w:val="single" w:color="000000" w:sz="2" w:space="0"/>
-            <w:insideH w:val="single" w:color="000000" w:sz="2" w:space="0"/>
-            <w:insideV w:val="single" w:color="000000" w:sz="2" w:space="0"/>
-          </w:tblBorders>
+          <w:tblW w:w="8524" w:type="dxa"/>
+          <w:tblInd w:w="2" w:type="dxa"/>
+          <w:tblLayout w:type="fixed"/>
           <w:tblCellMar>
             <w:top w:w="0" w:type="dxa"/>
             <w:left w:w="0" w:type="dxa"/>
@@ -3272,7 +3208,7 @@
           </w:tblCellMar>
         </w:tblPrEx>
         <w:trPr>
-          <w:trHeight w:val="2032" w:hRule="atLeast"/>
+          <w:trHeight w:val="2032"/>
         </w:trPr>
         <w:tc>
           <w:tcPr>
@@ -3281,7 +3217,7 @@
           </w:tcPr>
           <w:p>
             <w:pPr>
-              <w:pStyle w:val="27"/>
+              <w:pStyle w:val="TableText"/>
               <w:spacing w:before="131" w:line="227" w:lineRule="auto"/>
               <w:ind w:left="115"/>
             </w:pPr>
@@ -3296,7 +3232,7 @@
           </w:p>
           <w:p>
             <w:pPr>
-              <w:pStyle w:val="27"/>
+              <w:pStyle w:val="TableText"/>
               <w:spacing w:before="142" w:line="228" w:lineRule="auto"/>
             </w:pPr>
             <w:r>
@@ -3335,7 +3271,7 @@
           </w:p>
           <w:p>
             <w:pPr>
-              <w:pStyle w:val="27"/>
+              <w:pStyle w:val="TableText"/>
               <w:spacing w:before="65" w:line="226" w:lineRule="auto"/>
               <w:ind w:right="12"/>
               <w:jc w:val="left"/>
@@ -3349,7 +3285,7 @@
           </w:p>
           <w:p>
             <w:pPr>
-              <w:pStyle w:val="27"/>
+              <w:pStyle w:val="TableText"/>
               <w:spacing w:before="145" w:line="228" w:lineRule="auto"/>
             </w:pPr>
             <w:r>
@@ -3367,7 +3303,7 @@
           </w:p>
           <w:p>
             <w:pPr>
-              <w:pStyle w:val="27"/>
+              <w:pStyle w:val="TableText"/>
               <w:spacing w:before="221" w:line="228" w:lineRule="auto"/>
               <w:ind w:left="4124"/>
             </w:pPr>
@@ -3385,7 +3321,7 @@
                 <w:spacing w:val="5"/>
                 <w:lang w:val="en-US" w:eastAsia="zh-CN"/>
               </w:rPr>
-              <w:t>强宇涛</w:t>
+              <w:t>程方</w:t>
             </w:r>
             <w:r>
               <w:rPr>
@@ -3406,14 +3342,9 @@
       </w:tr>
       <w:tr>
         <w:tblPrEx>
-          <w:tblBorders>
-            <w:top w:val="single" w:color="000000" w:sz="2" w:space="0"/>
-            <w:left w:val="single" w:color="000000" w:sz="2" w:space="0"/>
-            <w:bottom w:val="single" w:color="000000" w:sz="2" w:space="0"/>
-            <w:right w:val="single" w:color="000000" w:sz="2" w:space="0"/>
-            <w:insideH w:val="single" w:color="000000" w:sz="2" w:space="0"/>
-            <w:insideV w:val="single" w:color="000000" w:sz="2" w:space="0"/>
-          </w:tblBorders>
+          <w:tblW w:w="8524" w:type="dxa"/>
+          <w:tblInd w:w="2" w:type="dxa"/>
+          <w:tblLayout w:type="fixed"/>
           <w:tblCellMar>
             <w:top w:w="0" w:type="dxa"/>
             <w:left w:w="0" w:type="dxa"/>
@@ -3422,7 +3353,7 @@
           </w:tblCellMar>
         </w:tblPrEx>
         <w:trPr>
-          <w:trHeight w:val="1881" w:hRule="atLeast"/>
+          <w:trHeight w:val="1881"/>
         </w:trPr>
         <w:tc>
           <w:tcPr>
@@ -3431,7 +3362,7 @@
           </w:tcPr>
           <w:p>
             <w:pPr>
-              <w:pStyle w:val="27"/>
+              <w:pStyle w:val="TableText"/>
               <w:spacing w:before="132" w:line="228" w:lineRule="auto"/>
               <w:ind w:left="120"/>
             </w:pPr>
@@ -3446,7 +3377,7 @@
           </w:p>
           <w:p>
             <w:pPr>
-              <w:pStyle w:val="27"/>
+              <w:pStyle w:val="TableText"/>
               <w:spacing w:before="145" w:line="228" w:lineRule="auto"/>
               <w:ind w:left="120"/>
               <w:rPr>
@@ -3472,7 +3403,7 @@
           </w:p>
           <w:p>
             <w:pPr>
-              <w:pStyle w:val="27"/>
+              <w:pStyle w:val="TableText"/>
               <w:spacing w:before="145" w:line="228" w:lineRule="auto"/>
               <w:ind w:left="120"/>
               <w:rPr>
@@ -3487,7 +3418,7 @@
                 <w:spacing w:val="9"/>
                 <w:lang w:eastAsia="zh-CN"/>
               </w:rPr>
-              <w:t>2025年12月16日，审核员李伟查阅《运维工具使用效果自评估报告》（编号：TXHS-04-13-01），确认评估内容覆盖性能、可用性、用户反馈三项指标，符合标准7.6.1 c)要求。</w:t>
+              <w:t>2025年12月16日，审核员沈晓晖查阅《运维工具使用效果自评估报告》（编号：TXHS-04-13-01），确认评估内容覆盖性能、可用性、用户反馈三项指标，符合标准7.6.1 c)要求。</w:t>
             </w:r>
           </w:p>
           <w:p>
@@ -3510,11 +3441,11 @@
           </w:p>
           <w:p>
             <w:pPr>
-              <w:pStyle w:val="27"/>
+              <w:pStyle w:val="TableText"/>
               <w:spacing w:before="65" w:line="228" w:lineRule="auto"/>
               <w:ind w:left="4554"/>
               <w:rPr>
-                <w:rFonts w:hint="eastAsia" w:eastAsia="宋体"/>
+                <w:rFonts w:eastAsia="宋体" w:hint="eastAsia"/>
                 <w:lang w:val="en-US" w:eastAsia="zh-CN"/>
               </w:rPr>
             </w:pPr>
@@ -3532,7 +3463,7 @@
                 <w:vertAlign w:val="baseline"/>
                 <w:lang w:val="en-US" w:eastAsia="zh-CN"/>
               </w:rPr>
-              <w:t>李伟</w:t>
+              <w:t>沈晓晖</w:t>
             </w:r>
             <w:r>
               <w:rPr>
@@ -3570,7 +3501,7 @@
       <w:pPr>
         <w:bidi w:val="0"/>
         <w:rPr>
-          <w:rFonts w:hint="default" w:ascii="宋体" w:hAnsi="宋体" w:eastAsia="宋体" w:cs="宋体"/>
+          <w:rFonts w:ascii="宋体" w:eastAsia="宋体" w:hAnsi="宋体" w:cs="宋体" w:hint="default"/>
           <w:snapToGrid w:val="0"/>
           <w:color w:val="000000"/>
           <w:kern w:val="0"/>
@@ -3581,73 +3512,23 @@
       </w:pPr>
     </w:p>
     <w:sectPr>
-      <w:headerReference r:id="rId5" w:type="default"/>
+      <w:headerReference w:type="default" r:id="rId8"/>
       <w:pgSz w:w="11906" w:h="16838"/>
       <w:pgMar w:top="1417" w:right="1800" w:bottom="1440" w:left="1800" w:header="1140" w:footer="992" w:gutter="0"/>
-      <w:cols w:space="425" w:num="1"/>
+      <w:cols w:num="1" w:space="425"/>
       <w:docGrid w:type="lines" w:linePitch="312" w:charSpace="0"/>
     </w:sectPr>
   </w:body>
 </w:document>
 </file>
 
-<file path=word/endnotes.xml><?xml version="1.0" encoding="utf-8"?>
-<w:endnotes xmlns:wpc="http://schemas.microsoft.com/office/word/2010/wordprocessingCanvas" xmlns:mc="http://schemas.openxmlformats.org/markup-compatibility/2006" xmlns:o="urn:schemas-microsoft-com:office:office" xmlns:r="http://schemas.openxmlformats.org/officeDocument/2006/relationships" xmlns:m="http://schemas.openxmlformats.org/officeDocument/2006/math" xmlns:v="urn:schemas-microsoft-com:vml" xmlns:wp14="http://schemas.microsoft.com/office/word/2010/wordprocessingDrawing" xmlns:wp="http://schemas.openxmlformats.org/drawingml/2006/wordprocessingDrawing" xmlns:w="http://schemas.openxmlformats.org/wordprocessingml/2006/main" xmlns:w14="http://schemas.microsoft.com/office/word/2010/wordml" xmlns:w15="http://schemas.microsoft.com/office/word/2012/wordml" xmlns:w10="urn:schemas-microsoft-com:office:word" xmlns:wpg="http://schemas.microsoft.com/office/word/2010/wordprocessingGroup" xmlns:wpi="http://schemas.microsoft.com/office/word/2010/wordprocessingInk" xmlns:wne="http://schemas.microsoft.com/office/word/2006/wordml" xmlns:wps="http://schemas.microsoft.com/office/word/2010/wordprocessingShape" xmlns:wpsCustomData="http://www.wps.cn/officeDocument/2013/wpsCustomData" mc:Ignorable="w14 w15 wp14">
-  <w:endnote w:type="separator" w:id="0">
-    <w:p>
-      <w:pPr>
-        <w:spacing w:line="240" w:lineRule="auto"/>
-      </w:pPr>
-      <w:r>
-        <w:separator/>
-      </w:r>
-    </w:p>
-  </w:endnote>
-  <w:endnote w:type="continuationSeparator" w:id="1">
-    <w:p>
-      <w:pPr>
-        <w:spacing w:line="240" w:lineRule="auto"/>
-      </w:pPr>
-      <w:r>
-        <w:continuationSeparator/>
-      </w:r>
-    </w:p>
-  </w:endnote>
-</w:endnotes>
-</file>
-
-<file path=word/footnotes.xml><?xml version="1.0" encoding="utf-8"?>
-<w:footnotes xmlns:wpc="http://schemas.microsoft.com/office/word/2010/wordprocessingCanvas" xmlns:mc="http://schemas.openxmlformats.org/markup-compatibility/2006" xmlns:o="urn:schemas-microsoft-com:office:office" xmlns:r="http://schemas.openxmlformats.org/officeDocument/2006/relationships" xmlns:m="http://schemas.openxmlformats.org/officeDocument/2006/math" xmlns:v="urn:schemas-microsoft-com:vml" xmlns:wp14="http://schemas.microsoft.com/office/word/2010/wordprocessingDrawing" xmlns:wp="http://schemas.openxmlformats.org/drawingml/2006/wordprocessingDrawing" xmlns:w="http://schemas.openxmlformats.org/wordprocessingml/2006/main" xmlns:w14="http://schemas.microsoft.com/office/word/2010/wordml" xmlns:w15="http://schemas.microsoft.com/office/word/2012/wordml" xmlns:w10="urn:schemas-microsoft-com:office:word" xmlns:wpg="http://schemas.microsoft.com/office/word/2010/wordprocessingGroup" xmlns:wpi="http://schemas.microsoft.com/office/word/2010/wordprocessingInk" xmlns:wne="http://schemas.microsoft.com/office/word/2006/wordml" xmlns:wps="http://schemas.microsoft.com/office/word/2010/wordprocessingShape" xmlns:wpsCustomData="http://www.wps.cn/officeDocument/2013/wpsCustomData" mc:Ignorable="w14 w15 wp14">
-  <w:footnote w:type="separator" w:id="0">
-    <w:p>
-      <w:pPr>
-        <w:spacing w:line="360" w:lineRule="auto"/>
-      </w:pPr>
-      <w:r>
-        <w:separator/>
-      </w:r>
-    </w:p>
-  </w:footnote>
-  <w:footnote w:type="continuationSeparator" w:id="1">
-    <w:p>
-      <w:pPr>
-        <w:spacing w:line="360" w:lineRule="auto"/>
-      </w:pPr>
-      <w:r>
-        <w:continuationSeparator/>
-      </w:r>
-    </w:p>
-  </w:footnote>
-</w:footnotes>
-</file>
-
 <file path=word/header1.xml><?xml version="1.0" encoding="utf-8"?>
-<w:hdr xmlns:wpc="http://schemas.microsoft.com/office/word/2010/wordprocessingCanvas" xmlns:mc="http://schemas.openxmlformats.org/markup-compatibility/2006" xmlns:o="urn:schemas-microsoft-com:office:office" xmlns:r="http://schemas.openxmlformats.org/officeDocument/2006/relationships" xmlns:m="http://schemas.openxmlformats.org/officeDocument/2006/math" xmlns:v="urn:schemas-microsoft-com:vml" xmlns:wp14="http://schemas.microsoft.com/office/word/2010/wordprocessingDrawing" xmlns:wp="http://schemas.openxmlformats.org/drawingml/2006/wordprocessingDrawing" xmlns:w10="urn:schemas-microsoft-com:office:word" xmlns:w="http://schemas.openxmlformats.org/wordprocessingml/2006/main" xmlns:w14="http://schemas.microsoft.com/office/word/2010/wordml" xmlns:w15="http://schemas.microsoft.com/office/word/2012/wordml" xmlns:wpg="http://schemas.microsoft.com/office/word/2010/wordprocessingGroup" xmlns:wpi="http://schemas.microsoft.com/office/word/2010/wordprocessingInk" xmlns:wne="http://schemas.microsoft.com/office/word/2006/wordml" xmlns:wps="http://schemas.microsoft.com/office/word/2010/wordprocessingShape" xmlns:wpsCustomData="http://www.wps.cn/officeDocument/2013/wpsCustomData" mc:Ignorable="w14 w15 wp14">
+<w:hdr xmlns:wpc="http://schemas.microsoft.com/office/word/2010/wordprocessingCanvas" xmlns:mc="http://schemas.openxmlformats.org/markup-compatibility/2006" xmlns:o="urn:schemas-microsoft-com:office:office" xmlns:r="http://schemas.openxmlformats.org/officeDocument/2006/relationships" xmlns:m="http://schemas.openxmlformats.org/officeDocument/2006/math" xmlns:v="urn:schemas-microsoft-com:vml" xmlns:wp14="http://schemas.microsoft.com/office/word/2010/wordprocessingDrawing" xmlns:wp="http://schemas.openxmlformats.org/drawingml/2006/wordprocessingDrawing" xmlns:w10="urn:schemas-microsoft-com:office:word" xmlns:w="http://schemas.openxmlformats.org/wordprocessingml/2006/main" xmlns:w14="http://schemas.microsoft.com/office/word/2010/wordml" xmlns:w15="http://schemas.microsoft.com/office/word/2012/wordml" xmlns:wne="http://schemas.microsoft.com/office/word/2006/wordml" xmlns:wpg="http://schemas.microsoft.com/office/word/2010/wordprocessingGroup" xmlns:wpi="http://schemas.microsoft.com/office/word/2010/wordprocessingInk" xmlns:wps="http://schemas.microsoft.com/office/word/2010/wordprocessingShape" mc:Ignorable="w14 w15 wp14">
   <w:p>
     <w:pPr>
-      <w:pStyle w:val="15"/>
+      <w:pStyle w:val="Header"/>
       <w:pBdr>
-        <w:bottom w:val="single" w:color="auto" w:sz="4" w:space="1"/>
+        <w:bottom w:val="single" w:sz="4" w:space="1" w:color="auto"/>
       </w:pBdr>
       <w:tabs>
         <w:tab w:val="left" w:pos="335"/>
@@ -3655,27 +3536,27 @@
       </w:tabs>
       <w:jc w:val="right"/>
       <w:rPr>
-        <w:rFonts w:hint="eastAsia" w:eastAsiaTheme="minorEastAsia"/>
+        <w:rFonts w:eastAsiaTheme="minorEastAsia" w:hint="eastAsia"/>
         <w:lang w:eastAsia="zh-CN"/>
       </w:rPr>
     </w:pPr>
     <w:r>
       <w:rPr>
-        <w:rFonts w:hint="eastAsia" w:eastAsiaTheme="minorEastAsia"/>
+        <w:rFonts w:eastAsiaTheme="minorEastAsia" w:hint="eastAsia"/>
         <w:lang w:val="en-US" w:eastAsia="zh-CN"/>
       </w:rPr>
       <w:tab/>
     </w:r>
     <w:r>
       <w:rPr>
-        <w:rFonts w:hint="eastAsia" w:eastAsiaTheme="minorEastAsia"/>
+        <w:rFonts w:eastAsiaTheme="minorEastAsia" w:hint="eastAsia"/>
         <w:lang w:val="en-US" w:eastAsia="zh-CN"/>
       </w:rPr>
       <w:tab/>
     </w:r>
     <w:r>
       <w:rPr>
-        <w:rFonts w:hint="eastAsia" w:eastAsiaTheme="minorEastAsia"/>
+        <w:rFonts w:eastAsiaTheme="minorEastAsia" w:hint="eastAsia"/>
         <w:lang w:val="en-US" w:eastAsia="zh-CN"/>
       </w:rPr>
       <w:t>桐乡华数广电网络有限公司</w:t>
@@ -3685,15 +3566,15 @@
 </file>
 
 <file path=word/numbering.xml><?xml version="1.0" encoding="utf-8"?>
-<w:numbering xmlns:wpc="http://schemas.microsoft.com/office/word/2010/wordprocessingCanvas" xmlns:mc="http://schemas.openxmlformats.org/markup-compatibility/2006" xmlns:o="urn:schemas-microsoft-com:office:office" xmlns:r="http://schemas.openxmlformats.org/officeDocument/2006/relationships" xmlns:m="http://schemas.openxmlformats.org/officeDocument/2006/math" xmlns:v="urn:schemas-microsoft-com:vml" xmlns:wp14="http://schemas.microsoft.com/office/word/2010/wordprocessingDrawing" xmlns:wp="http://schemas.openxmlformats.org/drawingml/2006/wordprocessingDrawing" xmlns:w10="urn:schemas-microsoft-com:office:word" xmlns:w="http://schemas.openxmlformats.org/wordprocessingml/2006/main" xmlns:w14="http://schemas.microsoft.com/office/word/2010/wordml" xmlns:wpg="http://schemas.microsoft.com/office/word/2010/wordprocessingGroup" xmlns:wpi="http://schemas.microsoft.com/office/word/2010/wordprocessingInk" xmlns:wne="http://schemas.microsoft.com/office/word/2006/wordml" xmlns:wps="http://schemas.microsoft.com/office/word/2010/wordprocessingShape" xmlns:wpsCustomData="http://www.wps.cn/officeDocument/2013/wpsCustomData" mc:Ignorable="w14 wp14">
+<w:numbering xmlns:wpc="http://schemas.microsoft.com/office/word/2010/wordprocessingCanvas" xmlns:mc="http://schemas.openxmlformats.org/markup-compatibility/2006" xmlns:o="urn:schemas-microsoft-com:office:office" xmlns:r="http://schemas.openxmlformats.org/officeDocument/2006/relationships" xmlns:m="http://schemas.openxmlformats.org/officeDocument/2006/math" xmlns:v="urn:schemas-microsoft-com:vml" xmlns:wp14="http://schemas.microsoft.com/office/word/2010/wordprocessingDrawing" xmlns:wp="http://schemas.openxmlformats.org/drawingml/2006/wordprocessingDrawing" xmlns:w10="urn:schemas-microsoft-com:office:word" xmlns:w="http://schemas.openxmlformats.org/wordprocessingml/2006/main" xmlns:w14="http://schemas.microsoft.com/office/word/2010/wordml" xmlns:w15="http://schemas.microsoft.com/office/word/2012/wordml" xmlns:wne="http://schemas.microsoft.com/office/word/2006/wordml" xmlns:wpg="http://schemas.microsoft.com/office/word/2010/wordprocessingGroup" xmlns:wpi="http://schemas.microsoft.com/office/word/2010/wordprocessingInk" xmlns:wps="http://schemas.microsoft.com/office/word/2010/wordprocessingShape" mc:Ignorable="w14 w15 wp14">
   <w:abstractNum w:abstractNumId="0">
     <w:nsid w:val="8E964DCE"/>
     <w:multiLevelType w:val="multilevel"/>
     <w:tmpl w:val="8E964DCE"/>
-    <w:lvl w:ilvl="0" w:tentative="0">
+    <w:lvl w:ilvl="0">
       <w:start w:val="1"/>
       <w:numFmt w:val="decimal"/>
-      <w:pStyle w:val="2"/>
+      <w:pStyle w:val="Heading1"/>
       <w:lvlText w:val="%1."/>
       <w:lvlJc w:val="left"/>
       <w:pPr>
@@ -3703,10 +3584,10 @@
         <w:rFonts w:hint="default"/>
       </w:rPr>
     </w:lvl>
-    <w:lvl w:ilvl="1" w:tentative="0">
+    <w:lvl w:ilvl="1">
       <w:start w:val="1"/>
       <w:numFmt w:val="decimal"/>
-      <w:pStyle w:val="3"/>
+      <w:pStyle w:val="Heading2"/>
       <w:lvlText w:val="%1.%2."/>
       <w:lvlJc w:val="left"/>
       <w:pPr>
@@ -3716,10 +3597,10 @@
         <w:rFonts w:hint="default"/>
       </w:rPr>
     </w:lvl>
-    <w:lvl w:ilvl="2" w:tentative="0">
+    <w:lvl w:ilvl="2">
       <w:start w:val="1"/>
       <w:numFmt w:val="decimal"/>
-      <w:pStyle w:val="4"/>
+      <w:pStyle w:val="Heading3"/>
       <w:lvlText w:val="%1.%2.%3."/>
       <w:lvlJc w:val="left"/>
       <w:pPr>
@@ -3729,10 +3610,10 @@
         <w:rFonts w:hint="default"/>
       </w:rPr>
     </w:lvl>
-    <w:lvl w:ilvl="3" w:tentative="0">
+    <w:lvl w:ilvl="3">
       <w:start w:val="1"/>
       <w:numFmt w:val="decimal"/>
-      <w:pStyle w:val="5"/>
+      <w:pStyle w:val="Heading4"/>
       <w:lvlText w:val="%1.%2.%3.%4."/>
       <w:lvlJc w:val="left"/>
       <w:pPr>
@@ -3742,10 +3623,10 @@
         <w:rFonts w:hint="default"/>
       </w:rPr>
     </w:lvl>
-    <w:lvl w:ilvl="4" w:tentative="0">
+    <w:lvl w:ilvl="4">
       <w:start w:val="1"/>
       <w:numFmt w:val="decimal"/>
-      <w:pStyle w:val="6"/>
+      <w:pStyle w:val="Heading5"/>
       <w:lvlText w:val="%1.%2.%3.%4.%5."/>
       <w:lvlJc w:val="left"/>
       <w:pPr>
@@ -3755,10 +3636,10 @@
         <w:rFonts w:hint="default"/>
       </w:rPr>
     </w:lvl>
-    <w:lvl w:ilvl="5" w:tentative="0">
+    <w:lvl w:ilvl="5">
       <w:start w:val="1"/>
       <w:numFmt w:val="decimal"/>
-      <w:pStyle w:val="7"/>
+      <w:pStyle w:val="Heading6"/>
       <w:lvlText w:val="%1.%2.%3.%4.%5.%6."/>
       <w:lvlJc w:val="left"/>
       <w:pPr>
@@ -3768,10 +3649,10 @@
         <w:rFonts w:hint="default"/>
       </w:rPr>
     </w:lvl>
-    <w:lvl w:ilvl="6" w:tentative="0">
+    <w:lvl w:ilvl="6">
       <w:start w:val="1"/>
       <w:numFmt w:val="decimal"/>
-      <w:pStyle w:val="8"/>
+      <w:pStyle w:val="Heading7"/>
       <w:lvlText w:val="%1.%2.%3.%4.%5.%6.%7."/>
       <w:lvlJc w:val="left"/>
       <w:pPr>
@@ -3781,10 +3662,10 @@
         <w:rFonts w:hint="default"/>
       </w:rPr>
     </w:lvl>
-    <w:lvl w:ilvl="7" w:tentative="0">
+    <w:lvl w:ilvl="7">
       <w:start w:val="1"/>
       <w:numFmt w:val="decimal"/>
-      <w:pStyle w:val="9"/>
+      <w:pStyle w:val="Heading8"/>
       <w:lvlText w:val="%1.%2.%3.%4.%5.%6.%7.%8."/>
       <w:lvlJc w:val="left"/>
       <w:pPr>
@@ -3794,10 +3675,10 @@
         <w:rFonts w:hint="default"/>
       </w:rPr>
     </w:lvl>
-    <w:lvl w:ilvl="8" w:tentative="0">
+    <w:lvl w:ilvl="8">
       <w:start w:val="1"/>
       <w:numFmt w:val="decimal"/>
-      <w:pStyle w:val="10"/>
+      <w:pStyle w:val="Heading9"/>
       <w:lvlText w:val="%1.%2.%3.%4.%5.%6.%7.%8.%9."/>
       <w:lvlJc w:val="left"/>
       <w:pPr>
@@ -3815,269 +3696,267 @@
 </file>
 
 <file path=word/styles.xml><?xml version="1.0" encoding="utf-8"?>
-<w:styles xmlns:mc="http://schemas.openxmlformats.org/markup-compatibility/2006" xmlns:o="urn:schemas-microsoft-com:office:office" xmlns:r="http://schemas.openxmlformats.org/officeDocument/2006/relationships" xmlns:m="http://schemas.openxmlformats.org/officeDocument/2006/math" xmlns:v="urn:schemas-microsoft-com:vml" xmlns:w="http://schemas.openxmlformats.org/wordprocessingml/2006/main" xmlns:w14="http://schemas.microsoft.com/office/word/2010/wordml" xmlns:w10="urn:schemas-microsoft-com:office:word" xmlns:sl="http://schemas.openxmlformats.org/schemaLibrary/2006/main" xmlns:wpsCustomData="http://www.wps.cn/officeDocument/2013/wpsCustomData" mc:Ignorable="w14">
+<w:styles xmlns:mc="http://schemas.openxmlformats.org/markup-compatibility/2006" xmlns:r="http://schemas.openxmlformats.org/officeDocument/2006/relationships" xmlns:w="http://schemas.openxmlformats.org/wordprocessingml/2006/main" xmlns:w14="http://schemas.microsoft.com/office/word/2010/wordml" xmlns:w15="http://schemas.microsoft.com/office/word/2012/wordml" mc:Ignorable="w14 w15">
   <w:docDefaults>
     <w:rPrDefault>
       <w:rPr>
-        <w:rFonts w:ascii="Times New Roman" w:hAnsi="Times New Roman" w:eastAsia="宋体" w:cs="Times New Roman"/>
+        <w:rFonts w:ascii="Times New Roman" w:eastAsia="宋体" w:hAnsi="Times New Roman" w:cs="Times New Roman"/>
       </w:rPr>
     </w:rPrDefault>
     <w:pPrDefault/>
   </w:docDefaults>
-  <w:latentStyles w:count="260" w:defQFormat="0" w:defUnhideWhenUsed="1" w:defSemiHidden="1" w:defUIPriority="99" w:defLockedState="0">
-    <w:lsdException w:qFormat="1" w:unhideWhenUsed="0" w:uiPriority="0" w:semiHidden="0" w:name="Normal"/>
-    <w:lsdException w:qFormat="1" w:unhideWhenUsed="0" w:uiPriority="0" w:semiHidden="0" w:name="heading 1"/>
-    <w:lsdException w:qFormat="1" w:uiPriority="0" w:semiHidden="0" w:name="heading 2"/>
-    <w:lsdException w:qFormat="1" w:uiPriority="0" w:name="heading 3"/>
-    <w:lsdException w:qFormat="1" w:uiPriority="0" w:semiHidden="0" w:name="heading 4"/>
-    <w:lsdException w:qFormat="1" w:uiPriority="0" w:name="heading 5"/>
-    <w:lsdException w:qFormat="1" w:uiPriority="0" w:name="heading 6"/>
-    <w:lsdException w:qFormat="1" w:uiPriority="0" w:name="heading 7"/>
-    <w:lsdException w:qFormat="1" w:uiPriority="0" w:name="heading 8"/>
-    <w:lsdException w:qFormat="1" w:uiPriority="0" w:name="heading 9"/>
-    <w:lsdException w:unhideWhenUsed="0" w:uiPriority="0" w:semiHidden="0" w:name="index 1"/>
-    <w:lsdException w:unhideWhenUsed="0" w:uiPriority="0" w:semiHidden="0" w:name="index 2"/>
-    <w:lsdException w:unhideWhenUsed="0" w:uiPriority="0" w:semiHidden="0" w:name="index 3"/>
-    <w:lsdException w:unhideWhenUsed="0" w:uiPriority="0" w:semiHidden="0" w:name="index 4"/>
-    <w:lsdException w:unhideWhenUsed="0" w:uiPriority="0" w:semiHidden="0" w:name="index 5"/>
-    <w:lsdException w:unhideWhenUsed="0" w:uiPriority="0" w:semiHidden="0" w:name="index 6"/>
-    <w:lsdException w:unhideWhenUsed="0" w:uiPriority="0" w:semiHidden="0" w:name="index 7"/>
-    <w:lsdException w:unhideWhenUsed="0" w:uiPriority="0" w:semiHidden="0" w:name="index 8"/>
-    <w:lsdException w:unhideWhenUsed="0" w:uiPriority="0" w:semiHidden="0" w:name="index 9"/>
-    <w:lsdException w:qFormat="1" w:unhideWhenUsed="0" w:uiPriority="0" w:semiHidden="0" w:name="toc 1"/>
-    <w:lsdException w:qFormat="1" w:unhideWhenUsed="0" w:uiPriority="0" w:semiHidden="0" w:name="toc 2"/>
-    <w:lsdException w:qFormat="1" w:unhideWhenUsed="0" w:uiPriority="0" w:semiHidden="0" w:name="toc 3"/>
-    <w:lsdException w:unhideWhenUsed="0" w:uiPriority="0" w:semiHidden="0" w:name="toc 4"/>
-    <w:lsdException w:unhideWhenUsed="0" w:uiPriority="0" w:semiHidden="0" w:name="toc 5"/>
-    <w:lsdException w:unhideWhenUsed="0" w:uiPriority="0" w:semiHidden="0" w:name="toc 6"/>
-    <w:lsdException w:unhideWhenUsed="0" w:uiPriority="0" w:semiHidden="0" w:name="toc 7"/>
-    <w:lsdException w:unhideWhenUsed="0" w:uiPriority="0" w:semiHidden="0" w:name="toc 8"/>
-    <w:lsdException w:unhideWhenUsed="0" w:uiPriority="0" w:semiHidden="0" w:name="toc 9"/>
-    <w:lsdException w:unhideWhenUsed="0" w:uiPriority="0" w:semiHidden="0" w:name="Normal Indent"/>
-    <w:lsdException w:unhideWhenUsed="0" w:uiPriority="0" w:semiHidden="0" w:name="footnote text"/>
-    <w:lsdException w:qFormat="1" w:unhideWhenUsed="0" w:uiPriority="0" w:semiHidden="0" w:name="annotation text"/>
-    <w:lsdException w:qFormat="1" w:unhideWhenUsed="0" w:uiPriority="0" w:semiHidden="0" w:name="header"/>
-    <w:lsdException w:qFormat="1" w:unhideWhenUsed="0" w:uiPriority="0" w:semiHidden="0" w:name="footer"/>
-    <w:lsdException w:unhideWhenUsed="0" w:uiPriority="0" w:semiHidden="0" w:name="index heading"/>
-    <w:lsdException w:qFormat="1" w:uiPriority="0" w:name="caption"/>
-    <w:lsdException w:unhideWhenUsed="0" w:uiPriority="0" w:semiHidden="0" w:name="table of figures"/>
-    <w:lsdException w:unhideWhenUsed="0" w:uiPriority="0" w:semiHidden="0" w:name="envelope address"/>
-    <w:lsdException w:unhideWhenUsed="0" w:uiPriority="0" w:semiHidden="0" w:name="envelope return"/>
-    <w:lsdException w:unhideWhenUsed="0" w:uiPriority="0" w:semiHidden="0" w:name="footnote reference"/>
-    <w:lsdException w:unhideWhenUsed="0" w:uiPriority="0" w:semiHidden="0" w:name="annotation reference"/>
-    <w:lsdException w:unhideWhenUsed="0" w:uiPriority="0" w:semiHidden="0" w:name="line number"/>
-    <w:lsdException w:unhideWhenUsed="0" w:uiPriority="0" w:semiHidden="0" w:name="page number"/>
-    <w:lsdException w:unhideWhenUsed="0" w:uiPriority="0" w:semiHidden="0" w:name="endnote reference"/>
-    <w:lsdException w:unhideWhenUsed="0" w:uiPriority="0" w:semiHidden="0" w:name="endnote text"/>
-    <w:lsdException w:unhideWhenUsed="0" w:uiPriority="0" w:semiHidden="0" w:name="table of authorities"/>
-    <w:lsdException w:unhideWhenUsed="0" w:uiPriority="0" w:semiHidden="0" w:name="macro"/>
-    <w:lsdException w:unhideWhenUsed="0" w:uiPriority="0" w:semiHidden="0" w:name="toa heading"/>
-    <w:lsdException w:unhideWhenUsed="0" w:uiPriority="0" w:semiHidden="0" w:name="List"/>
-    <w:lsdException w:unhideWhenUsed="0" w:uiPriority="0" w:semiHidden="0" w:name="List Bullet"/>
-    <w:lsdException w:unhideWhenUsed="0" w:uiPriority="0" w:semiHidden="0" w:name="List Number"/>
-    <w:lsdException w:unhideWhenUsed="0" w:uiPriority="0" w:semiHidden="0" w:name="List 2"/>
-    <w:lsdException w:unhideWhenUsed="0" w:uiPriority="0" w:semiHidden="0" w:name="List 3"/>
-    <w:lsdException w:unhideWhenUsed="0" w:uiPriority="0" w:semiHidden="0" w:name="List 4"/>
-    <w:lsdException w:unhideWhenUsed="0" w:uiPriority="0" w:semiHidden="0" w:name="List 5"/>
-    <w:lsdException w:unhideWhenUsed="0" w:uiPriority="0" w:semiHidden="0" w:name="List Bullet 2"/>
-    <w:lsdException w:unhideWhenUsed="0" w:uiPriority="0" w:semiHidden="0" w:name="List Bullet 3"/>
-    <w:lsdException w:unhideWhenUsed="0" w:uiPriority="0" w:semiHidden="0" w:name="List Bullet 4"/>
-    <w:lsdException w:unhideWhenUsed="0" w:uiPriority="0" w:semiHidden="0" w:name="List Bullet 5"/>
-    <w:lsdException w:unhideWhenUsed="0" w:uiPriority="0" w:semiHidden="0" w:name="List Number 2"/>
-    <w:lsdException w:unhideWhenUsed="0" w:uiPriority="0" w:semiHidden="0" w:name="List Number 3"/>
-    <w:lsdException w:unhideWhenUsed="0" w:uiPriority="0" w:semiHidden="0" w:name="List Number 4"/>
-    <w:lsdException w:unhideWhenUsed="0" w:uiPriority="0" w:semiHidden="0" w:name="List Number 5"/>
-    <w:lsdException w:qFormat="1" w:unhideWhenUsed="0" w:uiPriority="0" w:semiHidden="0" w:name="Title"/>
-    <w:lsdException w:unhideWhenUsed="0" w:uiPriority="0" w:semiHidden="0" w:name="Closing"/>
-    <w:lsdException w:unhideWhenUsed="0" w:uiPriority="0" w:semiHidden="0" w:name="Signature"/>
-    <w:lsdException w:qFormat="1" w:unhideWhenUsed="0" w:uiPriority="0" w:name="Default Paragraph Font"/>
-    <w:lsdException w:qFormat="1" w:unhideWhenUsed="0" w:uiPriority="0" w:name="Body Text"/>
-    <w:lsdException w:unhideWhenUsed="0" w:uiPriority="0" w:semiHidden="0" w:name="Body Text Indent"/>
-    <w:lsdException w:unhideWhenUsed="0" w:uiPriority="0" w:semiHidden="0" w:name="List Continue"/>
-    <w:lsdException w:unhideWhenUsed="0" w:uiPriority="0" w:semiHidden="0" w:name="List Continue 2"/>
-    <w:lsdException w:unhideWhenUsed="0" w:uiPriority="0" w:semiHidden="0" w:name="List Continue 3"/>
-    <w:lsdException w:unhideWhenUsed="0" w:uiPriority="0" w:semiHidden="0" w:name="List Continue 4"/>
-    <w:lsdException w:unhideWhenUsed="0" w:uiPriority="0" w:semiHidden="0" w:name="List Continue 5"/>
-    <w:lsdException w:unhideWhenUsed="0" w:uiPriority="0" w:semiHidden="0" w:name="Message Header"/>
-    <w:lsdException w:qFormat="1" w:unhideWhenUsed="0" w:uiPriority="0" w:semiHidden="0" w:name="Subtitle"/>
-    <w:lsdException w:unhideWhenUsed="0" w:uiPriority="0" w:semiHidden="0" w:name="Salutation"/>
-    <w:lsdException w:unhideWhenUsed="0" w:uiPriority="0" w:semiHidden="0" w:name="Date"/>
-    <w:lsdException w:unhideWhenUsed="0" w:uiPriority="0" w:semiHidden="0" w:name="Body Text First Indent"/>
-    <w:lsdException w:unhideWhenUsed="0" w:uiPriority="0" w:semiHidden="0" w:name="Body Text First Indent 2"/>
-    <w:lsdException w:uiPriority="99" w:name="Note Heading"/>
-    <w:lsdException w:unhideWhenUsed="0" w:uiPriority="0" w:semiHidden="0" w:name="Body Text 2"/>
-    <w:lsdException w:unhideWhenUsed="0" w:uiPriority="0" w:semiHidden="0" w:name="Body Text 3"/>
-    <w:lsdException w:unhideWhenUsed="0" w:uiPriority="0" w:semiHidden="0" w:name="Body Text Indent 2"/>
-    <w:lsdException w:unhideWhenUsed="0" w:uiPriority="0" w:semiHidden="0" w:name="Body Text Indent 3"/>
-    <w:lsdException w:unhideWhenUsed="0" w:uiPriority="0" w:semiHidden="0" w:name="Block Text"/>
-    <w:lsdException w:unhideWhenUsed="0" w:uiPriority="0" w:semiHidden="0" w:name="Hyperlink"/>
-    <w:lsdException w:unhideWhenUsed="0" w:uiPriority="0" w:semiHidden="0" w:name="FollowedHyperlink"/>
-    <w:lsdException w:qFormat="1" w:unhideWhenUsed="0" w:uiPriority="0" w:semiHidden="0" w:name="Strong"/>
-    <w:lsdException w:qFormat="1" w:unhideWhenUsed="0" w:uiPriority="0" w:semiHidden="0" w:name="Emphasis"/>
-    <w:lsdException w:unhideWhenUsed="0" w:uiPriority="0" w:semiHidden="0" w:name="Document Map"/>
-    <w:lsdException w:unhideWhenUsed="0" w:uiPriority="0" w:semiHidden="0" w:name="Plain Text"/>
-    <w:lsdException w:unhideWhenUsed="0" w:uiPriority="0" w:semiHidden="0" w:name="E-mail Signature"/>
-    <w:lsdException w:qFormat="1" w:unhideWhenUsed="0" w:uiPriority="0" w:semiHidden="0" w:name="Normal (Web)"/>
-    <w:lsdException w:unhideWhenUsed="0" w:uiPriority="0" w:semiHidden="0" w:name="HTML Acronym"/>
-    <w:lsdException w:unhideWhenUsed="0" w:uiPriority="0" w:semiHidden="0" w:name="HTML Address"/>
-    <w:lsdException w:unhideWhenUsed="0" w:uiPriority="0" w:semiHidden="0" w:name="HTML Cite"/>
-    <w:lsdException w:unhideWhenUsed="0" w:uiPriority="0" w:semiHidden="0" w:name="HTML Code"/>
-    <w:lsdException w:unhideWhenUsed="0" w:uiPriority="0" w:semiHidden="0" w:name="HTML Definition"/>
-    <w:lsdException w:unhideWhenUsed="0" w:uiPriority="0" w:semiHidden="0" w:name="HTML Keyboard"/>
-    <w:lsdException w:unhideWhenUsed="0" w:uiPriority="0" w:semiHidden="0" w:name="HTML Preformatted"/>
-    <w:lsdException w:unhideWhenUsed="0" w:uiPriority="0" w:semiHidden="0" w:name="HTML Sample"/>
-    <w:lsdException w:unhideWhenUsed="0" w:uiPriority="0" w:semiHidden="0" w:name="HTML Typewriter"/>
-    <w:lsdException w:unhideWhenUsed="0" w:uiPriority="0" w:semiHidden="0" w:name="HTML Variable"/>
-    <w:lsdException w:qFormat="1" w:unhideWhenUsed="0" w:uiPriority="0" w:name="Normal Table"/>
-    <w:lsdException w:unhideWhenUsed="0" w:uiPriority="0" w:semiHidden="0" w:name="annotation subject"/>
-    <w:lsdException w:unhideWhenUsed="0" w:uiPriority="0" w:semiHidden="0" w:name="Table Simple 1"/>
-    <w:lsdException w:unhideWhenUsed="0" w:uiPriority="0" w:semiHidden="0" w:name="Table Simple 2"/>
-    <w:lsdException w:unhideWhenUsed="0" w:uiPriority="0" w:semiHidden="0" w:name="Table Simple 3"/>
-    <w:lsdException w:unhideWhenUsed="0" w:uiPriority="0" w:semiHidden="0" w:name="Table Classic 1"/>
-    <w:lsdException w:unhideWhenUsed="0" w:uiPriority="0" w:semiHidden="0" w:name="Table Classic 2"/>
-    <w:lsdException w:unhideWhenUsed="0" w:uiPriority="0" w:semiHidden="0" w:name="Table Classic 3"/>
-    <w:lsdException w:unhideWhenUsed="0" w:uiPriority="0" w:semiHidden="0" w:name="Table Classic 4"/>
-    <w:lsdException w:unhideWhenUsed="0" w:uiPriority="0" w:semiHidden="0" w:name="Table Colorful 1"/>
-    <w:lsdException w:unhideWhenUsed="0" w:uiPriority="0" w:semiHidden="0" w:name="Table Colorful 2"/>
-    <w:lsdException w:unhideWhenUsed="0" w:uiPriority="0" w:semiHidden="0" w:name="Table Colorful 3"/>
-    <w:lsdException w:unhideWhenUsed="0" w:uiPriority="0" w:semiHidden="0" w:name="Table Columns 1"/>
-    <w:lsdException w:unhideWhenUsed="0" w:uiPriority="0" w:semiHidden="0" w:name="Table Columns 2"/>
-    <w:lsdException w:unhideWhenUsed="0" w:uiPriority="0" w:semiHidden="0" w:name="Table Columns 3"/>
-    <w:lsdException w:unhideWhenUsed="0" w:uiPriority="0" w:semiHidden="0" w:name="Table Columns 4"/>
-    <w:lsdException w:unhideWhenUsed="0" w:uiPriority="0" w:semiHidden="0" w:name="Table Columns 5"/>
-    <w:lsdException w:unhideWhenUsed="0" w:uiPriority="0" w:semiHidden="0" w:name="Table Grid 1"/>
-    <w:lsdException w:unhideWhenUsed="0" w:uiPriority="0" w:semiHidden="0" w:name="Table Grid 2"/>
-    <w:lsdException w:unhideWhenUsed="0" w:uiPriority="0" w:semiHidden="0" w:name="Table Grid 3"/>
-    <w:lsdException w:unhideWhenUsed="0" w:uiPriority="0" w:semiHidden="0" w:name="Table Grid 4"/>
-    <w:lsdException w:unhideWhenUsed="0" w:uiPriority="0" w:semiHidden="0" w:name="Table Grid 5"/>
-    <w:lsdException w:unhideWhenUsed="0" w:uiPriority="0" w:semiHidden="0" w:name="Table Grid 6"/>
-    <w:lsdException w:unhideWhenUsed="0" w:uiPriority="0" w:semiHidden="0" w:name="Table Grid 7"/>
-    <w:lsdException w:unhideWhenUsed="0" w:uiPriority="0" w:semiHidden="0" w:name="Table Grid 8"/>
-    <w:lsdException w:unhideWhenUsed="0" w:uiPriority="0" w:semiHidden="0" w:name="Table List 1"/>
-    <w:lsdException w:unhideWhenUsed="0" w:uiPriority="0" w:semiHidden="0" w:name="Table List 2"/>
-    <w:lsdException w:unhideWhenUsed="0" w:uiPriority="0" w:semiHidden="0" w:name="Table List 3"/>
-    <w:lsdException w:unhideWhenUsed="0" w:uiPriority="0" w:semiHidden="0" w:name="Table List 4"/>
-    <w:lsdException w:unhideWhenUsed="0" w:uiPriority="0" w:semiHidden="0" w:name="Table List 5"/>
-    <w:lsdException w:unhideWhenUsed="0" w:uiPriority="0" w:semiHidden="0" w:name="Table List 6"/>
-    <w:lsdException w:unhideWhenUsed="0" w:uiPriority="0" w:semiHidden="0" w:name="Table List 7"/>
-    <w:lsdException w:unhideWhenUsed="0" w:uiPriority="0" w:semiHidden="0" w:name="Table List 8"/>
-    <w:lsdException w:unhideWhenUsed="0" w:uiPriority="0" w:semiHidden="0" w:name="Table 3D effects 1"/>
-    <w:lsdException w:unhideWhenUsed="0" w:uiPriority="0" w:semiHidden="0" w:name="Table 3D effects 2"/>
-    <w:lsdException w:unhideWhenUsed="0" w:uiPriority="0" w:semiHidden="0" w:name="Table 3D effects 3"/>
-    <w:lsdException w:unhideWhenUsed="0" w:uiPriority="0" w:semiHidden="0" w:name="Table Contemporary"/>
-    <w:lsdException w:unhideWhenUsed="0" w:uiPriority="0" w:semiHidden="0" w:name="Table Elegant"/>
-    <w:lsdException w:unhideWhenUsed="0" w:uiPriority="0" w:semiHidden="0" w:name="Table Professional"/>
-    <w:lsdException w:unhideWhenUsed="0" w:uiPriority="0" w:semiHidden="0" w:name="Table Subtle 1"/>
-    <w:lsdException w:unhideWhenUsed="0" w:uiPriority="0" w:semiHidden="0" w:name="Table Subtle 2"/>
-    <w:lsdException w:unhideWhenUsed="0" w:uiPriority="0" w:semiHidden="0" w:name="Table Web 1"/>
-    <w:lsdException w:unhideWhenUsed="0" w:uiPriority="0" w:semiHidden="0" w:name="Table Web 2"/>
-    <w:lsdException w:unhideWhenUsed="0" w:uiPriority="0" w:semiHidden="0" w:name="Table Web 3"/>
-    <w:lsdException w:unhideWhenUsed="0" w:uiPriority="0" w:semiHidden="0" w:name="Balloon Text"/>
-    <w:lsdException w:qFormat="1" w:unhideWhenUsed="0" w:uiPriority="0" w:semiHidden="0" w:name="Table Grid"/>
-    <w:lsdException w:unhideWhenUsed="0" w:uiPriority="0" w:semiHidden="0" w:name="Table Theme"/>
-    <w:lsdException w:unhideWhenUsed="0" w:uiPriority="60" w:semiHidden="0" w:name="Light Shading"/>
-    <w:lsdException w:unhideWhenUsed="0" w:uiPriority="61" w:semiHidden="0" w:name="Light List"/>
-    <w:lsdException w:unhideWhenUsed="0" w:uiPriority="62" w:semiHidden="0" w:name="Light Grid"/>
-    <w:lsdException w:unhideWhenUsed="0" w:uiPriority="63" w:semiHidden="0" w:name="Medium Shading 1"/>
-    <w:lsdException w:unhideWhenUsed="0" w:uiPriority="64" w:semiHidden="0" w:name="Medium Shading 2"/>
-    <w:lsdException w:unhideWhenUsed="0" w:uiPriority="65" w:semiHidden="0" w:name="Medium List 1"/>
-    <w:lsdException w:unhideWhenUsed="0" w:uiPriority="66" w:semiHidden="0" w:name="Medium List 2"/>
-    <w:lsdException w:unhideWhenUsed="0" w:uiPriority="67" w:semiHidden="0" w:name="Medium Grid 1"/>
-    <w:lsdException w:unhideWhenUsed="0" w:uiPriority="68" w:semiHidden="0" w:name="Medium Grid 2"/>
-    <w:lsdException w:unhideWhenUsed="0" w:uiPriority="69" w:semiHidden="0" w:name="Medium Grid 3"/>
-    <w:lsdException w:unhideWhenUsed="0" w:uiPriority="70" w:semiHidden="0" w:name="Dark List"/>
-    <w:lsdException w:unhideWhenUsed="0" w:uiPriority="71" w:semiHidden="0" w:name="Colorful Shading"/>
-    <w:lsdException w:unhideWhenUsed="0" w:uiPriority="72" w:semiHidden="0" w:name="Colorful List"/>
-    <w:lsdException w:unhideWhenUsed="0" w:uiPriority="73" w:semiHidden="0" w:name="Colorful Grid"/>
-    <w:lsdException w:unhideWhenUsed="0" w:uiPriority="60" w:semiHidden="0" w:name="Light Shading Accent 1"/>
-    <w:lsdException w:unhideWhenUsed="0" w:uiPriority="61" w:semiHidden="0" w:name="Light List Accent 1"/>
-    <w:lsdException w:unhideWhenUsed="0" w:uiPriority="62" w:semiHidden="0" w:name="Light Grid Accent 1"/>
-    <w:lsdException w:unhideWhenUsed="0" w:uiPriority="63" w:semiHidden="0" w:name="Medium Shading 1 Accent 1"/>
-    <w:lsdException w:unhideWhenUsed="0" w:uiPriority="64" w:semiHidden="0" w:name="Medium Shading 2 Accent 1"/>
-    <w:lsdException w:unhideWhenUsed="0" w:uiPriority="65" w:semiHidden="0" w:name="Medium List 1 Accent 1"/>
-    <w:lsdException w:unhideWhenUsed="0" w:uiPriority="66" w:semiHidden="0" w:name="Medium List 2 Accent 1"/>
-    <w:lsdException w:unhideWhenUsed="0" w:uiPriority="67" w:semiHidden="0" w:name="Medium Grid 1 Accent 1"/>
-    <w:lsdException w:unhideWhenUsed="0" w:uiPriority="68" w:semiHidden="0" w:name="Medium Grid 2 Accent 1"/>
-    <w:lsdException w:unhideWhenUsed="0" w:uiPriority="69" w:semiHidden="0" w:name="Medium Grid 3 Accent 1"/>
-    <w:lsdException w:unhideWhenUsed="0" w:uiPriority="70" w:semiHidden="0" w:name="Dark List Accent 1"/>
-    <w:lsdException w:unhideWhenUsed="0" w:uiPriority="71" w:semiHidden="0" w:name="Colorful Shading Accent 1"/>
-    <w:lsdException w:unhideWhenUsed="0" w:uiPriority="72" w:semiHidden="0" w:name="Colorful List Accent 1"/>
-    <w:lsdException w:unhideWhenUsed="0" w:uiPriority="73" w:semiHidden="0" w:name="Colorful Grid Accent 1"/>
-    <w:lsdException w:unhideWhenUsed="0" w:uiPriority="60" w:semiHidden="0" w:name="Light Shading Accent 2"/>
-    <w:lsdException w:unhideWhenUsed="0" w:uiPriority="61" w:semiHidden="0" w:name="Light List Accent 2"/>
-    <w:lsdException w:unhideWhenUsed="0" w:uiPriority="62" w:semiHidden="0" w:name="Light Grid Accent 2"/>
-    <w:lsdException w:unhideWhenUsed="0" w:uiPriority="63" w:semiHidden="0" w:name="Medium Shading 1 Accent 2"/>
-    <w:lsdException w:unhideWhenUsed="0" w:uiPriority="64" w:semiHidden="0" w:name="Medium Shading 2 Accent 2"/>
-    <w:lsdException w:unhideWhenUsed="0" w:uiPriority="65" w:semiHidden="0" w:name="Medium List 1 Accent 2"/>
-    <w:lsdException w:unhideWhenUsed="0" w:uiPriority="66" w:semiHidden="0" w:name="Medium List 2 Accent 2"/>
-    <w:lsdException w:unhideWhenUsed="0" w:uiPriority="67" w:semiHidden="0" w:name="Medium Grid 1 Accent 2"/>
-    <w:lsdException w:unhideWhenUsed="0" w:uiPriority="68" w:semiHidden="0" w:name="Medium Grid 2 Accent 2"/>
-    <w:lsdException w:unhideWhenUsed="0" w:uiPriority="69" w:semiHidden="0" w:name="Medium Grid 3 Accent 2"/>
-    <w:lsdException w:unhideWhenUsed="0" w:uiPriority="70" w:semiHidden="0" w:name="Dark List Accent 2"/>
-    <w:lsdException w:unhideWhenUsed="0" w:uiPriority="71" w:semiHidden="0" w:name="Colorful Shading Accent 2"/>
-    <w:lsdException w:unhideWhenUsed="0" w:uiPriority="72" w:semiHidden="0" w:name="Colorful List Accent 2"/>
-    <w:lsdException w:unhideWhenUsed="0" w:uiPriority="73" w:semiHidden="0" w:name="Colorful Grid Accent 2"/>
-    <w:lsdException w:unhideWhenUsed="0" w:uiPriority="60" w:semiHidden="0" w:name="Light Shading Accent 3"/>
-    <w:lsdException w:unhideWhenUsed="0" w:uiPriority="61" w:semiHidden="0" w:name="Light List Accent 3"/>
-    <w:lsdException w:unhideWhenUsed="0" w:uiPriority="62" w:semiHidden="0" w:name="Light Grid Accent 3"/>
-    <w:lsdException w:unhideWhenUsed="0" w:uiPriority="63" w:semiHidden="0" w:name="Medium Shading 1 Accent 3"/>
-    <w:lsdException w:unhideWhenUsed="0" w:uiPriority="64" w:semiHidden="0" w:name="Medium Shading 2 Accent 3"/>
-    <w:lsdException w:unhideWhenUsed="0" w:uiPriority="65" w:semiHidden="0" w:name="Medium List 1 Accent 3"/>
-    <w:lsdException w:unhideWhenUsed="0" w:uiPriority="66" w:semiHidden="0" w:name="Medium List 2 Accent 3"/>
-    <w:lsdException w:unhideWhenUsed="0" w:uiPriority="67" w:semiHidden="0" w:name="Medium Grid 1 Accent 3"/>
-    <w:lsdException w:unhideWhenUsed="0" w:uiPriority="68" w:semiHidden="0" w:name="Medium Grid 2 Accent 3"/>
-    <w:lsdException w:unhideWhenUsed="0" w:uiPriority="69" w:semiHidden="0" w:name="Medium Grid 3 Accent 3"/>
-    <w:lsdException w:unhideWhenUsed="0" w:uiPriority="70" w:semiHidden="0" w:name="Dark List Accent 3"/>
-    <w:lsdException w:unhideWhenUsed="0" w:uiPriority="71" w:semiHidden="0" w:name="Colorful Shading Accent 3"/>
-    <w:lsdException w:unhideWhenUsed="0" w:uiPriority="72" w:semiHidden="0" w:name="Colorful List Accent 3"/>
-    <w:lsdException w:unhideWhenUsed="0" w:uiPriority="73" w:semiHidden="0" w:name="Colorful Grid Accent 3"/>
-    <w:lsdException w:unhideWhenUsed="0" w:uiPriority="60" w:semiHidden="0" w:name="Light Shading Accent 4"/>
-    <w:lsdException w:unhideWhenUsed="0" w:uiPriority="61" w:semiHidden="0" w:name="Light List Accent 4"/>
-    <w:lsdException w:unhideWhenUsed="0" w:uiPriority="62" w:semiHidden="0" w:name="Light Grid Accent 4"/>
-    <w:lsdException w:unhideWhenUsed="0" w:uiPriority="63" w:semiHidden="0" w:name="Medium Shading 1 Accent 4"/>
-    <w:lsdException w:unhideWhenUsed="0" w:uiPriority="64" w:semiHidden="0" w:name="Medium Shading 2 Accent 4"/>
-    <w:lsdException w:unhideWhenUsed="0" w:uiPriority="65" w:semiHidden="0" w:name="Medium List 1 Accent 4"/>
-    <w:lsdException w:unhideWhenUsed="0" w:uiPriority="66" w:semiHidden="0" w:name="Medium List 2 Accent 4"/>
-    <w:lsdException w:unhideWhenUsed="0" w:uiPriority="67" w:semiHidden="0" w:name="Medium Grid 1 Accent 4"/>
-    <w:lsdException w:unhideWhenUsed="0" w:uiPriority="68" w:semiHidden="0" w:name="Medium Grid 2 Accent 4"/>
-    <w:lsdException w:unhideWhenUsed="0" w:uiPriority="69" w:semiHidden="0" w:name="Medium Grid 3 Accent 4"/>
-    <w:lsdException w:unhideWhenUsed="0" w:uiPriority="70" w:semiHidden="0" w:name="Dark List Accent 4"/>
-    <w:lsdException w:unhideWhenUsed="0" w:uiPriority="71" w:semiHidden="0" w:name="Colorful Shading Accent 4"/>
-    <w:lsdException w:unhideWhenUsed="0" w:uiPriority="72" w:semiHidden="0" w:name="Colorful List Accent 4"/>
-    <w:lsdException w:unhideWhenUsed="0" w:uiPriority="73" w:semiHidden="0" w:name="Colorful Grid Accent 4"/>
-    <w:lsdException w:unhideWhenUsed="0" w:uiPriority="60" w:semiHidden="0" w:name="Light Shading Accent 5"/>
-    <w:lsdException w:unhideWhenUsed="0" w:uiPriority="61" w:semiHidden="0" w:name="Light List Accent 5"/>
-    <w:lsdException w:unhideWhenUsed="0" w:uiPriority="62" w:semiHidden="0" w:name="Light Grid Accent 5"/>
-    <w:lsdException w:unhideWhenUsed="0" w:uiPriority="63" w:semiHidden="0" w:name="Medium Shading 1 Accent 5"/>
-    <w:lsdException w:unhideWhenUsed="0" w:uiPriority="64" w:semiHidden="0" w:name="Medium Shading 2 Accent 5"/>
-    <w:lsdException w:unhideWhenUsed="0" w:uiPriority="65" w:semiHidden="0" w:name="Medium List 1 Accent 5"/>
-    <w:lsdException w:unhideWhenUsed="0" w:uiPriority="66" w:semiHidden="0" w:name="Medium List 2 Accent 5"/>
-    <w:lsdException w:unhideWhenUsed="0" w:uiPriority="67" w:semiHidden="0" w:name="Medium Grid 1 Accent 5"/>
-    <w:lsdException w:unhideWhenUsed="0" w:uiPriority="68" w:semiHidden="0" w:name="Medium Grid 2 Accent 5"/>
-    <w:lsdException w:unhideWhenUsed="0" w:uiPriority="69" w:semiHidden="0" w:name="Medium Grid 3 Accent 5"/>
-    <w:lsdException w:unhideWhenUsed="0" w:uiPriority="70" w:semiHidden="0" w:name="Dark List Accent 5"/>
-    <w:lsdException w:unhideWhenUsed="0" w:uiPriority="71" w:semiHidden="0" w:name="Colorful Shading Accent 5"/>
-    <w:lsdException w:unhideWhenUsed="0" w:uiPriority="72" w:semiHidden="0" w:name="Colorful List Accent 5"/>
-    <w:lsdException w:unhideWhenUsed="0" w:uiPriority="73" w:semiHidden="0" w:name="Colorful Grid Accent 5"/>
-    <w:lsdException w:unhideWhenUsed="0" w:uiPriority="60" w:semiHidden="0" w:name="Light Shading Accent 6"/>
-    <w:lsdException w:unhideWhenUsed="0" w:uiPriority="61" w:semiHidden="0" w:name="Light List Accent 6"/>
-    <w:lsdException w:unhideWhenUsed="0" w:uiPriority="62" w:semiHidden="0" w:name="Light Grid Accent 6"/>
-    <w:lsdException w:unhideWhenUsed="0" w:uiPriority="63" w:semiHidden="0" w:name="Medium Shading 1 Accent 6"/>
-    <w:lsdException w:unhideWhenUsed="0" w:uiPriority="64" w:semiHidden="0" w:name="Medium Shading 2 Accent 6"/>
-    <w:lsdException w:unhideWhenUsed="0" w:uiPriority="65" w:semiHidden="0" w:name="Medium List 1 Accent 6"/>
-    <w:lsdException w:unhideWhenUsed="0" w:uiPriority="66" w:semiHidden="0" w:name="Medium List 2 Accent 6"/>
-    <w:lsdException w:unhideWhenUsed="0" w:uiPriority="67" w:semiHidden="0" w:name="Medium Grid 1 Accent 6"/>
-    <w:lsdException w:unhideWhenUsed="0" w:uiPriority="68" w:semiHidden="0" w:name="Medium Grid 2 Accent 6"/>
-    <w:lsdException w:unhideWhenUsed="0" w:uiPriority="69" w:semiHidden="0" w:name="Medium Grid 3 Accent 6"/>
-    <w:lsdException w:unhideWhenUsed="0" w:uiPriority="70" w:semiHidden="0" w:name="Dark List Accent 6"/>
-    <w:lsdException w:unhideWhenUsed="0" w:uiPriority="71" w:semiHidden="0" w:name="Colorful Shading Accent 6"/>
-    <w:lsdException w:unhideWhenUsed="0" w:uiPriority="72" w:semiHidden="0" w:name="Colorful List Accent 6"/>
-    <w:lsdException w:unhideWhenUsed="0" w:uiPriority="73" w:semiHidden="0" w:name="Colorful Grid Accent 6"/>
+  <w:latentStyles w:defLockedState="0" w:defUIPriority="99" w:defSemiHidden="1" w:defUnhideWhenUsed="1" w:defQFormat="0" w:count="260">
+    <w:lsdException w:name="Normal" w:semiHidden="0" w:uiPriority="0" w:unhideWhenUsed="0" w:qFormat="1"/>
+    <w:lsdException w:name="heading 1" w:semiHidden="0" w:uiPriority="0" w:unhideWhenUsed="0" w:qFormat="1"/>
+    <w:lsdException w:name="heading 2" w:semiHidden="0" w:uiPriority="0" w:qFormat="1"/>
+    <w:lsdException w:name="heading 3" w:uiPriority="0" w:qFormat="1"/>
+    <w:lsdException w:name="heading 4" w:semiHidden="0" w:uiPriority="0" w:qFormat="1"/>
+    <w:lsdException w:name="heading 5" w:uiPriority="0" w:qFormat="1"/>
+    <w:lsdException w:name="heading 6" w:uiPriority="0" w:qFormat="1"/>
+    <w:lsdException w:name="heading 7" w:uiPriority="0" w:qFormat="1"/>
+    <w:lsdException w:name="heading 8" w:uiPriority="0" w:qFormat="1"/>
+    <w:lsdException w:name="heading 9" w:uiPriority="0" w:qFormat="1"/>
+    <w:lsdException w:name="index 1" w:semiHidden="0" w:uiPriority="0" w:unhideWhenUsed="0"/>
+    <w:lsdException w:name="index 2" w:semiHidden="0" w:uiPriority="0" w:unhideWhenUsed="0"/>
+    <w:lsdException w:name="index 3" w:semiHidden="0" w:uiPriority="0" w:unhideWhenUsed="0"/>
+    <w:lsdException w:name="index 4" w:semiHidden="0" w:uiPriority="0" w:unhideWhenUsed="0"/>
+    <w:lsdException w:name="index 5" w:semiHidden="0" w:uiPriority="0" w:unhideWhenUsed="0"/>
+    <w:lsdException w:name="index 6" w:semiHidden="0" w:uiPriority="0" w:unhideWhenUsed="0"/>
+    <w:lsdException w:name="index 7" w:semiHidden="0" w:uiPriority="0" w:unhideWhenUsed="0"/>
+    <w:lsdException w:name="index 8" w:semiHidden="0" w:uiPriority="0" w:unhideWhenUsed="0"/>
+    <w:lsdException w:name="index 9" w:semiHidden="0" w:uiPriority="0" w:unhideWhenUsed="0"/>
+    <w:lsdException w:name="toc 1" w:semiHidden="0" w:uiPriority="0" w:unhideWhenUsed="0" w:qFormat="1"/>
+    <w:lsdException w:name="toc 2" w:semiHidden="0" w:uiPriority="0" w:unhideWhenUsed="0" w:qFormat="1"/>
+    <w:lsdException w:name="toc 3" w:semiHidden="0" w:uiPriority="0" w:unhideWhenUsed="0" w:qFormat="1"/>
+    <w:lsdException w:name="toc 4" w:semiHidden="0" w:uiPriority="0" w:unhideWhenUsed="0"/>
+    <w:lsdException w:name="toc 5" w:semiHidden="0" w:uiPriority="0" w:unhideWhenUsed="0"/>
+    <w:lsdException w:name="toc 6" w:semiHidden="0" w:uiPriority="0" w:unhideWhenUsed="0"/>
+    <w:lsdException w:name="toc 7" w:semiHidden="0" w:uiPriority="0" w:unhideWhenUsed="0"/>
+    <w:lsdException w:name="toc 8" w:semiHidden="0" w:uiPriority="0" w:unhideWhenUsed="0"/>
+    <w:lsdException w:name="toc 9" w:semiHidden="0" w:uiPriority="0" w:unhideWhenUsed="0"/>
+    <w:lsdException w:name="Normal Indent" w:semiHidden="0" w:uiPriority="0" w:unhideWhenUsed="0"/>
+    <w:lsdException w:name="footnote text" w:semiHidden="0" w:uiPriority="0" w:unhideWhenUsed="0"/>
+    <w:lsdException w:name="annotation text" w:semiHidden="0" w:uiPriority="0" w:unhideWhenUsed="0" w:qFormat="1"/>
+    <w:lsdException w:name="header" w:semiHidden="0" w:uiPriority="0" w:unhideWhenUsed="0" w:qFormat="1"/>
+    <w:lsdException w:name="footer" w:semiHidden="0" w:uiPriority="0" w:unhideWhenUsed="0" w:qFormat="1"/>
+    <w:lsdException w:name="index heading" w:semiHidden="0" w:uiPriority="0" w:unhideWhenUsed="0"/>
+    <w:lsdException w:name="caption" w:uiPriority="0" w:qFormat="1"/>
+    <w:lsdException w:name="table of figures" w:semiHidden="0" w:uiPriority="0" w:unhideWhenUsed="0"/>
+    <w:lsdException w:name="envelope address" w:semiHidden="0" w:uiPriority="0" w:unhideWhenUsed="0"/>
+    <w:lsdException w:name="envelope return" w:semiHidden="0" w:uiPriority="0" w:unhideWhenUsed="0"/>
+    <w:lsdException w:name="footnote reference" w:semiHidden="0" w:uiPriority="0" w:unhideWhenUsed="0"/>
+    <w:lsdException w:name="annotation reference" w:semiHidden="0" w:uiPriority="0" w:unhideWhenUsed="0"/>
+    <w:lsdException w:name="line number" w:semiHidden="0" w:uiPriority="0" w:unhideWhenUsed="0"/>
+    <w:lsdException w:name="page number" w:semiHidden="0" w:uiPriority="0" w:unhideWhenUsed="0"/>
+    <w:lsdException w:name="endnote reference" w:semiHidden="0" w:uiPriority="0" w:unhideWhenUsed="0"/>
+    <w:lsdException w:name="endnote text" w:semiHidden="0" w:uiPriority="0" w:unhideWhenUsed="0"/>
+    <w:lsdException w:name="table of authorities" w:semiHidden="0" w:uiPriority="0" w:unhideWhenUsed="0"/>
+    <w:lsdException w:name="macro" w:semiHidden="0" w:uiPriority="0" w:unhideWhenUsed="0"/>
+    <w:lsdException w:name="toa heading" w:semiHidden="0" w:uiPriority="0" w:unhideWhenUsed="0"/>
+    <w:lsdException w:name="List" w:semiHidden="0" w:uiPriority="0" w:unhideWhenUsed="0"/>
+    <w:lsdException w:name="List Bullet" w:semiHidden="0" w:uiPriority="0" w:unhideWhenUsed="0"/>
+    <w:lsdException w:name="List Number" w:semiHidden="0" w:uiPriority="0" w:unhideWhenUsed="0"/>
+    <w:lsdException w:name="List 2" w:semiHidden="0" w:uiPriority="0" w:unhideWhenUsed="0"/>
+    <w:lsdException w:name="List 3" w:semiHidden="0" w:uiPriority="0" w:unhideWhenUsed="0"/>
+    <w:lsdException w:name="List 4" w:semiHidden="0" w:uiPriority="0" w:unhideWhenUsed="0"/>
+    <w:lsdException w:name="List 5" w:semiHidden="0" w:uiPriority="0" w:unhideWhenUsed="0"/>
+    <w:lsdException w:name="List Bullet 2" w:semiHidden="0" w:uiPriority="0" w:unhideWhenUsed="0"/>
+    <w:lsdException w:name="List Bullet 3" w:semiHidden="0" w:uiPriority="0" w:unhideWhenUsed="0"/>
+    <w:lsdException w:name="List Bullet 4" w:semiHidden="0" w:uiPriority="0" w:unhideWhenUsed="0"/>
+    <w:lsdException w:name="List Bullet 5" w:semiHidden="0" w:uiPriority="0" w:unhideWhenUsed="0"/>
+    <w:lsdException w:name="List Number 2" w:semiHidden="0" w:uiPriority="0" w:unhideWhenUsed="0"/>
+    <w:lsdException w:name="List Number 3" w:semiHidden="0" w:uiPriority="0" w:unhideWhenUsed="0"/>
+    <w:lsdException w:name="List Number 4" w:semiHidden="0" w:uiPriority="0" w:unhideWhenUsed="0"/>
+    <w:lsdException w:name="List Number 5" w:semiHidden="0" w:uiPriority="0" w:unhideWhenUsed="0"/>
+    <w:lsdException w:name="Title" w:semiHidden="0" w:uiPriority="0" w:unhideWhenUsed="0" w:qFormat="1"/>
+    <w:lsdException w:name="Closing" w:semiHidden="0" w:uiPriority="0" w:unhideWhenUsed="0"/>
+    <w:lsdException w:name="Signature" w:semiHidden="0" w:uiPriority="0" w:unhideWhenUsed="0"/>
+    <w:lsdException w:name="Default Paragraph Font" w:uiPriority="0" w:unhideWhenUsed="0" w:qFormat="1"/>
+    <w:lsdException w:name="Body Text" w:uiPriority="0" w:unhideWhenUsed="0" w:qFormat="1"/>
+    <w:lsdException w:name="Body Text Indent" w:semiHidden="0" w:uiPriority="0" w:unhideWhenUsed="0"/>
+    <w:lsdException w:name="List Continue" w:semiHidden="0" w:uiPriority="0" w:unhideWhenUsed="0"/>
+    <w:lsdException w:name="List Continue 2" w:semiHidden="0" w:uiPriority="0" w:unhideWhenUsed="0"/>
+    <w:lsdException w:name="List Continue 3" w:semiHidden="0" w:uiPriority="0" w:unhideWhenUsed="0"/>
+    <w:lsdException w:name="List Continue 4" w:semiHidden="0" w:uiPriority="0" w:unhideWhenUsed="0"/>
+    <w:lsdException w:name="List Continue 5" w:semiHidden="0" w:uiPriority="0" w:unhideWhenUsed="0"/>
+    <w:lsdException w:name="Message Header" w:semiHidden="0" w:uiPriority="0" w:unhideWhenUsed="0"/>
+    <w:lsdException w:name="Subtitle" w:semiHidden="0" w:uiPriority="0" w:unhideWhenUsed="0" w:qFormat="1"/>
+    <w:lsdException w:name="Salutation" w:semiHidden="0" w:uiPriority="0" w:unhideWhenUsed="0"/>
+    <w:lsdException w:name="Date" w:semiHidden="0" w:uiPriority="0" w:unhideWhenUsed="0"/>
+    <w:lsdException w:name="Body Text First Indent" w:semiHidden="0" w:uiPriority="0" w:unhideWhenUsed="0"/>
+    <w:lsdException w:name="Body Text First Indent 2" w:semiHidden="0" w:uiPriority="0" w:unhideWhenUsed="0"/>
+    <w:lsdException w:name="Body Text 2" w:semiHidden="0" w:uiPriority="0" w:unhideWhenUsed="0"/>
+    <w:lsdException w:name="Body Text 3" w:semiHidden="0" w:uiPriority="0" w:unhideWhenUsed="0"/>
+    <w:lsdException w:name="Body Text Indent 2" w:semiHidden="0" w:uiPriority="0" w:unhideWhenUsed="0"/>
+    <w:lsdException w:name="Body Text Indent 3" w:semiHidden="0" w:uiPriority="0" w:unhideWhenUsed="0"/>
+    <w:lsdException w:name="Block Text" w:semiHidden="0" w:uiPriority="0" w:unhideWhenUsed="0"/>
+    <w:lsdException w:name="Hyperlink" w:semiHidden="0" w:uiPriority="0" w:unhideWhenUsed="0"/>
+    <w:lsdException w:name="FollowedHyperlink" w:semiHidden="0" w:uiPriority="0" w:unhideWhenUsed="0"/>
+    <w:lsdException w:name="Strong" w:semiHidden="0" w:uiPriority="0" w:unhideWhenUsed="0" w:qFormat="1"/>
+    <w:lsdException w:name="Emphasis" w:semiHidden="0" w:uiPriority="0" w:unhideWhenUsed="0" w:qFormat="1"/>
+    <w:lsdException w:name="Document Map" w:semiHidden="0" w:uiPriority="0" w:unhideWhenUsed="0"/>
+    <w:lsdException w:name="Plain Text" w:semiHidden="0" w:uiPriority="0" w:unhideWhenUsed="0"/>
+    <w:lsdException w:name="E-mail Signature" w:semiHidden="0" w:uiPriority="0" w:unhideWhenUsed="0"/>
+    <w:lsdException w:name="Normal (Web)" w:semiHidden="0" w:uiPriority="0" w:unhideWhenUsed="0" w:qFormat="1"/>
+    <w:lsdException w:name="HTML Acronym" w:semiHidden="0" w:uiPriority="0" w:unhideWhenUsed="0"/>
+    <w:lsdException w:name="HTML Address" w:semiHidden="0" w:uiPriority="0" w:unhideWhenUsed="0"/>
+    <w:lsdException w:name="HTML Cite" w:semiHidden="0" w:uiPriority="0" w:unhideWhenUsed="0"/>
+    <w:lsdException w:name="HTML Code" w:semiHidden="0" w:uiPriority="0" w:unhideWhenUsed="0"/>
+    <w:lsdException w:name="HTML Definition" w:semiHidden="0" w:uiPriority="0" w:unhideWhenUsed="0"/>
+    <w:lsdException w:name="HTML Keyboard" w:semiHidden="0" w:uiPriority="0" w:unhideWhenUsed="0"/>
+    <w:lsdException w:name="HTML Preformatted" w:semiHidden="0" w:uiPriority="0" w:unhideWhenUsed="0"/>
+    <w:lsdException w:name="HTML Sample" w:semiHidden="0" w:uiPriority="0" w:unhideWhenUsed="0"/>
+    <w:lsdException w:name="HTML Typewriter" w:semiHidden="0" w:uiPriority="0" w:unhideWhenUsed="0"/>
+    <w:lsdException w:name="HTML Variable" w:semiHidden="0" w:uiPriority="0" w:unhideWhenUsed="0"/>
+    <w:lsdException w:name="Normal Table" w:uiPriority="0" w:unhideWhenUsed="0" w:qFormat="1"/>
+    <w:lsdException w:name="annotation subject" w:semiHidden="0" w:uiPriority="0" w:unhideWhenUsed="0"/>
+    <w:lsdException w:name="Table Simple 1" w:semiHidden="0" w:uiPriority="0" w:unhideWhenUsed="0"/>
+    <w:lsdException w:name="Table Simple 2" w:semiHidden="0" w:uiPriority="0" w:unhideWhenUsed="0"/>
+    <w:lsdException w:name="Table Simple 3" w:semiHidden="0" w:uiPriority="0" w:unhideWhenUsed="0"/>
+    <w:lsdException w:name="Table Classic 1" w:semiHidden="0" w:uiPriority="0" w:unhideWhenUsed="0"/>
+    <w:lsdException w:name="Table Classic 2" w:semiHidden="0" w:uiPriority="0" w:unhideWhenUsed="0"/>
+    <w:lsdException w:name="Table Classic 3" w:semiHidden="0" w:uiPriority="0" w:unhideWhenUsed="0"/>
+    <w:lsdException w:name="Table Classic 4" w:semiHidden="0" w:uiPriority="0" w:unhideWhenUsed="0"/>
+    <w:lsdException w:name="Table Colorful 1" w:semiHidden="0" w:uiPriority="0" w:unhideWhenUsed="0"/>
+    <w:lsdException w:name="Table Colorful 2" w:semiHidden="0" w:uiPriority="0" w:unhideWhenUsed="0"/>
+    <w:lsdException w:name="Table Colorful 3" w:semiHidden="0" w:uiPriority="0" w:unhideWhenUsed="0"/>
+    <w:lsdException w:name="Table Columns 1" w:semiHidden="0" w:uiPriority="0" w:unhideWhenUsed="0"/>
+    <w:lsdException w:name="Table Columns 2" w:semiHidden="0" w:uiPriority="0" w:unhideWhenUsed="0"/>
+    <w:lsdException w:name="Table Columns 3" w:semiHidden="0" w:uiPriority="0" w:unhideWhenUsed="0"/>
+    <w:lsdException w:name="Table Columns 4" w:semiHidden="0" w:uiPriority="0" w:unhideWhenUsed="0"/>
+    <w:lsdException w:name="Table Columns 5" w:semiHidden="0" w:uiPriority="0" w:unhideWhenUsed="0"/>
+    <w:lsdException w:name="Table Grid 1" w:semiHidden="0" w:uiPriority="0" w:unhideWhenUsed="0"/>
+    <w:lsdException w:name="Table Grid 2" w:semiHidden="0" w:uiPriority="0" w:unhideWhenUsed="0"/>
+    <w:lsdException w:name="Table Grid 3" w:semiHidden="0" w:uiPriority="0" w:unhideWhenUsed="0"/>
+    <w:lsdException w:name="Table Grid 4" w:semiHidden="0" w:uiPriority="0" w:unhideWhenUsed="0"/>
+    <w:lsdException w:name="Table Grid 5" w:semiHidden="0" w:uiPriority="0" w:unhideWhenUsed="0"/>
+    <w:lsdException w:name="Table Grid 6" w:semiHidden="0" w:uiPriority="0" w:unhideWhenUsed="0"/>
+    <w:lsdException w:name="Table Grid 7" w:semiHidden="0" w:uiPriority="0" w:unhideWhenUsed="0"/>
+    <w:lsdException w:name="Table Grid 8" w:semiHidden="0" w:uiPriority="0" w:unhideWhenUsed="0"/>
+    <w:lsdException w:name="Table List 1" w:semiHidden="0" w:uiPriority="0" w:unhideWhenUsed="0"/>
+    <w:lsdException w:name="Table List 2" w:semiHidden="0" w:uiPriority="0" w:unhideWhenUsed="0"/>
+    <w:lsdException w:name="Table List 3" w:semiHidden="0" w:uiPriority="0" w:unhideWhenUsed="0"/>
+    <w:lsdException w:name="Table List 4" w:semiHidden="0" w:uiPriority="0" w:unhideWhenUsed="0"/>
+    <w:lsdException w:name="Table List 5" w:semiHidden="0" w:uiPriority="0" w:unhideWhenUsed="0"/>
+    <w:lsdException w:name="Table List 6" w:semiHidden="0" w:uiPriority="0" w:unhideWhenUsed="0"/>
+    <w:lsdException w:name="Table List 7" w:semiHidden="0" w:uiPriority="0" w:unhideWhenUsed="0"/>
+    <w:lsdException w:name="Table List 8" w:semiHidden="0" w:uiPriority="0" w:unhideWhenUsed="0"/>
+    <w:lsdException w:name="Table 3D effects 1" w:semiHidden="0" w:uiPriority="0" w:unhideWhenUsed="0"/>
+    <w:lsdException w:name="Table 3D effects 2" w:semiHidden="0" w:uiPriority="0" w:unhideWhenUsed="0"/>
+    <w:lsdException w:name="Table 3D effects 3" w:semiHidden="0" w:uiPriority="0" w:unhideWhenUsed="0"/>
+    <w:lsdException w:name="Table Contemporary" w:semiHidden="0" w:uiPriority="0" w:unhideWhenUsed="0"/>
+    <w:lsdException w:name="Table Elegant" w:semiHidden="0" w:uiPriority="0" w:unhideWhenUsed="0"/>
+    <w:lsdException w:name="Table Professional" w:semiHidden="0" w:uiPriority="0" w:unhideWhenUsed="0"/>
+    <w:lsdException w:name="Table Subtle 1" w:semiHidden="0" w:uiPriority="0" w:unhideWhenUsed="0"/>
+    <w:lsdException w:name="Table Subtle 2" w:semiHidden="0" w:uiPriority="0" w:unhideWhenUsed="0"/>
+    <w:lsdException w:name="Table Web 1" w:semiHidden="0" w:uiPriority="0" w:unhideWhenUsed="0"/>
+    <w:lsdException w:name="Table Web 2" w:semiHidden="0" w:uiPriority="0" w:unhideWhenUsed="0"/>
+    <w:lsdException w:name="Table Web 3" w:semiHidden="0" w:uiPriority="0" w:unhideWhenUsed="0"/>
+    <w:lsdException w:name="Balloon Text" w:semiHidden="0" w:uiPriority="0" w:unhideWhenUsed="0"/>
+    <w:lsdException w:name="Table Grid" w:semiHidden="0" w:uiPriority="0" w:unhideWhenUsed="0" w:qFormat="1"/>
+    <w:lsdException w:name="Table Theme" w:semiHidden="0" w:uiPriority="0" w:unhideWhenUsed="0"/>
+    <w:lsdException w:name="Light Shading" w:semiHidden="0" w:uiPriority="60" w:unhideWhenUsed="0"/>
+    <w:lsdException w:name="Light List" w:semiHidden="0" w:uiPriority="61" w:unhideWhenUsed="0"/>
+    <w:lsdException w:name="Light Grid" w:semiHidden="0" w:uiPriority="62" w:unhideWhenUsed="0"/>
+    <w:lsdException w:name="Medium Shading 1" w:semiHidden="0" w:uiPriority="63" w:unhideWhenUsed="0"/>
+    <w:lsdException w:name="Medium Shading 2" w:semiHidden="0" w:uiPriority="64" w:unhideWhenUsed="0"/>
+    <w:lsdException w:name="Medium List 1" w:semiHidden="0" w:uiPriority="65" w:unhideWhenUsed="0"/>
+    <w:lsdException w:name="Medium List 2" w:semiHidden="0" w:uiPriority="66" w:unhideWhenUsed="0"/>
+    <w:lsdException w:name="Medium Grid 1" w:semiHidden="0" w:uiPriority="67" w:unhideWhenUsed="0"/>
+    <w:lsdException w:name="Medium Grid 2" w:semiHidden="0" w:uiPriority="68" w:unhideWhenUsed="0"/>
+    <w:lsdException w:name="Medium Grid 3" w:semiHidden="0" w:uiPriority="69" w:unhideWhenUsed="0"/>
+    <w:lsdException w:name="Dark List" w:semiHidden="0" w:uiPriority="70" w:unhideWhenUsed="0"/>
+    <w:lsdException w:name="Colorful Shading" w:semiHidden="0" w:uiPriority="71" w:unhideWhenUsed="0"/>
+    <w:lsdException w:name="Colorful List" w:semiHidden="0" w:uiPriority="72" w:unhideWhenUsed="0"/>
+    <w:lsdException w:name="Colorful Grid" w:semiHidden="0" w:uiPriority="73" w:unhideWhenUsed="0"/>
+    <w:lsdException w:name="Light Shading Accent 1" w:semiHidden="0" w:uiPriority="60" w:unhideWhenUsed="0"/>
+    <w:lsdException w:name="Light List Accent 1" w:semiHidden="0" w:uiPriority="61" w:unhideWhenUsed="0"/>
+    <w:lsdException w:name="Light Grid Accent 1" w:semiHidden="0" w:uiPriority="62" w:unhideWhenUsed="0"/>
+    <w:lsdException w:name="Medium Shading 1 Accent 1" w:semiHidden="0" w:uiPriority="63" w:unhideWhenUsed="0"/>
+    <w:lsdException w:name="Medium Shading 2 Accent 1" w:semiHidden="0" w:uiPriority="64" w:unhideWhenUsed="0"/>
+    <w:lsdException w:name="Medium List 1 Accent 1" w:semiHidden="0" w:uiPriority="65" w:unhideWhenUsed="0"/>
+    <w:lsdException w:name="Medium List 2 Accent 1" w:semiHidden="0" w:uiPriority="66" w:unhideWhenUsed="0"/>
+    <w:lsdException w:name="Medium Grid 1 Accent 1" w:semiHidden="0" w:uiPriority="67" w:unhideWhenUsed="0"/>
+    <w:lsdException w:name="Medium Grid 2 Accent 1" w:semiHidden="0" w:uiPriority="68" w:unhideWhenUsed="0"/>
+    <w:lsdException w:name="Medium Grid 3 Accent 1" w:semiHidden="0" w:uiPriority="69" w:unhideWhenUsed="0"/>
+    <w:lsdException w:name="Dark List Accent 1" w:semiHidden="0" w:uiPriority="70" w:unhideWhenUsed="0"/>
+    <w:lsdException w:name="Colorful Shading Accent 1" w:semiHidden="0" w:uiPriority="71" w:unhideWhenUsed="0"/>
+    <w:lsdException w:name="Colorful List Accent 1" w:semiHidden="0" w:uiPriority="72" w:unhideWhenUsed="0"/>
+    <w:lsdException w:name="Colorful Grid Accent 1" w:semiHidden="0" w:uiPriority="73" w:unhideWhenUsed="0"/>
+    <w:lsdException w:name="Light Shading Accent 2" w:semiHidden="0" w:uiPriority="60" w:unhideWhenUsed="0"/>
+    <w:lsdException w:name="Light List Accent 2" w:semiHidden="0" w:uiPriority="61" w:unhideWhenUsed="0"/>
+    <w:lsdException w:name="Light Grid Accent 2" w:semiHidden="0" w:uiPriority="62" w:unhideWhenUsed="0"/>
+    <w:lsdException w:name="Medium Shading 1 Accent 2" w:semiHidden="0" w:uiPriority="63" w:unhideWhenUsed="0"/>
+    <w:lsdException w:name="Medium Shading 2 Accent 2" w:semiHidden="0" w:uiPriority="64" w:unhideWhenUsed="0"/>
+    <w:lsdException w:name="Medium List 1 Accent 2" w:semiHidden="0" w:uiPriority="65" w:unhideWhenUsed="0"/>
+    <w:lsdException w:name="Medium List 2 Accent 2" w:semiHidden="0" w:uiPriority="66" w:unhideWhenUsed="0"/>
+    <w:lsdException w:name="Medium Grid 1 Accent 2" w:semiHidden="0" w:uiPriority="67" w:unhideWhenUsed="0"/>
+    <w:lsdException w:name="Medium Grid 2 Accent 2" w:semiHidden="0" w:uiPriority="68" w:unhideWhenUsed="0"/>
+    <w:lsdException w:name="Medium Grid 3 Accent 2" w:semiHidden="0" w:uiPriority="69" w:unhideWhenUsed="0"/>
+    <w:lsdException w:name="Dark List Accent 2" w:semiHidden="0" w:uiPriority="70" w:unhideWhenUsed="0"/>
+    <w:lsdException w:name="Colorful Shading Accent 2" w:semiHidden="0" w:uiPriority="71" w:unhideWhenUsed="0"/>
+    <w:lsdException w:name="Colorful List Accent 2" w:semiHidden="0" w:uiPriority="72" w:unhideWhenUsed="0"/>
+    <w:lsdException w:name="Colorful Grid Accent 2" w:semiHidden="0" w:uiPriority="73" w:unhideWhenUsed="0"/>
+    <w:lsdException w:name="Light Shading Accent 3" w:semiHidden="0" w:uiPriority="60" w:unhideWhenUsed="0"/>
+    <w:lsdException w:name="Light List Accent 3" w:semiHidden="0" w:uiPriority="61" w:unhideWhenUsed="0"/>
+    <w:lsdException w:name="Light Grid Accent 3" w:semiHidden="0" w:uiPriority="62" w:unhideWhenUsed="0"/>
+    <w:lsdException w:name="Medium Shading 1 Accent 3" w:semiHidden="0" w:uiPriority="63" w:unhideWhenUsed="0"/>
+    <w:lsdException w:name="Medium Shading 2 Accent 3" w:semiHidden="0" w:uiPriority="64" w:unhideWhenUsed="0"/>
+    <w:lsdException w:name="Medium List 1 Accent 3" w:semiHidden="0" w:uiPriority="65" w:unhideWhenUsed="0"/>
+    <w:lsdException w:name="Medium List 2 Accent 3" w:semiHidden="0" w:uiPriority="66" w:unhideWhenUsed="0"/>
+    <w:lsdException w:name="Medium Grid 1 Accent 3" w:semiHidden="0" w:uiPriority="67" w:unhideWhenUsed="0"/>
+    <w:lsdException w:name="Medium Grid 2 Accent 3" w:semiHidden="0" w:uiPriority="68" w:unhideWhenUsed="0"/>
+    <w:lsdException w:name="Medium Grid 3 Accent 3" w:semiHidden="0" w:uiPriority="69" w:unhideWhenUsed="0"/>
+    <w:lsdException w:name="Dark List Accent 3" w:semiHidden="0" w:uiPriority="70" w:unhideWhenUsed="0"/>
+    <w:lsdException w:name="Colorful Shading Accent 3" w:semiHidden="0" w:uiPriority="71" w:unhideWhenUsed="0"/>
+    <w:lsdException w:name="Colorful List Accent 3" w:semiHidden="0" w:uiPriority="72" w:unhideWhenUsed="0"/>
+    <w:lsdException w:name="Colorful Grid Accent 3" w:semiHidden="0" w:uiPriority="73" w:unhideWhenUsed="0"/>
+    <w:lsdException w:name="Light Shading Accent 4" w:semiHidden="0" w:uiPriority="60" w:unhideWhenUsed="0"/>
+    <w:lsdException w:name="Light List Accent 4" w:semiHidden="0" w:uiPriority="61" w:unhideWhenUsed="0"/>
+    <w:lsdException w:name="Light Grid Accent 4" w:semiHidden="0" w:uiPriority="62" w:unhideWhenUsed="0"/>
+    <w:lsdException w:name="Medium Shading 1 Accent 4" w:semiHidden="0" w:uiPriority="63" w:unhideWhenUsed="0"/>
+    <w:lsdException w:name="Medium Shading 2 Accent 4" w:semiHidden="0" w:uiPriority="64" w:unhideWhenUsed="0"/>
+    <w:lsdException w:name="Medium List 1 Accent 4" w:semiHidden="0" w:uiPriority="65" w:unhideWhenUsed="0"/>
+    <w:lsdException w:name="Medium List 2 Accent 4" w:semiHidden="0" w:uiPriority="66" w:unhideWhenUsed="0"/>
+    <w:lsdException w:name="Medium Grid 1 Accent 4" w:semiHidden="0" w:uiPriority="67" w:unhideWhenUsed="0"/>
+    <w:lsdException w:name="Medium Grid 2 Accent 4" w:semiHidden="0" w:uiPriority="68" w:unhideWhenUsed="0"/>
+    <w:lsdException w:name="Medium Grid 3 Accent 4" w:semiHidden="0" w:uiPriority="69" w:unhideWhenUsed="0"/>
+    <w:lsdException w:name="Dark List Accent 4" w:semiHidden="0" w:uiPriority="70" w:unhideWhenUsed="0"/>
+    <w:lsdException w:name="Colorful Shading Accent 4" w:semiHidden="0" w:uiPriority="71" w:unhideWhenUsed="0"/>
+    <w:lsdException w:name="Colorful List Accent 4" w:semiHidden="0" w:uiPriority="72" w:unhideWhenUsed="0"/>
+    <w:lsdException w:name="Colorful Grid Accent 4" w:semiHidden="0" w:uiPriority="73" w:unhideWhenUsed="0"/>
+    <w:lsdException w:name="Light Shading Accent 5" w:semiHidden="0" w:uiPriority="60" w:unhideWhenUsed="0"/>
+    <w:lsdException w:name="Light List Accent 5" w:semiHidden="0" w:uiPriority="61" w:unhideWhenUsed="0"/>
+    <w:lsdException w:name="Light Grid Accent 5" w:semiHidden="0" w:uiPriority="62" w:unhideWhenUsed="0"/>
+    <w:lsdException w:name="Medium Shading 1 Accent 5" w:semiHidden="0" w:uiPriority="63" w:unhideWhenUsed="0"/>
+    <w:lsdException w:name="Medium Shading 2 Accent 5" w:semiHidden="0" w:uiPriority="64" w:unhideWhenUsed="0"/>
+    <w:lsdException w:name="Medium List 1 Accent 5" w:semiHidden="0" w:uiPriority="65" w:unhideWhenUsed="0"/>
+    <w:lsdException w:name="Medium List 2 Accent 5" w:semiHidden="0" w:uiPriority="66" w:unhideWhenUsed="0"/>
+    <w:lsdException w:name="Medium Grid 1 Accent 5" w:semiHidden="0" w:uiPriority="67" w:unhideWhenUsed="0"/>
+    <w:lsdException w:name="Medium Grid 2 Accent 5" w:semiHidden="0" w:uiPriority="68" w:unhideWhenUsed="0"/>
+    <w:lsdException w:name="Medium Grid 3 Accent 5" w:semiHidden="0" w:uiPriority="69" w:unhideWhenUsed="0"/>
+    <w:lsdException w:name="Dark List Accent 5" w:semiHidden="0" w:uiPriority="70" w:unhideWhenUsed="0"/>
+    <w:lsdException w:name="Colorful Shading Accent 5" w:semiHidden="0" w:uiPriority="71" w:unhideWhenUsed="0"/>
+    <w:lsdException w:name="Colorful List Accent 5" w:semiHidden="0" w:uiPriority="72" w:unhideWhenUsed="0"/>
+    <w:lsdException w:name="Colorful Grid Accent 5" w:semiHidden="0" w:uiPriority="73" w:unhideWhenUsed="0"/>
+    <w:lsdException w:name="Light Shading Accent 6" w:semiHidden="0" w:uiPriority="60" w:unhideWhenUsed="0"/>
+    <w:lsdException w:name="Light List Accent 6" w:semiHidden="0" w:uiPriority="61" w:unhideWhenUsed="0"/>
+    <w:lsdException w:name="Light Grid Accent 6" w:semiHidden="0" w:uiPriority="62" w:unhideWhenUsed="0"/>
+    <w:lsdException w:name="Medium Shading 1 Accent 6" w:semiHidden="0" w:uiPriority="63" w:unhideWhenUsed="0"/>
+    <w:lsdException w:name="Medium Shading 2 Accent 6" w:semiHidden="0" w:uiPriority="64" w:unhideWhenUsed="0"/>
+    <w:lsdException w:name="Medium List 1 Accent 6" w:semiHidden="0" w:uiPriority="65" w:unhideWhenUsed="0"/>
+    <w:lsdException w:name="Medium List 2 Accent 6" w:semiHidden="0" w:uiPriority="66" w:unhideWhenUsed="0"/>
+    <w:lsdException w:name="Medium Grid 1 Accent 6" w:semiHidden="0" w:uiPriority="67" w:unhideWhenUsed="0"/>
+    <w:lsdException w:name="Medium Grid 2 Accent 6" w:semiHidden="0" w:uiPriority="68" w:unhideWhenUsed="0"/>
+    <w:lsdException w:name="Medium Grid 3 Accent 6" w:semiHidden="0" w:uiPriority="69" w:unhideWhenUsed="0"/>
+    <w:lsdException w:name="Dark List Accent 6" w:semiHidden="0" w:uiPriority="70" w:unhideWhenUsed="0"/>
+    <w:lsdException w:name="Colorful Shading Accent 6" w:semiHidden="0" w:uiPriority="71" w:unhideWhenUsed="0"/>
+    <w:lsdException w:name="Colorful List Accent 6" w:semiHidden="0" w:uiPriority="72" w:unhideWhenUsed="0"/>
+    <w:lsdException w:name="Colorful Grid Accent 6" w:semiHidden="0" w:uiPriority="73" w:unhideWhenUsed="0"/>
   </w:latentStyles>
-  <w:style w:type="paragraph" w:default="1" w:styleId="1">
+  <w:style w:type="paragraph" w:default="1" w:styleId="Normal">
     <w:name w:val="Normal"/>
     <w:qFormat/>
-    <w:uiPriority w:val="0"/>
     <w:pPr>
       <w:kinsoku w:val="0"/>
       <w:autoSpaceDE w:val="0"/>
@@ -4089,7 +3968,7 @@
       <w:textAlignment w:val="baseline"/>
     </w:pPr>
     <w:rPr>
-      <w:rFonts w:ascii="Arial" w:hAnsi="Arial" w:eastAsia="宋体" w:cs="Arial"/>
+      <w:rFonts w:ascii="Arial" w:eastAsia="宋体" w:hAnsi="Arial" w:cs="Arial"/>
       <w:snapToGrid w:val="0"/>
       <w:color w:val="000000"/>
       <w:kern w:val="0"/>
@@ -4098,12 +3977,11 @@
       <w:lang w:val="en-US" w:eastAsia="en-US" w:bidi="ar-SA"/>
     </w:rPr>
   </w:style>
-  <w:style w:type="paragraph" w:styleId="2">
+  <w:style w:type="paragraph" w:styleId="Heading1">
     <w:name w:val="heading 1"/>
-    <w:basedOn w:val="1"/>
-    <w:next w:val="1"/>
+    <w:basedOn w:val="Normal"/>
+    <w:next w:val="Normal"/>
     <w:qFormat/>
-    <w:uiPriority w:val="0"/>
     <w:pPr>
       <w:keepNext/>
       <w:keepLines/>
@@ -4121,13 +3999,12 @@
       <w:sz w:val="44"/>
     </w:rPr>
   </w:style>
-  <w:style w:type="paragraph" w:styleId="3">
+  <w:style w:type="paragraph" w:styleId="Heading2">
     <w:name w:val="heading 2"/>
-    <w:basedOn w:val="1"/>
-    <w:next w:val="1"/>
+    <w:basedOn w:val="Normal"/>
+    <w:next w:val="Normal"/>
     <w:unhideWhenUsed/>
     <w:qFormat/>
-    <w:uiPriority w:val="0"/>
     <w:pPr>
       <w:keepNext/>
       <w:keepLines/>
@@ -4140,19 +4017,18 @@
       <w:outlineLvl w:val="1"/>
     </w:pPr>
     <w:rPr>
-      <w:rFonts w:ascii="Arial" w:hAnsi="Arial" w:eastAsia="黑体"/>
+      <w:rFonts w:ascii="Arial" w:eastAsia="黑体" w:hAnsi="Arial"/>
       <w:b/>
       <w:sz w:val="32"/>
     </w:rPr>
   </w:style>
-  <w:style w:type="paragraph" w:styleId="4">
+  <w:style w:type="paragraph" w:styleId="Heading3">
     <w:name w:val="heading 3"/>
-    <w:basedOn w:val="1"/>
-    <w:next w:val="1"/>
+    <w:basedOn w:val="Normal"/>
+    <w:next w:val="Normal"/>
     <w:semiHidden/>
     <w:unhideWhenUsed/>
     <w:qFormat/>
-    <w:uiPriority w:val="0"/>
     <w:pPr>
       <w:keepNext/>
       <w:keepLines/>
@@ -4169,13 +4045,12 @@
       <w:sz w:val="32"/>
     </w:rPr>
   </w:style>
-  <w:style w:type="paragraph" w:styleId="5">
+  <w:style w:type="paragraph" w:styleId="Heading4">
     <w:name w:val="heading 4"/>
-    <w:basedOn w:val="1"/>
-    <w:next w:val="1"/>
+    <w:basedOn w:val="Normal"/>
+    <w:next w:val="Normal"/>
     <w:unhideWhenUsed/>
     <w:qFormat/>
-    <w:uiPriority w:val="0"/>
     <w:pPr>
       <w:keepNext/>
       <w:keepLines/>
@@ -4188,19 +4063,18 @@
       <w:outlineLvl w:val="3"/>
     </w:pPr>
     <w:rPr>
-      <w:rFonts w:ascii="Arial" w:hAnsi="Arial" w:eastAsia="黑体"/>
+      <w:rFonts w:ascii="Arial" w:eastAsia="黑体" w:hAnsi="Arial"/>
       <w:b/>
       <w:sz w:val="28"/>
     </w:rPr>
   </w:style>
-  <w:style w:type="paragraph" w:styleId="6">
+  <w:style w:type="paragraph" w:styleId="Heading5">
     <w:name w:val="heading 5"/>
-    <w:basedOn w:val="1"/>
-    <w:next w:val="1"/>
+    <w:basedOn w:val="Normal"/>
+    <w:next w:val="Normal"/>
     <w:semiHidden/>
     <w:unhideWhenUsed/>
     <w:qFormat/>
-    <w:uiPriority w:val="0"/>
     <w:pPr>
       <w:keepNext/>
       <w:keepLines/>
@@ -4217,14 +4091,13 @@
       <w:sz w:val="28"/>
     </w:rPr>
   </w:style>
-  <w:style w:type="paragraph" w:styleId="7">
+  <w:style w:type="paragraph" w:styleId="Heading6">
     <w:name w:val="heading 6"/>
-    <w:basedOn w:val="1"/>
-    <w:next w:val="1"/>
+    <w:basedOn w:val="Normal"/>
+    <w:next w:val="Normal"/>
     <w:semiHidden/>
     <w:unhideWhenUsed/>
     <w:qFormat/>
-    <w:uiPriority w:val="0"/>
     <w:pPr>
       <w:keepNext/>
       <w:keepLines/>
@@ -4237,19 +4110,18 @@
       <w:outlineLvl w:val="5"/>
     </w:pPr>
     <w:rPr>
-      <w:rFonts w:ascii="Arial" w:hAnsi="Arial" w:eastAsia="黑体"/>
+      <w:rFonts w:ascii="Arial" w:eastAsia="黑体" w:hAnsi="Arial"/>
       <w:b/>
       <w:sz w:val="24"/>
     </w:rPr>
   </w:style>
-  <w:style w:type="paragraph" w:styleId="8">
+  <w:style w:type="paragraph" w:styleId="Heading7">
     <w:name w:val="heading 7"/>
-    <w:basedOn w:val="1"/>
-    <w:next w:val="1"/>
+    <w:basedOn w:val="Normal"/>
+    <w:next w:val="Normal"/>
     <w:semiHidden/>
     <w:unhideWhenUsed/>
     <w:qFormat/>
-    <w:uiPriority w:val="0"/>
     <w:pPr>
       <w:keepNext/>
       <w:keepLines/>
@@ -4266,14 +4138,13 @@
       <w:sz w:val="24"/>
     </w:rPr>
   </w:style>
-  <w:style w:type="paragraph" w:styleId="9">
+  <w:style w:type="paragraph" w:styleId="Heading8">
     <w:name w:val="heading 8"/>
-    <w:basedOn w:val="1"/>
-    <w:next w:val="1"/>
+    <w:basedOn w:val="Normal"/>
+    <w:next w:val="Normal"/>
     <w:semiHidden/>
     <w:unhideWhenUsed/>
     <w:qFormat/>
-    <w:uiPriority w:val="0"/>
     <w:pPr>
       <w:keepNext/>
       <w:keepLines/>
@@ -4286,18 +4157,17 @@
       <w:outlineLvl w:val="7"/>
     </w:pPr>
     <w:rPr>
-      <w:rFonts w:ascii="Arial" w:hAnsi="Arial" w:eastAsia="黑体"/>
+      <w:rFonts w:ascii="Arial" w:eastAsia="黑体" w:hAnsi="Arial"/>
       <w:sz w:val="24"/>
     </w:rPr>
   </w:style>
-  <w:style w:type="paragraph" w:styleId="10">
+  <w:style w:type="paragraph" w:styleId="Heading9">
     <w:name w:val="heading 9"/>
-    <w:basedOn w:val="1"/>
-    <w:next w:val="1"/>
+    <w:basedOn w:val="Normal"/>
+    <w:next w:val="Normal"/>
     <w:semiHidden/>
     <w:unhideWhenUsed/>
     <w:qFormat/>
-    <w:uiPriority w:val="0"/>
     <w:pPr>
       <w:keepNext/>
       <w:keepLines/>
@@ -4310,21 +4180,19 @@
       <w:outlineLvl w:val="8"/>
     </w:pPr>
     <w:rPr>
-      <w:rFonts w:ascii="Arial" w:hAnsi="Arial" w:eastAsia="黑体"/>
+      <w:rFonts w:ascii="Arial" w:eastAsia="黑体" w:hAnsi="Arial"/>
       <w:sz w:val="21"/>
     </w:rPr>
   </w:style>
-  <w:style w:type="character" w:default="1" w:styleId="22">
+  <w:style w:type="character" w:default="1" w:styleId="DefaultParagraphFont">
     <w:name w:val="Default Paragraph Font"/>
     <w:semiHidden/>
     <w:qFormat/>
-    <w:uiPriority w:val="0"/>
   </w:style>
-  <w:style w:type="table" w:default="1" w:styleId="20">
+  <w:style w:type="table" w:default="1" w:styleId="TableNormal">
     <w:name w:val="Normal Table"/>
     <w:semiHidden/>
     <w:qFormat/>
-    <w:uiPriority w:val="0"/>
     <w:tblPr>
       <w:tblCellMar>
         <w:top w:w="0" w:type="dxa"/>
@@ -4334,43 +4202,39 @@
       </w:tblCellMar>
     </w:tblPr>
   </w:style>
-  <w:style w:type="paragraph" w:styleId="11">
+  <w:style w:type="paragraph" w:styleId="CommentText">
     <w:name w:val="annotation text"/>
-    <w:basedOn w:val="1"/>
+    <w:basedOn w:val="Normal"/>
     <w:qFormat/>
-    <w:uiPriority w:val="0"/>
     <w:pPr>
       <w:jc w:val="left"/>
     </w:pPr>
   </w:style>
-  <w:style w:type="paragraph" w:styleId="12">
+  <w:style w:type="paragraph" w:styleId="BodyText">
     <w:name w:val="Body Text"/>
-    <w:basedOn w:val="1"/>
+    <w:basedOn w:val="Normal"/>
     <w:semiHidden/>
     <w:qFormat/>
-    <w:uiPriority w:val="0"/>
     <w:rPr>
-      <w:rFonts w:ascii="Arial" w:hAnsi="Arial" w:eastAsia="Arial" w:cs="Arial"/>
+      <w:rFonts w:ascii="Arial" w:eastAsia="Arial" w:hAnsi="Arial" w:cs="Arial"/>
       <w:sz w:val="21"/>
       <w:szCs w:val="21"/>
       <w:lang w:val="en-US" w:eastAsia="en-US" w:bidi="ar-SA"/>
     </w:rPr>
   </w:style>
-  <w:style w:type="paragraph" w:styleId="13">
+  <w:style w:type="paragraph" w:styleId="TOC3">
     <w:name w:val="toc 3"/>
-    <w:basedOn w:val="1"/>
-    <w:next w:val="1"/>
+    <w:basedOn w:val="Normal"/>
+    <w:next w:val="Normal"/>
     <w:qFormat/>
-    <w:uiPriority w:val="0"/>
     <w:pPr>
       <w:ind w:left="840" w:leftChars="400"/>
     </w:pPr>
   </w:style>
-  <w:style w:type="paragraph" w:styleId="14">
+  <w:style w:type="paragraph" w:styleId="Footer">
     <w:name w:val="footer"/>
-    <w:basedOn w:val="1"/>
+    <w:basedOn w:val="Normal"/>
     <w:qFormat/>
-    <w:uiPriority w:val="0"/>
     <w:pPr>
       <w:tabs>
         <w:tab w:val="center" w:pos="4153"/>
@@ -4383,17 +4247,16 @@
       <w:sz w:val="18"/>
     </w:rPr>
   </w:style>
-  <w:style w:type="paragraph" w:styleId="15">
+  <w:style w:type="paragraph" w:styleId="Header">
     <w:name w:val="header"/>
-    <w:basedOn w:val="1"/>
+    <w:basedOn w:val="Normal"/>
     <w:qFormat/>
-    <w:uiPriority w:val="0"/>
     <w:pPr>
       <w:pBdr>
-        <w:top w:val="none" w:color="auto" w:sz="0" w:space="0"/>
-        <w:left w:val="none" w:color="auto" w:sz="0" w:space="0"/>
-        <w:bottom w:val="none" w:color="auto" w:sz="0" w:space="0"/>
-        <w:right w:val="none" w:color="auto" w:sz="0" w:space="0"/>
+        <w:top w:val="nil"/>
+        <w:left w:val="nil"/>
+        <w:bottom w:val="nil"/>
+        <w:right w:val="nil"/>
       </w:pBdr>
       <w:tabs>
         <w:tab w:val="center" w:pos="4153"/>
@@ -4408,41 +4271,37 @@
       <w:sz w:val="18"/>
     </w:rPr>
   </w:style>
-  <w:style w:type="paragraph" w:styleId="16">
+  <w:style w:type="paragraph" w:styleId="TOC1">
     <w:name w:val="toc 1"/>
-    <w:basedOn w:val="1"/>
-    <w:next w:val="1"/>
+    <w:basedOn w:val="Normal"/>
+    <w:next w:val="Normal"/>
     <w:qFormat/>
-    <w:uiPriority w:val="0"/>
     <w:rPr>
-      <w:rFonts w:ascii="Arial" w:hAnsi="Arial" w:eastAsia="Microsoft JhengHei"/>
+      <w:rFonts w:ascii="Arial" w:eastAsia="Microsoft JhengHei" w:hAnsi="Arial"/>
       <w:sz w:val="24"/>
     </w:rPr>
   </w:style>
-  <w:style w:type="paragraph" w:styleId="17">
+  <w:style w:type="paragraph" w:styleId="TOC2">
     <w:name w:val="toc 2"/>
-    <w:basedOn w:val="1"/>
-    <w:next w:val="1"/>
+    <w:basedOn w:val="Normal"/>
+    <w:next w:val="Normal"/>
     <w:qFormat/>
-    <w:uiPriority w:val="0"/>
     <w:pPr>
       <w:ind w:left="420" w:leftChars="200"/>
     </w:pPr>
   </w:style>
-  <w:style w:type="paragraph" w:styleId="18">
+  <w:style w:type="paragraph" w:styleId="NormalWeb">
     <w:name w:val="Normal (Web)"/>
-    <w:basedOn w:val="1"/>
+    <w:basedOn w:val="Normal"/>
     <w:qFormat/>
-    <w:uiPriority w:val="0"/>
     <w:rPr>
       <w:sz w:val="24"/>
     </w:rPr>
   </w:style>
-  <w:style w:type="paragraph" w:styleId="19">
+  <w:style w:type="paragraph" w:styleId="Title">
     <w:name w:val="Title"/>
-    <w:basedOn w:val="1"/>
+    <w:basedOn w:val="Normal"/>
     <w:qFormat/>
-    <w:uiPriority w:val="0"/>
     <w:pPr>
       <w:spacing w:before="240" w:beforeLines="0" w:beforeAutospacing="0" w:after="60" w:afterLines="0" w:afterAutospacing="0"/>
       <w:jc w:val="center"/>
@@ -4454,73 +4313,68 @@
       <w:sz w:val="32"/>
     </w:rPr>
   </w:style>
-  <w:style w:type="table" w:styleId="21">
+  <w:style w:type="table" w:styleId="TableGrid">
     <w:name w:val="Table Grid"/>
-    <w:basedOn w:val="20"/>
+    <w:basedOn w:val="TableNormal"/>
     <w:qFormat/>
-    <w:uiPriority w:val="0"/>
     <w:pPr>
       <w:widowControl w:val="0"/>
       <w:jc w:val="both"/>
     </w:pPr>
     <w:tblPr>
       <w:tblBorders>
-        <w:top w:val="single" w:color="auto" w:sz="4" w:space="0"/>
-        <w:left w:val="single" w:color="auto" w:sz="4" w:space="0"/>
-        <w:bottom w:val="single" w:color="auto" w:sz="4" w:space="0"/>
-        <w:right w:val="single" w:color="auto" w:sz="4" w:space="0"/>
-        <w:insideH w:val="single" w:color="auto" w:sz="4" w:space="0"/>
-        <w:insideV w:val="single" w:color="auto" w:sz="4" w:space="0"/>
+        <w:top w:val="single" w:sz="4" w:space="0" w:color="auto"/>
+        <w:left w:val="single" w:sz="4" w:space="0" w:color="auto"/>
+        <w:bottom w:val="single" w:sz="4" w:space="0" w:color="auto"/>
+        <w:right w:val="single" w:sz="4" w:space="0" w:color="auto"/>
+        <w:insideH w:val="single" w:sz="4" w:space="0" w:color="auto"/>
+        <w:insideV w:val="single" w:sz="4" w:space="0" w:color="auto"/>
       </w:tblBorders>
     </w:tblPr>
   </w:style>
-  <w:style w:type="character" w:styleId="23">
+  <w:style w:type="character" w:styleId="Strong">
     <w:name w:val="Strong"/>
-    <w:basedOn w:val="22"/>
+    <w:basedOn w:val="DefaultParagraphFont"/>
     <w:qFormat/>
-    <w:uiPriority w:val="0"/>
     <w:rPr>
       <w:b/>
     </w:rPr>
   </w:style>
-  <w:style w:type="paragraph" w:customStyle="1" w:styleId="24">
+  <w:style w:type="paragraph" w:customStyle="1" w:styleId="a">
     <w:name w:val="柴_公司名"/>
-    <w:basedOn w:val="19"/>
+    <w:basedOn w:val="Title"/>
     <w:qFormat/>
-    <w:uiPriority w:val="0"/>
     <w:pPr>
       <w:spacing w:after="600" w:afterLines="600"/>
     </w:pPr>
     <w:rPr>
-      <w:rFonts w:hint="eastAsia" w:ascii="宋体" w:hAnsi="宋体" w:eastAsia="宋体" w:cs="宋体"/>
+      <w:rFonts w:ascii="宋体" w:eastAsia="宋体" w:hAnsi="宋体" w:cs="宋体" w:hint="eastAsia"/>
       <w:bCs/>
       <w:spacing w:val="-6"/>
       <w:sz w:val="52"/>
       <w:szCs w:val="52"/>
     </w:rPr>
   </w:style>
-  <w:style w:type="paragraph" w:customStyle="1" w:styleId="25">
+  <w:style w:type="paragraph" w:customStyle="1" w:styleId="a0">
     <w:name w:val="柴_文档名"/>
-    <w:basedOn w:val="19"/>
+    <w:basedOn w:val="Title"/>
     <w:qFormat/>
-    <w:uiPriority w:val="0"/>
     <w:pPr>
       <w:spacing w:after="900" w:afterLines="900"/>
     </w:pPr>
     <w:rPr>
-      <w:rFonts w:ascii="黑体" w:hAnsi="黑体" w:eastAsia="黑体" w:cs="黑体"/>
+      <w:rFonts w:ascii="黑体" w:eastAsia="黑体" w:hAnsi="黑体" w:cs="黑体"/>
       <w:bCs/>
       <w:spacing w:val="-7"/>
       <w:sz w:val="52"/>
       <w:szCs w:val="52"/>
     </w:rPr>
   </w:style>
-  <w:style w:type="table" w:customStyle="1" w:styleId="26">
+  <w:style w:type="table" w:customStyle="1" w:styleId="TableNormal0">
     <w:name w:val="Table Normal_0"/>
     <w:semiHidden/>
     <w:unhideWhenUsed/>
     <w:qFormat/>
-    <w:uiPriority w:val="0"/>
     <w:tblPr>
       <w:tblCellMar>
         <w:top w:w="0" w:type="dxa"/>
@@ -4530,87 +4384,81 @@
       </w:tblCellMar>
     </w:tblPr>
   </w:style>
-  <w:style w:type="paragraph" w:customStyle="1" w:styleId="27">
+  <w:style w:type="paragraph" w:customStyle="1" w:styleId="TableText">
     <w:name w:val="Table Text"/>
-    <w:basedOn w:val="1"/>
+    <w:basedOn w:val="Normal"/>
     <w:semiHidden/>
     <w:qFormat/>
-    <w:uiPriority w:val="0"/>
     <w:rPr>
-      <w:rFonts w:ascii="宋体" w:hAnsi="宋体" w:eastAsia="宋体" w:cs="宋体"/>
+      <w:rFonts w:ascii="宋体" w:eastAsia="宋体" w:hAnsi="宋体" w:cs="宋体"/>
       <w:sz w:val="21"/>
       <w:szCs w:val="21"/>
       <w:lang w:val="en-US" w:eastAsia="en-US" w:bidi="ar-SA"/>
     </w:rPr>
   </w:style>
-  <w:style w:type="paragraph" w:customStyle="1" w:styleId="28">
+  <w:style w:type="paragraph" w:customStyle="1" w:styleId="1">
     <w:name w:val="柴_标题1"/>
-    <w:basedOn w:val="2"/>
-    <w:next w:val="29"/>
-    <w:link w:val="38"/>
+    <w:basedOn w:val="Heading1"/>
+    <w:next w:val="a1"/>
+    <w:link w:val="1Char"/>
     <w:qFormat/>
-    <w:uiPriority w:val="0"/>
     <w:pPr>
       <w:spacing w:before="100" w:after="90" w:line="360" w:lineRule="auto"/>
     </w:pPr>
     <w:rPr>
-      <w:rFonts w:ascii="Arial" w:hAnsi="Arial" w:eastAsia="宋体"/>
+      <w:rFonts w:ascii="Arial" w:eastAsia="宋体" w:hAnsi="Arial"/>
       <w:sz w:val="32"/>
     </w:rPr>
   </w:style>
-  <w:style w:type="paragraph" w:customStyle="1" w:styleId="29">
+  <w:style w:type="paragraph" w:customStyle="1" w:styleId="a1">
     <w:name w:val="柴_正文"/>
-    <w:basedOn w:val="12"/>
-    <w:link w:val="42"/>
+    <w:basedOn w:val="BodyText"/>
+    <w:link w:val="Char"/>
     <w:qFormat/>
-    <w:uiPriority w:val="0"/>
     <w:pPr>
       <w:spacing w:line="360" w:lineRule="auto"/>
       <w:ind w:firstLine="470" w:firstLineChars="200"/>
     </w:pPr>
     <w:rPr>
-      <w:rFonts w:ascii="Arial" w:hAnsi="Arial" w:eastAsia="宋体"/>
+      <w:rFonts w:ascii="Arial" w:eastAsia="宋体" w:hAnsi="Arial"/>
       <w:sz w:val="24"/>
       <w:lang w:eastAsia="zh-CN"/>
     </w:rPr>
   </w:style>
-  <w:style w:type="paragraph" w:customStyle="1" w:styleId="30">
+  <w:style w:type="paragraph" w:customStyle="1" w:styleId="2">
     <w:name w:val="柴_标题2"/>
-    <w:basedOn w:val="3"/>
-    <w:next w:val="29"/>
+    <w:basedOn w:val="Heading2"/>
+    <w:next w:val="a1"/>
     <w:qFormat/>
-    <w:uiPriority w:val="0"/>
     <w:pPr>
       <w:spacing w:line="360" w:lineRule="auto"/>
     </w:pPr>
     <w:rPr>
-      <w:rFonts w:ascii="Arial" w:hAnsi="Arial" w:eastAsia="宋体"/>
+      <w:rFonts w:ascii="Arial" w:eastAsia="宋体" w:hAnsi="Arial"/>
       <w:sz w:val="28"/>
     </w:rPr>
   </w:style>
-  <w:style w:type="paragraph" w:customStyle="1" w:styleId="31">
+  <w:style w:type="paragraph" w:customStyle="1" w:styleId="3">
     <w:name w:val="柴_标题3"/>
-    <w:basedOn w:val="4"/>
-    <w:next w:val="29"/>
+    <w:basedOn w:val="Heading3"/>
+    <w:next w:val="a1"/>
     <w:qFormat/>
-    <w:uiPriority w:val="0"/>
     <w:pPr>
       <w:spacing w:line="360" w:lineRule="auto"/>
       <w:ind w:left="0" w:firstLine="472" w:firstLineChars="200"/>
     </w:pPr>
     <w:rPr>
-      <w:rFonts w:ascii="宋体" w:hAnsi="宋体" w:eastAsia="宋体" w:cs="宋体"/>
+      <w:rFonts w:ascii="宋体" w:eastAsia="宋体" w:hAnsi="宋体" w:cs="宋体"/>
       <w:spacing w:val="-2"/>
       <w:sz w:val="24"/>
       <w:szCs w:val="24"/>
     </w:rPr>
   </w:style>
-  <w:style w:type="paragraph" w:customStyle="1" w:styleId="32">
+  <w:style w:type="paragraph" w:customStyle="1" w:styleId="a2">
     <w:name w:val="柴_目录"/>
-    <w:basedOn w:val="1"/>
-    <w:next w:val="12"/>
+    <w:basedOn w:val="Normal"/>
+    <w:next w:val="BodyText"/>
     <w:qFormat/>
-    <w:uiPriority w:val="0"/>
     <w:pPr>
       <w:tabs>
         <w:tab w:val="right" w:leader="dot" w:pos="8442"/>
@@ -4618,64 +4466,59 @@
       <w:ind w:left="0" w:leftChars="0"/>
     </w:pPr>
     <w:rPr>
-      <w:rFonts w:ascii="Arial" w:hAnsi="Arial" w:eastAsia="Microsoft JhengHei"/>
+      <w:rFonts w:ascii="Arial" w:eastAsia="Microsoft JhengHei" w:hAnsi="Arial"/>
       <w:sz w:val="24"/>
     </w:rPr>
   </w:style>
-  <w:style w:type="paragraph" w:customStyle="1" w:styleId="33">
+  <w:style w:type="paragraph" w:customStyle="1" w:styleId="WPSOffice1">
     <w:name w:val="WPSOffice手动目录 1"/>
     <w:qFormat/>
-    <w:uiPriority w:val="0"/>
     <w:pPr>
       <w:ind w:leftChars="0"/>
     </w:pPr>
     <w:rPr>
-      <w:rFonts w:ascii="Times New Roman" w:hAnsi="Times New Roman" w:eastAsia="宋体" w:cs="Times New Roman"/>
+      <w:rFonts w:ascii="Times New Roman" w:eastAsia="宋体" w:hAnsi="Times New Roman" w:cs="Times New Roman"/>
       <w:sz w:val="20"/>
       <w:szCs w:val="20"/>
     </w:rPr>
   </w:style>
-  <w:style w:type="paragraph" w:customStyle="1" w:styleId="34">
+  <w:style w:type="paragraph" w:customStyle="1" w:styleId="WPSOffice2">
     <w:name w:val="WPSOffice手动目录 2"/>
     <w:qFormat/>
-    <w:uiPriority w:val="0"/>
     <w:pPr>
       <w:ind w:leftChars="200"/>
     </w:pPr>
     <w:rPr>
-      <w:rFonts w:ascii="Times New Roman" w:hAnsi="Times New Roman" w:eastAsia="宋体" w:cs="Times New Roman"/>
+      <w:rFonts w:ascii="Times New Roman" w:eastAsia="宋体" w:hAnsi="Times New Roman" w:cs="Times New Roman"/>
       <w:sz w:val="20"/>
       <w:szCs w:val="20"/>
     </w:rPr>
   </w:style>
-  <w:style w:type="paragraph" w:customStyle="1" w:styleId="35">
+  <w:style w:type="paragraph" w:customStyle="1" w:styleId="WPSOffice3">
     <w:name w:val="WPSOffice手动目录 3"/>
     <w:qFormat/>
-    <w:uiPriority w:val="0"/>
     <w:pPr>
       <w:ind w:leftChars="400"/>
     </w:pPr>
     <w:rPr>
-      <w:rFonts w:ascii="Times New Roman" w:hAnsi="Times New Roman" w:eastAsia="宋体" w:cs="Times New Roman"/>
+      <w:rFonts w:ascii="Times New Roman" w:eastAsia="宋体" w:hAnsi="Times New Roman" w:cs="Times New Roman"/>
       <w:sz w:val="20"/>
       <w:szCs w:val="20"/>
     </w:rPr>
   </w:style>
-  <w:style w:type="paragraph" w:customStyle="1" w:styleId="36">
+  <w:style w:type="paragraph" w:customStyle="1" w:styleId="Compact">
     <w:name w:val="Compact"/>
-    <w:basedOn w:val="12"/>
+    <w:basedOn w:val="BodyText"/>
     <w:qFormat/>
-    <w:uiPriority w:val="0"/>
     <w:pPr>
       <w:spacing w:before="36" w:after="36"/>
     </w:pPr>
   </w:style>
-  <w:style w:type="table" w:customStyle="1" w:styleId="37">
+  <w:style w:type="table" w:customStyle="1" w:styleId="Table">
     <w:name w:val="Table"/>
     <w:semiHidden/>
     <w:unhideWhenUsed/>
     <w:qFormat/>
-    <w:uiPriority w:val="0"/>
     <w:tblPr>
       <w:tblCellMar>
         <w:top w:w="0" w:type="dxa"/>
@@ -4687,28 +4530,26 @@
     <w:tblStylePr w:type="firstRow">
       <w:tcPr>
         <w:tcBorders>
-          <w:bottom w:val="single" w:color="auto" w:sz="0" w:space="0"/>
+          <w:bottom w:val="single" w:sz="0" w:space="0" w:color="auto"/>
         </w:tcBorders>
         <w:vAlign w:val="bottom"/>
       </w:tcPr>
     </w:tblStylePr>
   </w:style>
-  <w:style w:type="character" w:customStyle="1" w:styleId="38">
+  <w:style w:type="character" w:customStyle="1" w:styleId="1Char">
     <w:name w:val="柴_标题1 Char"/>
-    <w:link w:val="28"/>
+    <w:link w:val="1"/>
     <w:qFormat/>
-    <w:uiPriority w:val="0"/>
     <w:rPr>
-      <w:rFonts w:ascii="Arial" w:hAnsi="Arial" w:eastAsia="宋体"/>
+      <w:rFonts w:ascii="Arial" w:eastAsia="宋体" w:hAnsi="Arial"/>
       <w:sz w:val="32"/>
     </w:rPr>
   </w:style>
-  <w:style w:type="table" w:customStyle="1" w:styleId="39">
+  <w:style w:type="table" w:customStyle="1" w:styleId="TableNormal1">
     <w:name w:val="Table Normal_1"/>
     <w:semiHidden/>
     <w:unhideWhenUsed/>
     <w:qFormat/>
-    <w:uiPriority w:val="0"/>
     <w:tblPr>
       <w:tblCellMar>
         <w:top w:w="0" w:type="dxa"/>
@@ -4718,11 +4559,10 @@
       </w:tblCellMar>
     </w:tblPr>
   </w:style>
-  <w:style w:type="paragraph" w:customStyle="1" w:styleId="40">
+  <w:style w:type="paragraph" w:customStyle="1" w:styleId="a3">
     <w:name w:val="柴_正文_无缩进"/>
-    <w:basedOn w:val="1"/>
+    <w:basedOn w:val="Normal"/>
     <w:qFormat/>
-    <w:uiPriority w:val="0"/>
     <w:pPr>
       <w:ind w:firstLine="0" w:firstLineChars="0"/>
     </w:pPr>
@@ -4732,31 +4572,29 @@
       <w:lang w:eastAsia="zh-CN"/>
     </w:rPr>
   </w:style>
-  <w:style w:type="paragraph" w:customStyle="1" w:styleId="41">
+  <w:style w:type="paragraph" w:customStyle="1" w:styleId="4">
     <w:name w:val="柴_标题4"/>
-    <w:basedOn w:val="5"/>
-    <w:next w:val="1"/>
+    <w:basedOn w:val="Heading4"/>
+    <w:next w:val="Normal"/>
     <w:qFormat/>
-    <w:uiPriority w:val="0"/>
     <w:pPr>
       <w:widowControl w:val="0"/>
       <w:spacing w:before="160" w:line="360" w:lineRule="auto"/>
-      <w:ind w:left="981" w:leftChars="300" w:hanging="862"/>
+      <w:ind w:left="981" w:hanging="862" w:leftChars="300"/>
     </w:pPr>
     <w:rPr>
-      <w:rFonts w:hint="eastAsia" w:ascii="Calibri" w:hAnsi="Calibri" w:eastAsia="宋体" w:cs="宋体"/>
+      <w:rFonts w:ascii="Calibri" w:eastAsia="宋体" w:hAnsi="Calibri" w:cs="宋体" w:hint="eastAsia"/>
       <w:sz w:val="24"/>
       <w:szCs w:val="24"/>
       <w:lang w:eastAsia="zh-CN" w:bidi="zh-CN"/>
     </w:rPr>
   </w:style>
-  <w:style w:type="character" w:customStyle="1" w:styleId="42">
+  <w:style w:type="character" w:customStyle="1" w:styleId="Char">
     <w:name w:val="柴_正文 Char"/>
-    <w:link w:val="29"/>
+    <w:link w:val="a1"/>
     <w:qFormat/>
-    <w:uiPriority w:val="0"/>
     <w:rPr>
-      <w:rFonts w:ascii="Arial" w:hAnsi="Arial" w:eastAsia="宋体"/>
+      <w:rFonts w:ascii="Arial" w:eastAsia="宋体" w:hAnsi="Arial"/>
       <w:sz w:val="24"/>
       <w:lang w:eastAsia="zh-CN"/>
     </w:rPr>
